--- a/Generic Data Structure Library (GDSL)/Note's/Implement C++ library.docx
+++ b/Generic Data Structure Library (GDSL)/Note's/Implement C++ library.docx
@@ -948,6 +948,5963 @@
         </w:rPr>
         <w:t xml:space="preserve">   </w:t>
       </w:r>
+      <w:r>
+        <w:rPr>
+          <w:b/>
+          <w:bCs/>
+          <w:sz w:val="28"/>
+          <w:szCs w:val="28"/>
+        </w:rPr>
+        <w:t xml:space="preserve"> </w:t>
+      </w:r>
+    </w:p>
+    <w:tbl>
+      <w:tblPr>
+        <w:tblStyle w:val="TableGrid"/>
+        <w:tblW w:w="11199" w:type="dxa"/>
+        <w:tblBorders>
+          <w:top w:val="none" w:sz="0" w:space="0" w:color="auto"/>
+          <w:left w:val="none" w:sz="0" w:space="0" w:color="auto"/>
+          <w:bottom w:val="none" w:sz="0" w:space="0" w:color="auto"/>
+          <w:right w:val="none" w:sz="0" w:space="0" w:color="auto"/>
+          <w:insideH w:val="none" w:sz="0" w:space="0" w:color="auto"/>
+          <w:insideV w:val="none" w:sz="0" w:space="0" w:color="auto"/>
+        </w:tblBorders>
+        <w:tblCellMar>
+          <w:left w:w="0" w:type="dxa"/>
+          <w:right w:w="0" w:type="dxa"/>
+        </w:tblCellMar>
+        <w:tblLook w:val="04A0" w:firstRow="1" w:lastRow="0" w:firstColumn="1" w:lastColumn="0" w:noHBand="0" w:noVBand="1"/>
+      </w:tblPr>
+      <w:tblGrid>
+        <w:gridCol w:w="3261"/>
+        <w:gridCol w:w="7938"/>
+      </w:tblGrid>
+      <w:tr>
+        <w:tc>
+          <w:tcPr>
+            <w:tcW w:w="3261" w:type="dxa"/>
+          </w:tcPr>
+          <w:p>
+            <w:pPr>
+              <w:spacing w:line="276" w:lineRule="auto"/>
+              <w:rPr>
+                <w:b/>
+                <w:bCs/>
+                <w:sz w:val="28"/>
+                <w:szCs w:val="28"/>
+              </w:rPr>
+            </w:pPr>
+            <w:r>
+              <w:rPr>
+                <w:b/>
+                <w:bCs/>
+                <w:sz w:val="28"/>
+                <w:szCs w:val="28"/>
+              </w:rPr>
+              <w:lastRenderedPageBreak/>
+              <w:t>template&lt;</w:t>
+            </w:r>
+            <w:proofErr w:type="spellStart"/>
+            <w:r>
+              <w:rPr>
+                <w:b/>
+                <w:bCs/>
+                <w:sz w:val="28"/>
+                <w:szCs w:val="28"/>
+              </w:rPr>
+              <w:t>typename</w:t>
+            </w:r>
+            <w:proofErr w:type="spellEnd"/>
+            <w:r>
+              <w:rPr>
+                <w:b/>
+                <w:bCs/>
+                <w:sz w:val="28"/>
+                <w:szCs w:val="28"/>
+              </w:rPr>
+              <w:t xml:space="preserve"> D&gt;</w:t>
+            </w:r>
+          </w:p>
+          <w:p>
+            <w:pPr>
+              <w:spacing w:line="276" w:lineRule="auto"/>
+              <w:rPr>
+                <w:b/>
+                <w:bCs/>
+                <w:sz w:val="28"/>
+                <w:szCs w:val="28"/>
+              </w:rPr>
+            </w:pPr>
+            <w:r>
+              <w:rPr>
+                <w:b/>
+                <w:bCs/>
+                <w:sz w:val="28"/>
+                <w:szCs w:val="28"/>
+              </w:rPr>
+              <w:t xml:space="preserve">struct </w:t>
+            </w:r>
+            <w:proofErr w:type="spellStart"/>
+            <w:r>
+              <w:rPr>
+                <w:b/>
+                <w:bCs/>
+                <w:sz w:val="28"/>
+                <w:szCs w:val="28"/>
+              </w:rPr>
+              <w:t>BTnode</w:t>
+            </w:r>
+            <w:proofErr w:type="spellEnd"/>
+            <w:r>
+              <w:rPr>
+                <w:b/>
+                <w:bCs/>
+                <w:sz w:val="28"/>
+                <w:szCs w:val="28"/>
+              </w:rPr>
+              <w:t xml:space="preserve"> {</w:t>
+            </w:r>
+          </w:p>
+        </w:tc>
+        <w:tc>
+          <w:tcPr>
+            <w:tcW w:w="7938" w:type="dxa"/>
+          </w:tcPr>
+          <w:p>
+            <w:pPr>
+              <w:spacing w:line="276" w:lineRule="auto"/>
+              <w:jc w:val="right"/>
+              <w:rPr>
+                <w:sz w:val="44"/>
+                <w:szCs w:val="44"/>
+              </w:rPr>
+            </w:pPr>
+            <w:r>
+              <w:rPr>
+                <w:sz w:val="44"/>
+                <w:szCs w:val="44"/>
+              </w:rPr>
+              <w:t xml:space="preserve">memory </w:t>
+            </w:r>
+            <w:r>
+              <w:rPr>
+                <w:sz w:val="44"/>
+                <w:szCs w:val="44"/>
+              </w:rPr>
+              <w:t xml:space="preserve">allocation (B Tree) </w:t>
+            </w:r>
+          </w:p>
+        </w:tc>
+      </w:tr>
+      <w:tr>
+        <w:tc>
+          <w:tcPr>
+            <w:tcW w:w="3261" w:type="dxa"/>
+          </w:tcPr>
+          <w:p>
+            <w:pPr>
+              <w:spacing w:line="276" w:lineRule="auto"/>
+              <w:rPr>
+                <w:b/>
+                <w:bCs/>
+                <w:sz w:val="28"/>
+                <w:szCs w:val="28"/>
+              </w:rPr>
+            </w:pPr>
+            <w:r>
+              <w:rPr>
+                <w:b/>
+                <w:bCs/>
+                <w:sz w:val="28"/>
+                <w:szCs w:val="28"/>
+              </w:rPr>
+              <w:t xml:space="preserve">    unsigned short S;   </w:t>
+            </w:r>
+          </w:p>
+          <w:p>
+            <w:pPr>
+              <w:spacing w:line="276" w:lineRule="auto"/>
+              <w:rPr>
+                <w:b/>
+                <w:bCs/>
+                <w:sz w:val="28"/>
+                <w:szCs w:val="28"/>
+              </w:rPr>
+            </w:pPr>
+            <w:r>
+              <w:rPr>
+                <w:b/>
+                <w:bCs/>
+                <w:sz w:val="28"/>
+                <w:szCs w:val="28"/>
+              </w:rPr>
+              <w:t xml:space="preserve">    </w:t>
+            </w:r>
+            <w:proofErr w:type="spellStart"/>
+            <w:r>
+              <w:rPr>
+                <w:b/>
+                <w:bCs/>
+                <w:sz w:val="28"/>
+                <w:szCs w:val="28"/>
+              </w:rPr>
+              <w:t>BTnode</w:t>
+            </w:r>
+            <w:proofErr w:type="spellEnd"/>
+            <w:r>
+              <w:rPr>
+                <w:b/>
+                <w:bCs/>
+                <w:sz w:val="28"/>
+                <w:szCs w:val="28"/>
+              </w:rPr>
+              <w:t xml:space="preserve">&lt;D&gt;* P;       </w:t>
+            </w:r>
+          </w:p>
+          <w:p>
+            <w:pPr>
+              <w:spacing w:line="276" w:lineRule="auto"/>
+              <w:rPr>
+                <w:b/>
+                <w:bCs/>
+                <w:sz w:val="28"/>
+                <w:szCs w:val="28"/>
+              </w:rPr>
+            </w:pPr>
+            <w:r>
+              <w:rPr>
+                <w:b/>
+                <w:bCs/>
+                <w:sz w:val="28"/>
+                <w:szCs w:val="28"/>
+              </w:rPr>
+              <w:t xml:space="preserve">    D* KEY;             </w:t>
+            </w:r>
+          </w:p>
+          <w:p>
+            <w:pPr>
+              <w:spacing w:line="276" w:lineRule="auto"/>
+              <w:rPr>
+                <w:b/>
+                <w:bCs/>
+                <w:sz w:val="28"/>
+                <w:szCs w:val="28"/>
+              </w:rPr>
+            </w:pPr>
+            <w:r>
+              <w:rPr>
+                <w:b/>
+                <w:bCs/>
+                <w:sz w:val="28"/>
+                <w:szCs w:val="28"/>
+              </w:rPr>
+              <w:t xml:space="preserve">    </w:t>
+            </w:r>
+            <w:proofErr w:type="spellStart"/>
+            <w:r>
+              <w:rPr>
+                <w:b/>
+                <w:bCs/>
+                <w:sz w:val="28"/>
+                <w:szCs w:val="28"/>
+              </w:rPr>
+              <w:t>BTnode</w:t>
+            </w:r>
+            <w:proofErr w:type="spellEnd"/>
+            <w:r>
+              <w:rPr>
+                <w:b/>
+                <w:bCs/>
+                <w:sz w:val="28"/>
+                <w:szCs w:val="28"/>
+              </w:rPr>
+              <w:t xml:space="preserve">&lt;D&gt;** LINK; </w:t>
+            </w:r>
+          </w:p>
+        </w:tc>
+        <w:tc>
+          <w:tcPr>
+            <w:tcW w:w="7938" w:type="dxa"/>
+          </w:tcPr>
+          <w:p>
+            <w:pPr>
+              <w:spacing w:line="276" w:lineRule="auto"/>
+              <w:rPr>
+                <w:sz w:val="28"/>
+                <w:szCs w:val="28"/>
+              </w:rPr>
+            </w:pPr>
+            <w:r>
+              <w:rPr>
+                <w:sz w:val="28"/>
+                <w:szCs w:val="28"/>
+              </w:rPr>
+              <w:t>// unsigned short S → 2 bytes  </w:t>
+            </w:r>
+            <w:r>
+              <w:rPr>
+                <w:sz w:val="28"/>
+                <w:szCs w:val="28"/>
+              </w:rPr>
+              <w:t xml:space="preserve">  </w:t>
+            </w:r>
+            <w:r>
+              <w:rPr>
+                <w:sz w:val="28"/>
+                <w:szCs w:val="28"/>
+              </w:rPr>
+              <w:t>// padding → 6 bytes (for alignment)</w:t>
+            </w:r>
+          </w:p>
+          <w:p>
+            <w:pPr>
+              <w:spacing w:line="276" w:lineRule="auto"/>
+              <w:rPr>
+                <w:sz w:val="28"/>
+                <w:szCs w:val="28"/>
+              </w:rPr>
+            </w:pPr>
+            <w:r>
+              <w:rPr>
+                <w:sz w:val="28"/>
+                <w:szCs w:val="28"/>
+              </w:rPr>
+              <w:t>// P pointer → 8 bytes</w:t>
+            </w:r>
+          </w:p>
+          <w:p>
+            <w:pPr>
+              <w:spacing w:line="276" w:lineRule="auto"/>
+              <w:rPr>
+                <w:sz w:val="28"/>
+                <w:szCs w:val="28"/>
+              </w:rPr>
+            </w:pPr>
+            <w:r>
+              <w:rPr>
+                <w:sz w:val="28"/>
+                <w:szCs w:val="28"/>
+              </w:rPr>
+              <w:t>// KEY pointer → 8 bytes</w:t>
+            </w:r>
+          </w:p>
+          <w:p>
+            <w:pPr>
+              <w:spacing w:line="276" w:lineRule="auto"/>
+              <w:rPr>
+                <w:sz w:val="28"/>
+                <w:szCs w:val="28"/>
+              </w:rPr>
+            </w:pPr>
+            <w:r>
+              <w:rPr>
+                <w:sz w:val="28"/>
+                <w:szCs w:val="28"/>
+              </w:rPr>
+              <w:t>// LINK pointer → 8 bytes</w:t>
+            </w:r>
+          </w:p>
+          <w:p>
+            <w:pPr>
+              <w:jc w:val="right"/>
+              <w:rPr>
+                <w:sz w:val="28"/>
+                <w:szCs w:val="28"/>
+              </w:rPr>
+            </w:pPr>
+            <w:r>
+              <w:rPr>
+                <w:sz w:val="28"/>
+                <w:szCs w:val="28"/>
+              </w:rPr>
+              <w:t xml:space="preserve">     </w:t>
+            </w:r>
+            <w:r>
+              <w:rPr>
+                <w:sz w:val="28"/>
+                <w:szCs w:val="28"/>
+              </w:rPr>
+              <w:t>// Total 32 bytes</w:t>
+            </w:r>
+          </w:p>
+        </w:tc>
+      </w:tr>
+    </w:tbl>
+    <w:p>
+      <w:pPr>
+        <w:spacing w:after="0" w:line="276" w:lineRule="auto"/>
+        <w:rPr>
+          <w:b/>
+          <w:bCs/>
+          <w:sz w:val="28"/>
+          <w:szCs w:val="28"/>
+        </w:rPr>
+      </w:pPr>
+      <w:r>
+        <w:rPr>
+          <w:b/>
+          <w:bCs/>
+          <w:sz w:val="28"/>
+          <w:szCs w:val="28"/>
+        </w:rPr>
+        <w:t xml:space="preserve">    </w:t>
+      </w:r>
+      <w:proofErr w:type="spellStart"/>
+      <w:proofErr w:type="gramStart"/>
+      <w:r>
+        <w:rPr>
+          <w:b/>
+          <w:bCs/>
+          <w:sz w:val="28"/>
+          <w:szCs w:val="28"/>
+        </w:rPr>
+        <w:t>BTnode</w:t>
+      </w:r>
+      <w:proofErr w:type="spellEnd"/>
+      <w:r>
+        <w:rPr>
+          <w:b/>
+          <w:bCs/>
+          <w:sz w:val="28"/>
+          <w:szCs w:val="28"/>
+        </w:rPr>
+        <w:t>(</w:t>
+      </w:r>
+      <w:proofErr w:type="gramEnd"/>
+      <w:r>
+        <w:rPr>
+          <w:b/>
+          <w:bCs/>
+          <w:sz w:val="28"/>
+          <w:szCs w:val="28"/>
+        </w:rPr>
+        <w:t xml:space="preserve">int </w:t>
+      </w:r>
+      <w:r>
+        <w:rPr>
+          <w:b/>
+          <w:bCs/>
+          <w:sz w:val="28"/>
+          <w:szCs w:val="28"/>
+        </w:rPr>
+        <w:t>order</w:t>
+      </w:r>
+      <w:r>
+        <w:rPr>
+          <w:b/>
+          <w:bCs/>
+          <w:sz w:val="28"/>
+          <w:szCs w:val="28"/>
+        </w:rPr>
+        <w:t xml:space="preserve">, </w:t>
+      </w:r>
+      <w:r>
+        <w:rPr>
+          <w:b/>
+          <w:bCs/>
+          <w:sz w:val="28"/>
+          <w:szCs w:val="28"/>
+        </w:rPr>
+        <w:t>char</w:t>
+      </w:r>
+      <w:r>
+        <w:rPr>
+          <w:b/>
+          <w:bCs/>
+          <w:sz w:val="28"/>
+          <w:szCs w:val="28"/>
+        </w:rPr>
+        <w:t>* base</w:t>
+      </w:r>
+      <w:r>
+        <w:rPr>
+          <w:b/>
+          <w:bCs/>
+          <w:sz w:val="28"/>
+          <w:szCs w:val="28"/>
+        </w:rPr>
+        <w:t xml:space="preserve">) </w:t>
+      </w:r>
+      <w:proofErr w:type="gramStart"/>
+      <w:r>
+        <w:rPr>
+          <w:b/>
+          <w:bCs/>
+          <w:sz w:val="28"/>
+          <w:szCs w:val="28"/>
+        </w:rPr>
+        <w:t>{  </w:t>
+      </w:r>
+      <w:proofErr w:type="gramEnd"/>
+      <w:r>
+        <w:rPr>
+          <w:b/>
+          <w:bCs/>
+          <w:sz w:val="28"/>
+          <w:szCs w:val="28"/>
+        </w:rPr>
+        <w:t xml:space="preserve">               </w:t>
+      </w:r>
+      <w:r>
+        <w:rPr>
+          <w:b/>
+          <w:bCs/>
+          <w:sz w:val="28"/>
+          <w:szCs w:val="28"/>
+        </w:rPr>
+        <w:t xml:space="preserve">                  </w:t>
+      </w:r>
+      <w:r>
+        <w:rPr>
+          <w:b/>
+          <w:bCs/>
+          <w:sz w:val="28"/>
+          <w:szCs w:val="28"/>
+        </w:rPr>
+        <w:t xml:space="preserve"> </w:t>
+      </w:r>
+      <w:r>
+        <w:rPr>
+          <w:sz w:val="28"/>
+          <w:szCs w:val="28"/>
+        </w:rPr>
+        <w:t>// capacity 5</w:t>
+      </w:r>
+    </w:p>
+    <w:tbl>
+      <w:tblPr>
+        <w:tblStyle w:val="TableGrid"/>
+        <w:tblW w:w="0" w:type="auto"/>
+        <w:tblBorders>
+          <w:top w:val="none" w:sz="0" w:space="0" w:color="auto"/>
+          <w:left w:val="none" w:sz="0" w:space="0" w:color="auto"/>
+          <w:bottom w:val="none" w:sz="0" w:space="0" w:color="auto"/>
+          <w:right w:val="none" w:sz="0" w:space="0" w:color="auto"/>
+          <w:insideH w:val="none" w:sz="0" w:space="0" w:color="auto"/>
+          <w:insideV w:val="none" w:sz="0" w:space="0" w:color="auto"/>
+        </w:tblBorders>
+        <w:tblCellMar>
+          <w:left w:w="0" w:type="dxa"/>
+          <w:right w:w="0" w:type="dxa"/>
+        </w:tblCellMar>
+        <w:tblLook w:val="04A0" w:firstRow="1" w:lastRow="0" w:firstColumn="1" w:lastColumn="0" w:noHBand="0" w:noVBand="1"/>
+      </w:tblPr>
+      <w:tblGrid>
+        <w:gridCol w:w="1980"/>
+        <w:gridCol w:w="4541"/>
+        <w:gridCol w:w="1134"/>
+        <w:gridCol w:w="3118"/>
+        <w:gridCol w:w="139"/>
+        <w:gridCol w:w="12"/>
+      </w:tblGrid>
+      <w:tr>
+        <w:tc>
+          <w:tcPr>
+            <w:tcW w:w="6521" w:type="dxa"/>
+            <w:gridSpan w:val="2"/>
+          </w:tcPr>
+          <w:p>
+            <w:pPr>
+              <w:spacing w:line="276" w:lineRule="auto"/>
+              <w:rPr>
+                <w:b/>
+                <w:bCs/>
+                <w:sz w:val="16"/>
+                <w:szCs w:val="16"/>
+              </w:rPr>
+            </w:pPr>
+          </w:p>
+          <w:p>
+            <w:pPr>
+              <w:spacing w:line="276" w:lineRule="auto"/>
+              <w:rPr>
+                <w:b/>
+                <w:bCs/>
+                <w:sz w:val="28"/>
+                <w:szCs w:val="28"/>
+              </w:rPr>
+            </w:pPr>
+            <w:r>
+              <w:rPr>
+                <w:b/>
+                <w:bCs/>
+                <w:sz w:val="28"/>
+                <w:szCs w:val="28"/>
+              </w:rPr>
+              <w:t xml:space="preserve">        </w:t>
+            </w:r>
+            <w:proofErr w:type="gramStart"/>
+            <w:r>
+              <w:rPr>
+                <w:b/>
+                <w:bCs/>
+                <w:sz w:val="28"/>
+                <w:szCs w:val="28"/>
+              </w:rPr>
+              <w:t>KEY  =</w:t>
+            </w:r>
+            <w:proofErr w:type="gramEnd"/>
+            <w:r>
+              <w:rPr>
+                <w:b/>
+                <w:bCs/>
+                <w:sz w:val="28"/>
+                <w:szCs w:val="28"/>
+              </w:rPr>
+              <w:t xml:space="preserve"> (D</w:t>
+            </w:r>
+            <w:proofErr w:type="gramStart"/>
+            <w:r>
+              <w:rPr>
+                <w:b/>
+                <w:bCs/>
+                <w:sz w:val="28"/>
+                <w:szCs w:val="28"/>
+              </w:rPr>
+              <w:t>*)(</w:t>
+            </w:r>
+            <w:proofErr w:type="gramEnd"/>
+            <w:r>
+              <w:rPr>
+                <w:rFonts w:ascii="Consolas" w:eastAsia="Times New Roman" w:hAnsi="Consolas" w:cs="Times New Roman"/>
+                <w:color w:val="BED0E2"/>
+                <w:kern w:val="0"/>
+                <w:sz w:val="21"/>
+                <w:szCs w:val="21"/>
+                <w:lang w:eastAsia="en-IN"/>
+                <w14:ligatures w14:val="none"/>
+              </w:rPr>
+              <w:t xml:space="preserve"> </w:t>
+            </w:r>
+            <w:r>
+              <w:rPr>
+                <w:b/>
+                <w:bCs/>
+                <w:sz w:val="28"/>
+                <w:szCs w:val="28"/>
+              </w:rPr>
+              <w:t>base</w:t>
+            </w:r>
+            <w:r>
+              <w:rPr>
+                <w:b/>
+                <w:bCs/>
+                <w:sz w:val="28"/>
+                <w:szCs w:val="28"/>
+              </w:rPr>
+              <w:t xml:space="preserve"> </w:t>
+            </w:r>
+            <w:r>
+              <w:rPr>
+                <w:b/>
+                <w:bCs/>
+                <w:sz w:val="28"/>
+                <w:szCs w:val="28"/>
+              </w:rPr>
+              <w:t xml:space="preserve">+ </w:t>
+            </w:r>
+            <w:proofErr w:type="spellStart"/>
+            <w:proofErr w:type="gramStart"/>
+            <w:r>
+              <w:rPr>
+                <w:b/>
+                <w:bCs/>
+                <w:sz w:val="28"/>
+                <w:szCs w:val="28"/>
+              </w:rPr>
+              <w:t>sizeof</w:t>
+            </w:r>
+            <w:proofErr w:type="spellEnd"/>
+            <w:r>
+              <w:rPr>
+                <w:b/>
+                <w:bCs/>
+                <w:sz w:val="28"/>
+                <w:szCs w:val="28"/>
+              </w:rPr>
+              <w:t>(</w:t>
+            </w:r>
+            <w:proofErr w:type="spellStart"/>
+            <w:proofErr w:type="gramEnd"/>
+            <w:r>
+              <w:rPr>
+                <w:b/>
+                <w:bCs/>
+                <w:sz w:val="28"/>
+                <w:szCs w:val="28"/>
+              </w:rPr>
+              <w:t>BTnode</w:t>
+            </w:r>
+            <w:proofErr w:type="spellEnd"/>
+            <w:r>
+              <w:rPr>
+                <w:b/>
+                <w:bCs/>
+                <w:sz w:val="28"/>
+                <w:szCs w:val="28"/>
+              </w:rPr>
+              <w:t>&lt;D&gt;</w:t>
+            </w:r>
+            <w:r>
+              <w:rPr>
+                <w:b/>
+                <w:bCs/>
+                <w:sz w:val="28"/>
+                <w:szCs w:val="28"/>
+              </w:rPr>
+              <w:t>));</w:t>
+            </w:r>
+          </w:p>
+          <w:p>
+            <w:pPr>
+              <w:spacing w:line="276" w:lineRule="auto"/>
+              <w:rPr>
+                <w:b/>
+                <w:bCs/>
+                <w:sz w:val="28"/>
+                <w:szCs w:val="28"/>
+              </w:rPr>
+            </w:pPr>
+          </w:p>
+        </w:tc>
+        <w:tc>
+          <w:tcPr>
+            <w:tcW w:w="4403" w:type="dxa"/>
+            <w:gridSpan w:val="4"/>
+          </w:tcPr>
+          <w:p>
+            <w:pPr>
+              <w:spacing w:line="276" w:lineRule="auto"/>
+              <w:rPr>
+                <w:sz w:val="28"/>
+                <w:szCs w:val="28"/>
+              </w:rPr>
+            </w:pPr>
+            <w:r>
+              <w:rPr>
+                <w:sz w:val="28"/>
+                <w:szCs w:val="28"/>
+              </w:rPr>
+              <w:t xml:space="preserve">// 1000 → [ </w:t>
+            </w:r>
+            <w:proofErr w:type="spellStart"/>
+            <w:r>
+              <w:rPr>
+                <w:sz w:val="28"/>
+                <w:szCs w:val="28"/>
+              </w:rPr>
+              <w:t>BTnode</w:t>
+            </w:r>
+            <w:proofErr w:type="spellEnd"/>
+            <w:r>
+              <w:rPr>
+                <w:sz w:val="28"/>
+                <w:szCs w:val="28"/>
+              </w:rPr>
+              <w:t xml:space="preserve"> struct (32 bytes</w:t>
+            </w:r>
+            <w:proofErr w:type="gramStart"/>
+            <w:r>
+              <w:rPr>
+                <w:sz w:val="28"/>
+                <w:szCs w:val="28"/>
+              </w:rPr>
+              <w:t>) ]</w:t>
+            </w:r>
+            <w:proofErr w:type="gramEnd"/>
+          </w:p>
+          <w:p>
+            <w:pPr>
+              <w:spacing w:line="276" w:lineRule="auto"/>
+              <w:rPr>
+                <w:sz w:val="16"/>
+                <w:szCs w:val="16"/>
+              </w:rPr>
+            </w:pPr>
+          </w:p>
+          <w:p>
+            <w:pPr>
+              <w:spacing w:line="276" w:lineRule="auto"/>
+              <w:rPr>
+                <w:sz w:val="28"/>
+                <w:szCs w:val="28"/>
+              </w:rPr>
+            </w:pPr>
+            <w:r>
+              <w:rPr>
+                <w:sz w:val="28"/>
+                <w:szCs w:val="28"/>
+              </w:rPr>
+              <w:t xml:space="preserve">// block=1000, block+32=1032 </w:t>
+            </w:r>
+          </w:p>
+          <w:p>
+            <w:pPr>
+              <w:spacing w:line="276" w:lineRule="auto"/>
+              <w:rPr>
+                <w:sz w:val="28"/>
+                <w:szCs w:val="28"/>
+              </w:rPr>
+            </w:pPr>
+            <w:r>
+              <w:rPr>
+                <w:sz w:val="28"/>
+                <w:szCs w:val="28"/>
+              </w:rPr>
+              <w:t xml:space="preserve">// 1000 → [ </w:t>
+            </w:r>
+            <w:proofErr w:type="spellStart"/>
+            <w:r>
+              <w:rPr>
+                <w:sz w:val="28"/>
+                <w:szCs w:val="28"/>
+              </w:rPr>
+              <w:t>BTnode</w:t>
+            </w:r>
+            <w:proofErr w:type="spellEnd"/>
+            <w:r>
+              <w:rPr>
+                <w:sz w:val="28"/>
+                <w:szCs w:val="28"/>
+              </w:rPr>
+              <w:t xml:space="preserve"> struct (32 bytes</w:t>
+            </w:r>
+            <w:proofErr w:type="gramStart"/>
+            <w:r>
+              <w:rPr>
+                <w:sz w:val="28"/>
+                <w:szCs w:val="28"/>
+              </w:rPr>
+              <w:t>) ]</w:t>
+            </w:r>
+            <w:proofErr w:type="gramEnd"/>
+            <w:r>
+              <w:rPr>
+                <w:sz w:val="28"/>
+                <w:szCs w:val="28"/>
+              </w:rPr>
+              <w:t xml:space="preserve"> </w:t>
+            </w:r>
+          </w:p>
+          <w:p>
+            <w:pPr>
+              <w:spacing w:line="276" w:lineRule="auto"/>
+              <w:rPr>
+                <w:sz w:val="28"/>
+                <w:szCs w:val="28"/>
+              </w:rPr>
+            </w:pPr>
+            <w:r>
+              <w:rPr>
+                <w:sz w:val="28"/>
+                <w:szCs w:val="28"/>
+              </w:rPr>
+              <w:t xml:space="preserve">// 1032 → [ start of KEY </w:t>
+            </w:r>
+            <w:proofErr w:type="gramStart"/>
+            <w:r>
+              <w:rPr>
+                <w:sz w:val="28"/>
+                <w:szCs w:val="28"/>
+              </w:rPr>
+              <w:t>array ]</w:t>
+            </w:r>
+            <w:proofErr w:type="gramEnd"/>
+          </w:p>
+        </w:tc>
+      </w:tr>
+      <w:tr>
+        <w:trPr>
+          <w:gridAfter w:val="2"/>
+          <w:wAfter w:w="151" w:type="dxa"/>
+        </w:trPr>
+        <w:tc>
+          <w:tcPr>
+            <w:tcW w:w="7655" w:type="dxa"/>
+            <w:gridSpan w:val="3"/>
+          </w:tcPr>
+          <w:p>
+            <w:pPr>
+              <w:spacing w:line="276" w:lineRule="auto"/>
+              <w:rPr>
+                <w:b/>
+                <w:bCs/>
+                <w:sz w:val="16"/>
+                <w:szCs w:val="16"/>
+              </w:rPr>
+            </w:pPr>
+          </w:p>
+          <w:p>
+            <w:pPr>
+              <w:spacing w:line="276" w:lineRule="auto"/>
+              <w:rPr>
+                <w:b/>
+                <w:bCs/>
+                <w:sz w:val="28"/>
+                <w:szCs w:val="28"/>
+              </w:rPr>
+            </w:pPr>
+            <w:r>
+              <w:rPr>
+                <w:b/>
+                <w:bCs/>
+                <w:sz w:val="28"/>
+                <w:szCs w:val="28"/>
+              </w:rPr>
+              <w:t>        LINK = (</w:t>
+            </w:r>
+            <w:proofErr w:type="spellStart"/>
+            <w:r>
+              <w:rPr>
+                <w:b/>
+                <w:bCs/>
+                <w:sz w:val="28"/>
+                <w:szCs w:val="28"/>
+              </w:rPr>
+              <w:t>BTnode</w:t>
+            </w:r>
+            <w:proofErr w:type="spellEnd"/>
+            <w:r>
+              <w:rPr>
+                <w:b/>
+                <w:bCs/>
+                <w:sz w:val="28"/>
+                <w:szCs w:val="28"/>
+              </w:rPr>
+              <w:t>&lt;D&gt;</w:t>
+            </w:r>
+            <w:r>
+              <w:rPr>
+                <w:b/>
+                <w:bCs/>
+                <w:sz w:val="28"/>
+                <w:szCs w:val="28"/>
+              </w:rPr>
+              <w:t>**)</w:t>
+            </w:r>
+            <w:r>
+              <w:rPr>
+                <w:b/>
+                <w:bCs/>
+                <w:sz w:val="28"/>
+                <w:szCs w:val="28"/>
+              </w:rPr>
+              <w:t xml:space="preserve"> </w:t>
+            </w:r>
+            <w:r>
+              <w:rPr>
+                <w:b/>
+                <w:bCs/>
+                <w:sz w:val="28"/>
+                <w:szCs w:val="28"/>
+              </w:rPr>
+              <w:t>(</w:t>
+            </w:r>
+            <w:r>
+              <w:rPr>
+                <w:b/>
+                <w:bCs/>
+                <w:sz w:val="28"/>
+                <w:szCs w:val="28"/>
+              </w:rPr>
+              <w:t>(char</w:t>
+            </w:r>
+            <w:proofErr w:type="gramStart"/>
+            <w:r>
+              <w:rPr>
+                <w:b/>
+                <w:bCs/>
+                <w:sz w:val="28"/>
+                <w:szCs w:val="28"/>
+              </w:rPr>
+              <w:t>*)</w:t>
+            </w:r>
+            <w:r>
+              <w:rPr>
+                <w:b/>
+                <w:bCs/>
+                <w:sz w:val="28"/>
+                <w:szCs w:val="28"/>
+              </w:rPr>
+              <w:t>KEY</w:t>
+            </w:r>
+            <w:proofErr w:type="gramEnd"/>
+            <w:r>
+              <w:rPr>
+                <w:b/>
+                <w:bCs/>
+                <w:sz w:val="28"/>
+                <w:szCs w:val="28"/>
+              </w:rPr>
+              <w:t xml:space="preserve"> +</w:t>
+            </w:r>
+            <w:r>
+              <w:rPr>
+                <w:b/>
+                <w:bCs/>
+                <w:sz w:val="28"/>
+                <w:szCs w:val="28"/>
+              </w:rPr>
+              <w:t> </w:t>
+            </w:r>
+            <w:proofErr w:type="spellStart"/>
+            <w:r>
+              <w:rPr>
+                <w:b/>
+                <w:bCs/>
+                <w:sz w:val="28"/>
+                <w:szCs w:val="28"/>
+              </w:rPr>
+              <w:t>sizeof</w:t>
+            </w:r>
+            <w:proofErr w:type="spellEnd"/>
+            <w:r>
+              <w:rPr>
+                <w:b/>
+                <w:bCs/>
+                <w:sz w:val="28"/>
+                <w:szCs w:val="28"/>
+              </w:rPr>
+              <w:t>(D)*</w:t>
+            </w:r>
+            <w:r>
+              <w:rPr>
+                <w:b/>
+                <w:bCs/>
+                <w:sz w:val="28"/>
+                <w:szCs w:val="28"/>
+              </w:rPr>
+              <w:t>order</w:t>
+            </w:r>
+            <w:r>
+              <w:rPr>
+                <w:b/>
+                <w:bCs/>
+                <w:sz w:val="28"/>
+                <w:szCs w:val="28"/>
+              </w:rPr>
+              <w:t>);  </w:t>
+            </w:r>
+          </w:p>
+          <w:p>
+            <w:pPr>
+              <w:spacing w:line="276" w:lineRule="auto"/>
+              <w:rPr>
+                <w:sz w:val="8"/>
+                <w:szCs w:val="8"/>
+              </w:rPr>
+            </w:pPr>
+          </w:p>
+          <w:p>
+            <w:pPr>
+              <w:spacing w:line="276" w:lineRule="auto"/>
+              <w:rPr>
+                <w:sz w:val="28"/>
+                <w:szCs w:val="28"/>
+              </w:rPr>
+            </w:pPr>
+            <w:r>
+              <w:rPr>
+                <w:sz w:val="28"/>
+                <w:szCs w:val="28"/>
+              </w:rPr>
+              <w:t>// default value</w:t>
+            </w:r>
+          </w:p>
+          <w:p>
+            <w:pPr>
+              <w:spacing w:line="276" w:lineRule="auto"/>
+              <w:rPr>
+                <w:b/>
+                <w:bCs/>
+                <w:sz w:val="28"/>
+                <w:szCs w:val="28"/>
+              </w:rPr>
+            </w:pPr>
+            <w:r>
+              <w:rPr>
+                <w:b/>
+                <w:bCs/>
+                <w:sz w:val="28"/>
+                <w:szCs w:val="28"/>
+              </w:rPr>
+              <w:t xml:space="preserve">    </w:t>
+            </w:r>
+            <w:proofErr w:type="gramStart"/>
+            <w:r>
+              <w:rPr>
+                <w:b/>
+                <w:bCs/>
+                <w:sz w:val="28"/>
+                <w:szCs w:val="28"/>
+              </w:rPr>
+              <w:t>for(</w:t>
+            </w:r>
+            <w:proofErr w:type="gramEnd"/>
+            <w:r>
+              <w:rPr>
+                <w:b/>
+                <w:bCs/>
+                <w:sz w:val="28"/>
+                <w:szCs w:val="28"/>
+              </w:rPr>
+              <w:t xml:space="preserve">int </w:t>
+            </w:r>
+            <w:proofErr w:type="spellStart"/>
+            <w:r>
+              <w:rPr>
+                <w:b/>
+                <w:bCs/>
+                <w:sz w:val="28"/>
+                <w:szCs w:val="28"/>
+              </w:rPr>
+              <w:t>i</w:t>
+            </w:r>
+            <w:proofErr w:type="spellEnd"/>
+            <w:r>
+              <w:rPr>
+                <w:b/>
+                <w:bCs/>
+                <w:sz w:val="28"/>
+                <w:szCs w:val="28"/>
+              </w:rPr>
+              <w:t xml:space="preserve">=0; </w:t>
+            </w:r>
+            <w:proofErr w:type="spellStart"/>
+            <w:r>
+              <w:rPr>
+                <w:b/>
+                <w:bCs/>
+                <w:sz w:val="28"/>
+                <w:szCs w:val="28"/>
+              </w:rPr>
+              <w:t>i</w:t>
+            </w:r>
+            <w:proofErr w:type="spellEnd"/>
+            <w:r>
+              <w:rPr>
+                <w:b/>
+                <w:bCs/>
+                <w:sz w:val="28"/>
+                <w:szCs w:val="28"/>
+              </w:rPr>
+              <w:t xml:space="preserve">&lt;order; </w:t>
+            </w:r>
+            <w:proofErr w:type="spellStart"/>
+            <w:r>
+              <w:rPr>
+                <w:b/>
+                <w:bCs/>
+                <w:sz w:val="28"/>
+                <w:szCs w:val="28"/>
+              </w:rPr>
+              <w:t>i</w:t>
+            </w:r>
+            <w:proofErr w:type="spellEnd"/>
+            <w:r>
+              <w:rPr>
+                <w:b/>
+                <w:bCs/>
+                <w:sz w:val="28"/>
+                <w:szCs w:val="28"/>
+              </w:rPr>
+              <w:t>++)   KEY[</w:t>
+            </w:r>
+            <w:proofErr w:type="spellStart"/>
+            <w:r>
+              <w:rPr>
+                <w:b/>
+                <w:bCs/>
+                <w:sz w:val="28"/>
+                <w:szCs w:val="28"/>
+              </w:rPr>
+              <w:t>i</w:t>
+            </w:r>
+            <w:proofErr w:type="spellEnd"/>
+            <w:r>
+              <w:rPr>
+                <w:b/>
+                <w:bCs/>
+                <w:sz w:val="28"/>
+                <w:szCs w:val="28"/>
+              </w:rPr>
+              <w:t xml:space="preserve">] = </w:t>
+            </w:r>
+            <w:proofErr w:type="gramStart"/>
+            <w:r>
+              <w:rPr>
+                <w:b/>
+                <w:bCs/>
+                <w:sz w:val="28"/>
+                <w:szCs w:val="28"/>
+              </w:rPr>
+              <w:t>D(</w:t>
+            </w:r>
+            <w:proofErr w:type="gramEnd"/>
+            <w:r>
+              <w:rPr>
+                <w:b/>
+                <w:bCs/>
+                <w:sz w:val="28"/>
+                <w:szCs w:val="28"/>
+              </w:rPr>
+              <w:t>);</w:t>
+            </w:r>
+          </w:p>
+          <w:p>
+            <w:pPr>
+              <w:spacing w:line="276" w:lineRule="auto"/>
+              <w:rPr>
+                <w:b/>
+                <w:bCs/>
+                <w:sz w:val="28"/>
+                <w:szCs w:val="28"/>
+              </w:rPr>
+            </w:pPr>
+            <w:r>
+              <w:rPr>
+                <w:b/>
+                <w:bCs/>
+                <w:sz w:val="28"/>
+                <w:szCs w:val="28"/>
+              </w:rPr>
+              <w:t xml:space="preserve">    </w:t>
+            </w:r>
+            <w:proofErr w:type="gramStart"/>
+            <w:r>
+              <w:rPr>
+                <w:b/>
+                <w:bCs/>
+                <w:sz w:val="28"/>
+                <w:szCs w:val="28"/>
+              </w:rPr>
+              <w:t>for(</w:t>
+            </w:r>
+            <w:proofErr w:type="gramEnd"/>
+            <w:r>
+              <w:rPr>
+                <w:b/>
+                <w:bCs/>
+                <w:sz w:val="28"/>
+                <w:szCs w:val="28"/>
+              </w:rPr>
+              <w:t xml:space="preserve">int </w:t>
+            </w:r>
+            <w:proofErr w:type="spellStart"/>
+            <w:r>
+              <w:rPr>
+                <w:b/>
+                <w:bCs/>
+                <w:sz w:val="28"/>
+                <w:szCs w:val="28"/>
+              </w:rPr>
+              <w:t>i</w:t>
+            </w:r>
+            <w:proofErr w:type="spellEnd"/>
+            <w:r>
+              <w:rPr>
+                <w:b/>
+                <w:bCs/>
+                <w:sz w:val="28"/>
+                <w:szCs w:val="28"/>
+              </w:rPr>
+              <w:t xml:space="preserve">=0; </w:t>
+            </w:r>
+            <w:proofErr w:type="spellStart"/>
+            <w:r>
+              <w:rPr>
+                <w:b/>
+                <w:bCs/>
+                <w:sz w:val="28"/>
+                <w:szCs w:val="28"/>
+              </w:rPr>
+              <w:t>i</w:t>
+            </w:r>
+            <w:proofErr w:type="spellEnd"/>
+            <w:r>
+              <w:rPr>
+                <w:b/>
+                <w:bCs/>
+                <w:sz w:val="28"/>
+                <w:szCs w:val="28"/>
+              </w:rPr>
+              <w:t xml:space="preserve">&lt;=order; </w:t>
+            </w:r>
+            <w:proofErr w:type="spellStart"/>
+            <w:r>
+              <w:rPr>
+                <w:b/>
+                <w:bCs/>
+                <w:sz w:val="28"/>
+                <w:szCs w:val="28"/>
+              </w:rPr>
+              <w:t>i</w:t>
+            </w:r>
+            <w:proofErr w:type="spellEnd"/>
+            <w:r>
+              <w:rPr>
+                <w:b/>
+                <w:bCs/>
+                <w:sz w:val="28"/>
+                <w:szCs w:val="28"/>
+              </w:rPr>
+              <w:t>++</w:t>
+            </w:r>
+            <w:proofErr w:type="gramStart"/>
+            <w:r>
+              <w:rPr>
+                <w:b/>
+                <w:bCs/>
+                <w:sz w:val="28"/>
+                <w:szCs w:val="28"/>
+              </w:rPr>
+              <w:t>)  LINK</w:t>
+            </w:r>
+            <w:proofErr w:type="gramEnd"/>
+            <w:r>
+              <w:rPr>
+                <w:b/>
+                <w:bCs/>
+                <w:sz w:val="28"/>
+                <w:szCs w:val="28"/>
+              </w:rPr>
+              <w:t>[</w:t>
+            </w:r>
+            <w:proofErr w:type="spellStart"/>
+            <w:r>
+              <w:rPr>
+                <w:b/>
+                <w:bCs/>
+                <w:sz w:val="28"/>
+                <w:szCs w:val="28"/>
+              </w:rPr>
+              <w:t>i</w:t>
+            </w:r>
+            <w:proofErr w:type="spellEnd"/>
+            <w:r>
+              <w:rPr>
+                <w:b/>
+                <w:bCs/>
+                <w:sz w:val="28"/>
+                <w:szCs w:val="28"/>
+              </w:rPr>
+              <w:t xml:space="preserve">] = </w:t>
+            </w:r>
+            <w:proofErr w:type="spellStart"/>
+            <w:r>
+              <w:rPr>
+                <w:b/>
+                <w:bCs/>
+                <w:sz w:val="28"/>
+                <w:szCs w:val="28"/>
+              </w:rPr>
+              <w:t>nullptr</w:t>
+            </w:r>
+            <w:proofErr w:type="spellEnd"/>
+            <w:r>
+              <w:rPr>
+                <w:b/>
+                <w:bCs/>
+                <w:sz w:val="28"/>
+                <w:szCs w:val="28"/>
+              </w:rPr>
+              <w:t>;</w:t>
+            </w:r>
+          </w:p>
+        </w:tc>
+        <w:tc>
+          <w:tcPr>
+            <w:tcW w:w="3118" w:type="dxa"/>
+          </w:tcPr>
+          <w:p>
+            <w:pPr>
+              <w:spacing w:line="276" w:lineRule="auto"/>
+              <w:rPr>
+                <w:sz w:val="16"/>
+                <w:szCs w:val="16"/>
+              </w:rPr>
+            </w:pPr>
+          </w:p>
+          <w:p>
+            <w:pPr>
+              <w:spacing w:line="276" w:lineRule="auto"/>
+              <w:rPr>
+                <w:sz w:val="28"/>
+                <w:szCs w:val="28"/>
+              </w:rPr>
+            </w:pPr>
+            <w:r>
+              <w:rPr>
+                <w:sz w:val="28"/>
+                <w:szCs w:val="28"/>
+              </w:rPr>
+              <w:t>// Address</w:t>
+            </w:r>
+          </w:p>
+          <w:p>
+            <w:pPr>
+              <w:spacing w:line="276" w:lineRule="auto"/>
+              <w:rPr>
+                <w:sz w:val="28"/>
+                <w:szCs w:val="28"/>
+              </w:rPr>
+            </w:pPr>
+            <w:r>
+              <w:rPr>
+                <w:sz w:val="28"/>
+                <w:szCs w:val="28"/>
+              </w:rPr>
+              <w:t xml:space="preserve">// 1000 → [ </w:t>
+            </w:r>
+            <w:proofErr w:type="spellStart"/>
+            <w:r>
+              <w:rPr>
+                <w:sz w:val="28"/>
+                <w:szCs w:val="28"/>
+              </w:rPr>
+              <w:t>BTnode</w:t>
+            </w:r>
+            <w:proofErr w:type="spellEnd"/>
+            <w:r>
+              <w:rPr>
+                <w:sz w:val="28"/>
+                <w:szCs w:val="28"/>
+              </w:rPr>
+              <w:t xml:space="preserve"> </w:t>
+            </w:r>
+            <w:proofErr w:type="gramStart"/>
+            <w:r>
+              <w:rPr>
+                <w:sz w:val="28"/>
+                <w:szCs w:val="28"/>
+              </w:rPr>
+              <w:t>struct ]</w:t>
+            </w:r>
+            <w:proofErr w:type="gramEnd"/>
+            <w:r>
+              <w:rPr>
+                <w:sz w:val="28"/>
+                <w:szCs w:val="28"/>
+              </w:rPr>
+              <w:t xml:space="preserve"> </w:t>
+            </w:r>
+          </w:p>
+          <w:p>
+            <w:pPr>
+              <w:spacing w:line="276" w:lineRule="auto"/>
+              <w:rPr>
+                <w:sz w:val="28"/>
+                <w:szCs w:val="28"/>
+              </w:rPr>
+            </w:pPr>
+            <w:r>
+              <w:rPr>
+                <w:sz w:val="28"/>
+                <w:szCs w:val="28"/>
+              </w:rPr>
+              <w:t xml:space="preserve">// 1032 → [ KEY </w:t>
+            </w:r>
+            <w:proofErr w:type="gramStart"/>
+            <w:r>
+              <w:rPr>
+                <w:sz w:val="28"/>
+                <w:szCs w:val="28"/>
+              </w:rPr>
+              <w:t>array ]</w:t>
+            </w:r>
+            <w:proofErr w:type="gramEnd"/>
+            <w:r>
+              <w:rPr>
+                <w:sz w:val="28"/>
+                <w:szCs w:val="28"/>
+              </w:rPr>
+              <w:t xml:space="preserve"> </w:t>
+            </w:r>
+            <w:r>
+              <w:rPr>
+                <w:sz w:val="28"/>
+                <w:szCs w:val="28"/>
+              </w:rPr>
+              <w:t xml:space="preserve">      </w:t>
+            </w:r>
+          </w:p>
+          <w:p>
+            <w:pPr>
+              <w:spacing w:line="276" w:lineRule="auto"/>
+              <w:rPr>
+                <w:sz w:val="28"/>
+                <w:szCs w:val="28"/>
+              </w:rPr>
+            </w:pPr>
+            <w:r>
+              <w:rPr>
+                <w:sz w:val="28"/>
+                <w:szCs w:val="28"/>
+              </w:rPr>
+              <w:t xml:space="preserve">// 1052 → [ LINK </w:t>
+            </w:r>
+            <w:proofErr w:type="gramStart"/>
+            <w:r>
+              <w:rPr>
+                <w:sz w:val="28"/>
+                <w:szCs w:val="28"/>
+              </w:rPr>
+              <w:t>array ]</w:t>
+            </w:r>
+            <w:proofErr w:type="gramEnd"/>
+            <w:r>
+              <w:rPr>
+                <w:sz w:val="28"/>
+                <w:szCs w:val="28"/>
+              </w:rPr>
+              <w:t xml:space="preserve">     </w:t>
+            </w:r>
+          </w:p>
+        </w:tc>
+      </w:tr>
+      <w:tr>
+        <w:trPr>
+          <w:gridAfter w:val="1"/>
+          <w:wAfter w:w="12" w:type="dxa"/>
+        </w:trPr>
+        <w:tc>
+          <w:tcPr>
+            <w:tcW w:w="1980" w:type="dxa"/>
+          </w:tcPr>
+          <w:p>
+            <w:pPr>
+              <w:spacing w:line="276" w:lineRule="auto"/>
+              <w:rPr>
+                <w:b/>
+                <w:bCs/>
+                <w:sz w:val="28"/>
+                <w:szCs w:val="28"/>
+              </w:rPr>
+            </w:pPr>
+            <w:r>
+              <w:rPr>
+                <w:b/>
+                <w:bCs/>
+                <w:sz w:val="28"/>
+                <w:szCs w:val="28"/>
+              </w:rPr>
+              <w:t>    }</w:t>
+            </w:r>
+          </w:p>
+          <w:p>
+            <w:pPr>
+              <w:spacing w:line="276" w:lineRule="auto"/>
+              <w:rPr>
+                <w:b/>
+                <w:bCs/>
+                <w:sz w:val="28"/>
+                <w:szCs w:val="28"/>
+              </w:rPr>
+            </w:pPr>
+            <w:r>
+              <w:rPr>
+                <w:b/>
+                <w:bCs/>
+                <w:sz w:val="28"/>
+                <w:szCs w:val="28"/>
+              </w:rPr>
+              <w:t>};</w:t>
+            </w:r>
+            <w:r>
+              <w:rPr>
+                <w:b/>
+                <w:bCs/>
+                <w:sz w:val="28"/>
+                <w:szCs w:val="28"/>
+              </w:rPr>
+              <w:tab/>
+            </w:r>
+          </w:p>
+        </w:tc>
+        <w:tc>
+          <w:tcPr>
+            <w:tcW w:w="8932" w:type="dxa"/>
+            <w:gridSpan w:val="4"/>
+          </w:tcPr>
+          <w:p>
+            <w:pPr>
+              <w:spacing w:line="276" w:lineRule="auto"/>
+              <w:rPr>
+                <w:rFonts w:ascii="Segoe UI Symbol" w:hAnsi="Segoe UI Symbol" w:cs="Segoe UI Symbol"/>
+                <w:sz w:val="12"/>
+                <w:szCs w:val="12"/>
+              </w:rPr>
+            </w:pPr>
+          </w:p>
+          <w:p>
+            <w:pPr>
+              <w:spacing w:line="276" w:lineRule="auto"/>
+              <w:jc w:val="right"/>
+              <w:rPr>
+                <w:sz w:val="28"/>
+                <w:szCs w:val="28"/>
+              </w:rPr>
+            </w:pPr>
+            <w:r>
+              <w:rPr>
+                <w:rFonts w:ascii="Segoe UI Symbol" w:hAnsi="Segoe UI Symbol" w:cs="Segoe UI Symbol"/>
+                <w:sz w:val="28"/>
+                <w:szCs w:val="28"/>
+              </w:rPr>
+              <w:t>✔</w:t>
+            </w:r>
+            <w:r>
+              <w:rPr>
+                <w:sz w:val="28"/>
+                <w:szCs w:val="28"/>
+              </w:rPr>
+              <w:t xml:space="preserve"> Now</w:t>
+            </w:r>
+            <w:r>
+              <w:rPr>
+                <w:sz w:val="28"/>
+                <w:szCs w:val="28"/>
+              </w:rPr>
+              <w:t xml:space="preserve"> KEY</w:t>
+            </w:r>
+            <w:r>
+              <w:rPr>
+                <w:sz w:val="28"/>
+                <w:szCs w:val="28"/>
+              </w:rPr>
+              <w:t xml:space="preserve"> pointer points after the struct</w:t>
+            </w:r>
+            <w:r>
+              <w:rPr>
+                <w:sz w:val="28"/>
+                <w:szCs w:val="28"/>
+              </w:rPr>
+              <w:t xml:space="preserve"> and LINK after KEY</w:t>
+            </w:r>
+          </w:p>
+        </w:tc>
+      </w:tr>
+    </w:tbl>
+    <w:p>
+      <w:pPr>
+        <w:spacing w:after="0" w:line="276" w:lineRule="auto"/>
+        <w:rPr>
+          <w:sz w:val="28"/>
+          <w:szCs w:val="28"/>
+        </w:rPr>
+      </w:pPr>
+    </w:p>
+    <w:tbl>
+      <w:tblPr>
+        <w:tblStyle w:val="TableGrid"/>
+        <w:tblW w:w="11199" w:type="dxa"/>
+        <w:tblBorders>
+          <w:top w:val="none" w:sz="0" w:space="0" w:color="auto"/>
+          <w:left w:val="none" w:sz="0" w:space="0" w:color="auto"/>
+          <w:bottom w:val="none" w:sz="0" w:space="0" w:color="auto"/>
+          <w:right w:val="none" w:sz="0" w:space="0" w:color="auto"/>
+          <w:insideH w:val="none" w:sz="0" w:space="0" w:color="auto"/>
+          <w:insideV w:val="none" w:sz="0" w:space="0" w:color="auto"/>
+        </w:tblBorders>
+        <w:tblCellMar>
+          <w:left w:w="0" w:type="dxa"/>
+          <w:right w:w="0" w:type="dxa"/>
+        </w:tblCellMar>
+        <w:tblLook w:val="04A0" w:firstRow="1" w:lastRow="0" w:firstColumn="1" w:lastColumn="0" w:noHBand="0" w:noVBand="1"/>
+      </w:tblPr>
+      <w:tblGrid>
+        <w:gridCol w:w="5664"/>
+        <w:gridCol w:w="5535"/>
+      </w:tblGrid>
+      <w:tr>
+        <w:tc>
+          <w:tcPr>
+            <w:tcW w:w="5664" w:type="dxa"/>
+            <w:tcBorders>
+              <w:right w:val="single" w:sz="4" w:space="0" w:color="auto"/>
+            </w:tcBorders>
+          </w:tcPr>
+          <w:p>
+            <w:pPr>
+              <w:spacing w:line="276" w:lineRule="auto"/>
+              <w:rPr>
+                <w:b/>
+                <w:bCs/>
+                <w:sz w:val="28"/>
+                <w:szCs w:val="28"/>
+              </w:rPr>
+            </w:pPr>
+            <w:r>
+              <w:rPr>
+                <w:b/>
+                <w:bCs/>
+                <w:sz w:val="28"/>
+                <w:szCs w:val="28"/>
+              </w:rPr>
+              <w:t>template&lt;</w:t>
+            </w:r>
+            <w:proofErr w:type="spellStart"/>
+            <w:r>
+              <w:rPr>
+                <w:b/>
+                <w:bCs/>
+                <w:sz w:val="28"/>
+                <w:szCs w:val="28"/>
+              </w:rPr>
+              <w:t>typename</w:t>
+            </w:r>
+            <w:proofErr w:type="spellEnd"/>
+            <w:r>
+              <w:rPr>
+                <w:b/>
+                <w:bCs/>
+                <w:sz w:val="28"/>
+                <w:szCs w:val="28"/>
+              </w:rPr>
+              <w:t xml:space="preserve"> D&gt;</w:t>
+            </w:r>
+          </w:p>
+          <w:p>
+            <w:pPr>
+              <w:spacing w:line="276" w:lineRule="auto"/>
+              <w:rPr>
+                <w:b/>
+                <w:bCs/>
+                <w:sz w:val="28"/>
+                <w:szCs w:val="28"/>
+              </w:rPr>
+            </w:pPr>
+            <w:proofErr w:type="spellStart"/>
+            <w:r>
+              <w:rPr>
+                <w:b/>
+                <w:bCs/>
+                <w:sz w:val="28"/>
+                <w:szCs w:val="28"/>
+              </w:rPr>
+              <w:t>BTnode</w:t>
+            </w:r>
+            <w:proofErr w:type="spellEnd"/>
+            <w:r>
+              <w:rPr>
+                <w:b/>
+                <w:bCs/>
+                <w:sz w:val="28"/>
+                <w:szCs w:val="28"/>
+              </w:rPr>
+              <w:t xml:space="preserve">&lt;D&gt;* </w:t>
+            </w:r>
+            <w:proofErr w:type="spellStart"/>
+            <w:proofErr w:type="gramStart"/>
+            <w:r>
+              <w:rPr>
+                <w:b/>
+                <w:bCs/>
+                <w:sz w:val="28"/>
+                <w:szCs w:val="28"/>
+              </w:rPr>
+              <w:t>createNode</w:t>
+            </w:r>
+            <w:proofErr w:type="spellEnd"/>
+            <w:r>
+              <w:rPr>
+                <w:b/>
+                <w:bCs/>
+                <w:sz w:val="28"/>
+                <w:szCs w:val="28"/>
+              </w:rPr>
+              <w:t>(</w:t>
+            </w:r>
+            <w:proofErr w:type="gramEnd"/>
+            <w:r>
+              <w:rPr>
+                <w:b/>
+                <w:bCs/>
+                <w:sz w:val="28"/>
+                <w:szCs w:val="28"/>
+              </w:rPr>
+              <w:t xml:space="preserve">int </w:t>
+            </w:r>
+            <w:r>
+              <w:rPr>
+                <w:b/>
+                <w:bCs/>
+                <w:sz w:val="28"/>
+                <w:szCs w:val="28"/>
+              </w:rPr>
+              <w:t>order</w:t>
+            </w:r>
+            <w:r>
+              <w:rPr>
+                <w:b/>
+                <w:bCs/>
+                <w:sz w:val="28"/>
+                <w:szCs w:val="28"/>
+              </w:rPr>
+              <w:t>) {</w:t>
+            </w:r>
+            <w:r>
+              <w:rPr>
+                <w:sz w:val="28"/>
+                <w:szCs w:val="28"/>
+              </w:rPr>
+              <w:t xml:space="preserve">   </w:t>
+            </w:r>
+          </w:p>
+          <w:p>
+            <w:pPr>
+              <w:spacing w:line="276" w:lineRule="auto"/>
+              <w:rPr>
+                <w:b/>
+                <w:bCs/>
+                <w:sz w:val="28"/>
+                <w:szCs w:val="28"/>
+              </w:rPr>
+            </w:pPr>
+            <w:r>
+              <w:rPr>
+                <w:b/>
+                <w:bCs/>
+                <w:sz w:val="28"/>
+                <w:szCs w:val="28"/>
+              </w:rPr>
+              <w:t xml:space="preserve">    </w:t>
+            </w:r>
+            <w:proofErr w:type="spellStart"/>
+            <w:r>
+              <w:rPr>
+                <w:b/>
+                <w:bCs/>
+                <w:sz w:val="28"/>
+                <w:szCs w:val="28"/>
+              </w:rPr>
+              <w:t>size_t</w:t>
+            </w:r>
+            <w:proofErr w:type="spellEnd"/>
+            <w:r>
+              <w:rPr>
+                <w:b/>
+                <w:bCs/>
+                <w:sz w:val="28"/>
+                <w:szCs w:val="28"/>
+              </w:rPr>
+              <w:t xml:space="preserve"> size = </w:t>
+            </w:r>
+            <w:proofErr w:type="spellStart"/>
+            <w:proofErr w:type="gramStart"/>
+            <w:r>
+              <w:rPr>
+                <w:b/>
+                <w:bCs/>
+                <w:sz w:val="28"/>
+                <w:szCs w:val="28"/>
+              </w:rPr>
+              <w:t>sizeof</w:t>
+            </w:r>
+            <w:proofErr w:type="spellEnd"/>
+            <w:r>
+              <w:rPr>
+                <w:b/>
+                <w:bCs/>
+                <w:sz w:val="28"/>
+                <w:szCs w:val="28"/>
+              </w:rPr>
+              <w:t>(</w:t>
+            </w:r>
+            <w:proofErr w:type="spellStart"/>
+            <w:proofErr w:type="gramEnd"/>
+            <w:r>
+              <w:rPr>
+                <w:b/>
+                <w:bCs/>
+                <w:sz w:val="28"/>
+                <w:szCs w:val="28"/>
+              </w:rPr>
+              <w:t>BTnode</w:t>
+            </w:r>
+            <w:proofErr w:type="spellEnd"/>
+            <w:r>
+              <w:rPr>
+                <w:b/>
+                <w:bCs/>
+                <w:sz w:val="28"/>
+                <w:szCs w:val="28"/>
+              </w:rPr>
+              <w:t>&lt;D</w:t>
+            </w:r>
+            <w:proofErr w:type="gramStart"/>
+            <w:r>
+              <w:rPr>
+                <w:b/>
+                <w:bCs/>
+                <w:sz w:val="28"/>
+                <w:szCs w:val="28"/>
+              </w:rPr>
+              <w:t>&gt;)</w:t>
+            </w:r>
+            <w:r>
+              <w:rPr>
+                <w:b/>
+                <w:bCs/>
+                <w:sz w:val="28"/>
+                <w:szCs w:val="28"/>
+              </w:rPr>
+              <w:t xml:space="preserve"> </w:t>
+            </w:r>
+            <w:r>
+              <w:rPr>
+                <w:b/>
+                <w:bCs/>
+                <w:sz w:val="28"/>
+                <w:szCs w:val="28"/>
+              </w:rPr>
+              <w:t xml:space="preserve"> +</w:t>
+            </w:r>
+            <w:proofErr w:type="gramEnd"/>
+            <w:r>
+              <w:rPr>
+                <w:b/>
+                <w:bCs/>
+                <w:sz w:val="28"/>
+                <w:szCs w:val="28"/>
+              </w:rPr>
+              <w:t xml:space="preserve">      </w:t>
+            </w:r>
+          </w:p>
+        </w:tc>
+        <w:tc>
+          <w:tcPr>
+            <w:tcW w:w="5535" w:type="dxa"/>
+            <w:tcBorders>
+              <w:top w:val="single" w:sz="4" w:space="0" w:color="auto"/>
+              <w:left w:val="single" w:sz="4" w:space="0" w:color="auto"/>
+              <w:bottom w:val="single" w:sz="4" w:space="0" w:color="auto"/>
+              <w:right w:val="single" w:sz="4" w:space="0" w:color="auto"/>
+            </w:tcBorders>
+          </w:tcPr>
+          <w:p>
+            <w:pPr>
+              <w:spacing w:line="276" w:lineRule="auto"/>
+              <w:rPr>
+                <w:b/>
+                <w:bCs/>
+                <w:sz w:val="10"/>
+                <w:szCs w:val="10"/>
+              </w:rPr>
+            </w:pPr>
+          </w:p>
+          <w:p>
+            <w:pPr>
+              <w:spacing w:line="360" w:lineRule="auto"/>
+              <w:rPr>
+                <w:b/>
+                <w:bCs/>
+                <w:sz w:val="28"/>
+                <w:szCs w:val="28"/>
+              </w:rPr>
+            </w:pPr>
+            <w:r>
+              <w:rPr>
+                <w:b/>
+                <w:bCs/>
+                <w:sz w:val="28"/>
+                <w:szCs w:val="28"/>
+              </w:rPr>
+              <w:t xml:space="preserve">   </w:t>
+            </w:r>
+            <w:proofErr w:type="spellStart"/>
+            <w:r>
+              <w:rPr>
+                <w:b/>
+                <w:bCs/>
+                <w:sz w:val="28"/>
+                <w:szCs w:val="28"/>
+              </w:rPr>
+              <w:t>BTnode</w:t>
+            </w:r>
+            <w:proofErr w:type="spellEnd"/>
+            <w:r>
+              <w:rPr>
+                <w:b/>
+                <w:bCs/>
+                <w:sz w:val="28"/>
+                <w:szCs w:val="28"/>
+              </w:rPr>
+              <w:t xml:space="preserve">&lt;int&gt;* node = </w:t>
+            </w:r>
+            <w:proofErr w:type="spellStart"/>
+            <w:r>
+              <w:rPr>
+                <w:b/>
+                <w:bCs/>
+                <w:sz w:val="28"/>
+                <w:szCs w:val="28"/>
+              </w:rPr>
+              <w:t>createNode</w:t>
+            </w:r>
+            <w:proofErr w:type="spellEnd"/>
+            <w:r>
+              <w:rPr>
+                <w:b/>
+                <w:bCs/>
+                <w:sz w:val="28"/>
+                <w:szCs w:val="28"/>
+              </w:rPr>
+              <w:t>&lt;int</w:t>
+            </w:r>
+            <w:proofErr w:type="gramStart"/>
+            <w:r>
+              <w:rPr>
+                <w:b/>
+                <w:bCs/>
+                <w:sz w:val="28"/>
+                <w:szCs w:val="28"/>
+              </w:rPr>
+              <w:t>&gt;(</w:t>
+            </w:r>
+            <w:proofErr w:type="gramEnd"/>
+            <w:r>
+              <w:rPr>
+                <w:b/>
+                <w:bCs/>
+                <w:sz w:val="28"/>
+                <w:szCs w:val="28"/>
+              </w:rPr>
+              <w:t>5);</w:t>
+            </w:r>
+          </w:p>
+          <w:p>
+            <w:pPr>
+              <w:spacing w:line="276" w:lineRule="auto"/>
+              <w:rPr>
+                <w:b/>
+                <w:bCs/>
+                <w:sz w:val="28"/>
+                <w:szCs w:val="28"/>
+              </w:rPr>
+            </w:pPr>
+            <w:r>
+              <w:rPr>
+                <w:b/>
+                <w:bCs/>
+                <w:sz w:val="28"/>
+                <w:szCs w:val="28"/>
+              </w:rPr>
+              <w:t xml:space="preserve">   </w:t>
+            </w:r>
+            <w:proofErr w:type="gramStart"/>
+            <w:r>
+              <w:rPr>
+                <w:b/>
+                <w:bCs/>
+                <w:sz w:val="28"/>
+                <w:szCs w:val="28"/>
+              </w:rPr>
+              <w:t>delete[</w:t>
+            </w:r>
+            <w:proofErr w:type="gramEnd"/>
+            <w:r>
+              <w:rPr>
+                <w:b/>
+                <w:bCs/>
+                <w:sz w:val="28"/>
+                <w:szCs w:val="28"/>
+              </w:rPr>
+              <w:t>] (char</w:t>
+            </w:r>
+            <w:proofErr w:type="gramStart"/>
+            <w:r>
+              <w:rPr>
+                <w:b/>
+                <w:bCs/>
+                <w:sz w:val="28"/>
+                <w:szCs w:val="28"/>
+              </w:rPr>
+              <w:t>*)node</w:t>
+            </w:r>
+            <w:proofErr w:type="gramEnd"/>
+            <w:r>
+              <w:rPr>
+                <w:b/>
+                <w:bCs/>
+                <w:sz w:val="28"/>
+                <w:szCs w:val="28"/>
+              </w:rPr>
+              <w:t xml:space="preserve">;   </w:t>
+            </w:r>
+          </w:p>
+        </w:tc>
+      </w:tr>
+    </w:tbl>
+    <w:p>
+      <w:pPr>
+        <w:spacing w:after="0" w:line="276" w:lineRule="auto"/>
+        <w:rPr>
+          <w:b/>
+          <w:bCs/>
+          <w:sz w:val="28"/>
+          <w:szCs w:val="28"/>
+        </w:rPr>
+      </w:pPr>
+      <w:r>
+        <w:rPr>
+          <w:b/>
+          <w:bCs/>
+          <w:sz w:val="28"/>
+          <w:szCs w:val="28"/>
+        </w:rPr>
+        <w:t xml:space="preserve">                  </w:t>
+      </w:r>
+      <w:proofErr w:type="spellStart"/>
+      <w:r>
+        <w:rPr>
+          <w:b/>
+          <w:bCs/>
+          <w:sz w:val="28"/>
+          <w:szCs w:val="28"/>
+        </w:rPr>
+        <w:t>sizeof</w:t>
+      </w:r>
+      <w:proofErr w:type="spellEnd"/>
+      <w:r>
+        <w:rPr>
+          <w:b/>
+          <w:bCs/>
+          <w:sz w:val="28"/>
+          <w:szCs w:val="28"/>
+        </w:rPr>
+        <w:t xml:space="preserve">(D) * </w:t>
+      </w:r>
+      <w:r>
+        <w:rPr>
+          <w:b/>
+          <w:bCs/>
+          <w:sz w:val="28"/>
+          <w:szCs w:val="28"/>
+        </w:rPr>
+        <w:t>order</w:t>
+      </w:r>
+      <w:r>
+        <w:rPr>
+          <w:b/>
+          <w:bCs/>
+          <w:sz w:val="28"/>
+          <w:szCs w:val="28"/>
+        </w:rPr>
+        <w:t xml:space="preserve"> </w:t>
+      </w:r>
+      <w:r>
+        <w:rPr>
+          <w:b/>
+          <w:bCs/>
+          <w:sz w:val="28"/>
+          <w:szCs w:val="28"/>
+        </w:rPr>
+        <w:t>+</w:t>
+      </w:r>
+      <w:r>
+        <w:rPr>
+          <w:b/>
+          <w:bCs/>
+          <w:sz w:val="28"/>
+          <w:szCs w:val="28"/>
+        </w:rPr>
+        <w:t xml:space="preserve">                                    </w:t>
+      </w:r>
+    </w:p>
+    <w:p>
+      <w:pPr>
+        <w:spacing w:after="0" w:line="276" w:lineRule="auto"/>
+        <w:rPr>
+          <w:b/>
+          <w:bCs/>
+          <w:sz w:val="28"/>
+          <w:szCs w:val="28"/>
+        </w:rPr>
+      </w:pPr>
+      <w:r>
+        <w:rPr>
+          <w:b/>
+          <w:bCs/>
+          <w:sz w:val="28"/>
+          <w:szCs w:val="28"/>
+        </w:rPr>
+        <w:t xml:space="preserve">                  </w:t>
+      </w:r>
+      <w:proofErr w:type="spellStart"/>
+      <w:proofErr w:type="gramStart"/>
+      <w:r>
+        <w:rPr>
+          <w:b/>
+          <w:bCs/>
+          <w:sz w:val="28"/>
+          <w:szCs w:val="28"/>
+        </w:rPr>
+        <w:t>sizeof</w:t>
+      </w:r>
+      <w:proofErr w:type="spellEnd"/>
+      <w:r>
+        <w:rPr>
+          <w:b/>
+          <w:bCs/>
+          <w:sz w:val="28"/>
+          <w:szCs w:val="28"/>
+        </w:rPr>
+        <w:t>(</w:t>
+      </w:r>
+      <w:proofErr w:type="spellStart"/>
+      <w:proofErr w:type="gramEnd"/>
+      <w:r>
+        <w:rPr>
+          <w:b/>
+          <w:bCs/>
+          <w:sz w:val="28"/>
+          <w:szCs w:val="28"/>
+        </w:rPr>
+        <w:t>BTnode</w:t>
+      </w:r>
+      <w:proofErr w:type="spellEnd"/>
+      <w:r>
+        <w:rPr>
+          <w:b/>
+          <w:bCs/>
+          <w:sz w:val="28"/>
+          <w:szCs w:val="28"/>
+        </w:rPr>
+        <w:t>&lt;D&gt;*) * (</w:t>
+      </w:r>
+      <w:r>
+        <w:rPr>
+          <w:b/>
+          <w:bCs/>
+          <w:sz w:val="28"/>
+          <w:szCs w:val="28"/>
+        </w:rPr>
+        <w:t>order</w:t>
+      </w:r>
+      <w:r>
+        <w:rPr>
+          <w:b/>
+          <w:bCs/>
+          <w:sz w:val="28"/>
+          <w:szCs w:val="28"/>
+        </w:rPr>
+        <w:t xml:space="preserve"> </w:t>
+      </w:r>
+      <w:r>
+        <w:rPr>
+          <w:b/>
+          <w:bCs/>
+          <w:sz w:val="28"/>
+          <w:szCs w:val="28"/>
+        </w:rPr>
+        <w:t>+ 1);</w:t>
+      </w:r>
+      <w:r>
+        <w:rPr>
+          <w:b/>
+          <w:bCs/>
+          <w:sz w:val="28"/>
+          <w:szCs w:val="28"/>
+        </w:rPr>
+        <w:t xml:space="preserve">  </w:t>
+      </w:r>
+    </w:p>
+    <w:p>
+      <w:pPr>
+        <w:spacing w:after="0" w:line="276" w:lineRule="auto"/>
+        <w:jc w:val="right"/>
+        <w:rPr>
+          <w:sz w:val="28"/>
+          <w:szCs w:val="28"/>
+        </w:rPr>
+      </w:pPr>
+      <w:r>
+        <w:rPr>
+          <w:sz w:val="28"/>
+          <w:szCs w:val="28"/>
+        </w:rPr>
+        <w:t xml:space="preserve">// </w:t>
+      </w:r>
+      <w:r>
+        <w:rPr>
+          <w:sz w:val="28"/>
+          <w:szCs w:val="28"/>
+        </w:rPr>
+        <w:t>It computes how many bytes of memory you need for one node.</w:t>
+      </w:r>
+    </w:p>
+    <w:p>
+      <w:pPr>
+        <w:spacing w:after="0" w:line="276" w:lineRule="auto"/>
+        <w:jc w:val="right"/>
+        <w:rPr>
+          <w:sz w:val="8"/>
+          <w:szCs w:val="8"/>
+        </w:rPr>
+      </w:pPr>
+    </w:p>
+    <w:p>
+      <w:pPr>
+        <w:spacing w:after="0" w:line="276" w:lineRule="auto"/>
+        <w:jc w:val="right"/>
+        <w:rPr>
+          <w:sz w:val="8"/>
+          <w:szCs w:val="8"/>
+        </w:rPr>
+      </w:pPr>
+    </w:p>
+    <w:p>
+      <w:pPr>
+        <w:spacing w:after="0" w:line="276" w:lineRule="auto"/>
+        <w:rPr>
+          <w:b/>
+          <w:bCs/>
+          <w:sz w:val="28"/>
+          <w:szCs w:val="28"/>
+        </w:rPr>
+      </w:pPr>
+      <w:r>
+        <w:rPr>
+          <w:b/>
+          <w:bCs/>
+          <w:sz w:val="28"/>
+          <w:szCs w:val="28"/>
+        </w:rPr>
+        <w:t>    char* block = new char[size</w:t>
+      </w:r>
+      <w:proofErr w:type="gramStart"/>
+      <w:r>
+        <w:rPr>
+          <w:b/>
+          <w:bCs/>
+          <w:sz w:val="28"/>
+          <w:szCs w:val="28"/>
+        </w:rPr>
+        <w:t>];</w:t>
+      </w:r>
+      <w:r>
+        <w:rPr>
+          <w:rFonts w:ascii="Segoe UI Emoji" w:eastAsia="Times New Roman" w:hAnsi="Segoe UI Emoji" w:cs="Segoe UI Emoji"/>
+          <w:kern w:val="0"/>
+          <w:sz w:val="24"/>
+          <w:szCs w:val="24"/>
+          <w:lang w:eastAsia="en-IN"/>
+          <w14:ligatures w14:val="none"/>
+        </w:rPr>
+        <w:t xml:space="preserve"> </w:t>
+      </w:r>
+      <w:r>
+        <w:rPr>
+          <w:rFonts w:ascii="Segoe UI Emoji" w:eastAsia="Times New Roman" w:hAnsi="Segoe UI Emoji" w:cs="Segoe UI Emoji"/>
+          <w:kern w:val="0"/>
+          <w:sz w:val="24"/>
+          <w:szCs w:val="24"/>
+          <w:lang w:eastAsia="en-IN"/>
+          <w14:ligatures w14:val="none"/>
+        </w:rPr>
+        <w:t xml:space="preserve">  </w:t>
+      </w:r>
+      <w:proofErr w:type="gramEnd"/>
+      <w:r>
+        <w:rPr>
+          <w:rFonts w:ascii="Segoe UI Emoji" w:eastAsia="Times New Roman" w:hAnsi="Segoe UI Emoji" w:cs="Segoe UI Emoji"/>
+          <w:kern w:val="0"/>
+          <w:sz w:val="24"/>
+          <w:szCs w:val="24"/>
+          <w:lang w:eastAsia="en-IN"/>
+          <w14:ligatures w14:val="none"/>
+        </w:rPr>
+        <w:t xml:space="preserve"> </w:t>
+      </w:r>
+      <w:r>
+        <w:rPr>
+          <w:sz w:val="28"/>
+          <w:szCs w:val="28"/>
+        </w:rPr>
+        <w:t>//</w:t>
+      </w:r>
+      <w:r>
+        <w:rPr>
+          <w:b/>
+          <w:bCs/>
+          <w:sz w:val="28"/>
+          <w:szCs w:val="28"/>
+        </w:rPr>
+        <w:t xml:space="preserve"> </w:t>
+      </w:r>
+      <w:r>
+        <w:rPr>
+          <w:sz w:val="28"/>
+          <w:szCs w:val="28"/>
+        </w:rPr>
+        <w:t xml:space="preserve">Type: char* → raw </w:t>
+      </w:r>
+      <w:proofErr w:type="gramStart"/>
+      <w:r>
+        <w:rPr>
+          <w:sz w:val="28"/>
+          <w:szCs w:val="28"/>
+        </w:rPr>
+        <w:t>bytes</w:t>
+      </w:r>
+      <w:r>
+        <w:rPr>
+          <w:sz w:val="28"/>
+          <w:szCs w:val="28"/>
+        </w:rPr>
+        <w:t xml:space="preserve"> </w:t>
+      </w:r>
+      <w:r>
+        <w:rPr>
+          <w:sz w:val="28"/>
+          <w:szCs w:val="28"/>
+        </w:rPr>
+        <w:t xml:space="preserve"> </w:t>
+      </w:r>
+      <w:r>
+        <w:rPr>
+          <w:sz w:val="28"/>
+          <w:szCs w:val="28"/>
+        </w:rPr>
+        <w:t>→</w:t>
+      </w:r>
+      <w:proofErr w:type="gramEnd"/>
+      <w:r>
+        <w:rPr>
+          <w:sz w:val="28"/>
+          <w:szCs w:val="28"/>
+        </w:rPr>
+        <w:t xml:space="preserve"> memory ready</w:t>
+      </w:r>
+    </w:p>
+    <w:p>
+      <w:pPr>
+        <w:spacing w:after="0" w:line="276" w:lineRule="auto"/>
+        <w:rPr>
+          <w:b/>
+          <w:bCs/>
+          <w:sz w:val="8"/>
+          <w:szCs w:val="8"/>
+        </w:rPr>
+      </w:pPr>
+    </w:p>
+    <w:p>
+      <w:pPr>
+        <w:spacing w:after="0" w:line="276" w:lineRule="auto"/>
+        <w:rPr>
+          <w:sz w:val="28"/>
+          <w:szCs w:val="28"/>
+        </w:rPr>
+      </w:pPr>
+      <w:r>
+        <w:rPr>
+          <w:b/>
+          <w:bCs/>
+          <w:sz w:val="28"/>
+          <w:szCs w:val="28"/>
+        </w:rPr>
+        <w:t xml:space="preserve">    return new (block) </w:t>
+      </w:r>
+      <w:proofErr w:type="spellStart"/>
+      <w:r>
+        <w:rPr>
+          <w:b/>
+          <w:bCs/>
+          <w:sz w:val="28"/>
+          <w:szCs w:val="28"/>
+        </w:rPr>
+        <w:t>BTnode</w:t>
+      </w:r>
+      <w:proofErr w:type="spellEnd"/>
+      <w:r>
+        <w:rPr>
+          <w:b/>
+          <w:bCs/>
+          <w:sz w:val="28"/>
+          <w:szCs w:val="28"/>
+        </w:rPr>
+        <w:t>&lt;D&gt;(</w:t>
+      </w:r>
+      <w:proofErr w:type="spellStart"/>
+      <w:proofErr w:type="gramStart"/>
+      <w:r>
+        <w:rPr>
+          <w:b/>
+          <w:bCs/>
+          <w:sz w:val="28"/>
+          <w:szCs w:val="28"/>
+        </w:rPr>
+        <w:t>order</w:t>
+      </w:r>
+      <w:r>
+        <w:rPr>
+          <w:b/>
+          <w:bCs/>
+          <w:sz w:val="28"/>
+          <w:szCs w:val="28"/>
+        </w:rPr>
+        <w:t>,block</w:t>
+      </w:r>
+      <w:proofErr w:type="spellEnd"/>
+      <w:r>
+        <w:rPr>
+          <w:b/>
+          <w:bCs/>
+          <w:sz w:val="28"/>
+          <w:szCs w:val="28"/>
+        </w:rPr>
+        <w:t>);</w:t>
+      </w:r>
+      <w:r>
+        <w:rPr>
+          <w:b/>
+          <w:bCs/>
+          <w:sz w:val="28"/>
+          <w:szCs w:val="28"/>
+        </w:rPr>
+        <w:t xml:space="preserve"> </w:t>
+      </w:r>
+      <w:r>
+        <w:rPr>
+          <w:b/>
+          <w:bCs/>
+          <w:sz w:val="28"/>
+          <w:szCs w:val="28"/>
+        </w:rPr>
+        <w:t xml:space="preserve">  </w:t>
+      </w:r>
+      <w:proofErr w:type="gramEnd"/>
+      <w:r>
+        <w:rPr>
+          <w:sz w:val="28"/>
+          <w:szCs w:val="28"/>
+        </w:rPr>
+        <w:t>// Allocates one continuous block of memory</w:t>
+      </w:r>
+    </w:p>
+    <w:p>
+      <w:pPr>
+        <w:spacing w:after="0" w:line="276" w:lineRule="auto"/>
+        <w:rPr>
+          <w:sz w:val="28"/>
+          <w:szCs w:val="28"/>
+        </w:rPr>
+      </w:pPr>
+      <w:proofErr w:type="gramStart"/>
+      <w:r>
+        <w:rPr>
+          <w:b/>
+          <w:bCs/>
+          <w:sz w:val="28"/>
+          <w:szCs w:val="28"/>
+        </w:rPr>
+        <w:t>}</w:t>
+      </w:r>
+      <w:r>
+        <w:rPr>
+          <w:sz w:val="28"/>
+          <w:szCs w:val="28"/>
+        </w:rPr>
+        <w:t xml:space="preserve">   </w:t>
+      </w:r>
+      <w:proofErr w:type="gramEnd"/>
+      <w:r>
+        <w:rPr>
+          <w:sz w:val="28"/>
+          <w:szCs w:val="28"/>
+        </w:rPr>
+        <w:t xml:space="preserve">                                                                                             // </w:t>
+      </w:r>
+      <w:r>
+        <w:rPr>
+          <w:sz w:val="28"/>
+          <w:szCs w:val="28"/>
+        </w:rPr>
+        <w:t>Size: exactly what we calculated</w:t>
+      </w:r>
+    </w:p>
+    <w:p>
+      <w:pPr>
+        <w:spacing w:after="0" w:line="276" w:lineRule="auto"/>
+        <w:ind w:left="5040"/>
+        <w:rPr>
+          <w:sz w:val="28"/>
+          <w:szCs w:val="28"/>
+        </w:rPr>
+      </w:pPr>
+      <w:r>
+        <w:rPr>
+          <w:b/>
+          <w:bCs/>
+          <w:sz w:val="28"/>
+          <w:szCs w:val="28"/>
+        </w:rPr>
+        <w:t xml:space="preserve">         </w:t>
+      </w:r>
+      <w:r>
+        <w:rPr>
+          <w:sz w:val="28"/>
+          <w:szCs w:val="28"/>
+        </w:rPr>
+        <w:t xml:space="preserve">// </w:t>
+      </w:r>
+      <w:r>
+        <w:rPr>
+          <w:sz w:val="28"/>
+          <w:szCs w:val="28"/>
+        </w:rPr>
+        <w:t>constructor → uses that memory</w:t>
+      </w:r>
+      <w:r>
+        <w:rPr>
+          <w:sz w:val="28"/>
+          <w:szCs w:val="28"/>
+        </w:rPr>
+        <w:t xml:space="preserve"> (block)</w:t>
+      </w:r>
+    </w:p>
+    <w:tbl>
+      <w:tblPr>
+        <w:tblStyle w:val="TableGrid"/>
+        <w:tblW w:w="0" w:type="auto"/>
+        <w:jc w:val="center"/>
+        <w:tblBorders>
+          <w:top w:val="none" w:sz="0" w:space="0" w:color="auto"/>
+          <w:left w:val="none" w:sz="0" w:space="0" w:color="auto"/>
+          <w:bottom w:val="none" w:sz="0" w:space="0" w:color="auto"/>
+          <w:right w:val="none" w:sz="0" w:space="0" w:color="auto"/>
+          <w:insideH w:val="none" w:sz="0" w:space="0" w:color="auto"/>
+          <w:insideV w:val="none" w:sz="0" w:space="0" w:color="auto"/>
+        </w:tblBorders>
+        <w:tblCellMar>
+          <w:top w:w="85" w:type="dxa"/>
+          <w:bottom w:w="113" w:type="dxa"/>
+        </w:tblCellMar>
+        <w:tblLook w:val="04A0" w:firstRow="1" w:lastRow="0" w:firstColumn="1" w:lastColumn="0" w:noHBand="0" w:noVBand="1"/>
+      </w:tblPr>
+      <w:tblGrid>
+        <w:gridCol w:w="4200"/>
+        <w:gridCol w:w="331"/>
+        <w:gridCol w:w="3346"/>
+        <w:gridCol w:w="340"/>
+        <w:gridCol w:w="2750"/>
+      </w:tblGrid>
+      <w:tr>
+        <w:trPr>
+          <w:jc w:val="center"/>
+        </w:trPr>
+        <w:tc>
+          <w:tcPr>
+            <w:tcW w:w="4200" w:type="dxa"/>
+            <w:vMerge w:val="restart"/>
+            <w:tcBorders>
+              <w:top w:val="single" w:sz="4" w:space="0" w:color="auto"/>
+              <w:left w:val="single" w:sz="4" w:space="0" w:color="auto"/>
+              <w:bottom w:val="single" w:sz="4" w:space="0" w:color="auto"/>
+              <w:right w:val="single" w:sz="4" w:space="0" w:color="auto"/>
+            </w:tcBorders>
+          </w:tcPr>
+          <w:p>
+            <w:pPr>
+              <w:spacing w:line="276" w:lineRule="auto"/>
+              <w:rPr>
+                <w:b/>
+                <w:bCs/>
+              </w:rPr>
+            </w:pPr>
+            <w:r>
+              <w:rPr>
+                <w:b/>
+                <w:bCs/>
+              </w:rPr>
+              <w:t>block</w:t>
+            </w:r>
+          </w:p>
+          <w:p>
+            <w:pPr>
+              <w:spacing w:line="276" w:lineRule="auto"/>
+              <w:rPr>
+                <w:b/>
+                <w:bCs/>
+              </w:rPr>
+            </w:pPr>
+            <w:r>
+              <w:rPr>
+                <w:b/>
+                <w:bCs/>
+              </w:rPr>
+              <w:t>│</w:t>
+            </w:r>
+          </w:p>
+          <w:p>
+            <w:pPr>
+              <w:spacing w:line="276" w:lineRule="auto"/>
+              <w:rPr>
+                <w:b/>
+                <w:bCs/>
+              </w:rPr>
+            </w:pPr>
+            <w:r>
+              <w:rPr>
+                <w:b/>
+                <w:bCs/>
+              </w:rPr>
+              <w:t>│</w:t>
+            </w:r>
+            <w:r>
+              <w:rPr>
+                <w:rFonts w:ascii="Aptos" w:hAnsi="Aptos" w:cs="Aptos"/>
+                <w:b/>
+                <w:bCs/>
+              </w:rPr>
+              <w:t>──</w:t>
+            </w:r>
+            <w:r>
+              <w:rPr>
+                <w:b/>
+                <w:bCs/>
+              </w:rPr>
+              <w:t xml:space="preserve"> [ </w:t>
+            </w:r>
+            <w:proofErr w:type="spellStart"/>
+            <w:r>
+              <w:rPr>
+                <w:b/>
+                <w:bCs/>
+              </w:rPr>
+              <w:t>BTnode</w:t>
+            </w:r>
+            <w:proofErr w:type="spellEnd"/>
+            <w:r>
+              <w:rPr>
+                <w:b/>
+                <w:bCs/>
+              </w:rPr>
+              <w:t xml:space="preserve"> </w:t>
+            </w:r>
+            <w:proofErr w:type="gramStart"/>
+            <w:r>
+              <w:rPr>
+                <w:b/>
+                <w:bCs/>
+              </w:rPr>
+              <w:t>struct ]</w:t>
+            </w:r>
+            <w:proofErr w:type="gramEnd"/>
+            <w:r>
+              <w:rPr>
+                <w:b/>
+                <w:bCs/>
+              </w:rPr>
+              <w:t xml:space="preserve">   </w:t>
+            </w:r>
+            <w:r>
+              <w:rPr>
+                <w:rFonts w:ascii="Aptos" w:hAnsi="Aptos" w:cs="Aptos"/>
+                <w:b/>
+                <w:bCs/>
+              </w:rPr>
+              <w:t>←</w:t>
+            </w:r>
+            <w:r>
+              <w:rPr>
+                <w:b/>
+                <w:bCs/>
+              </w:rPr>
+              <w:t xml:space="preserve"> this</w:t>
+            </w:r>
+          </w:p>
+          <w:p>
+            <w:pPr>
+              <w:spacing w:line="276" w:lineRule="auto"/>
+              <w:rPr>
+                <w:b/>
+                <w:bCs/>
+              </w:rPr>
+            </w:pPr>
+            <w:r>
+              <w:rPr>
+                <w:b/>
+                <w:bCs/>
+              </w:rPr>
+              <w:t>│       S</w:t>
+            </w:r>
+          </w:p>
+          <w:p>
+            <w:pPr>
+              <w:spacing w:line="276" w:lineRule="auto"/>
+              <w:rPr>
+                <w:b/>
+                <w:bCs/>
+              </w:rPr>
+            </w:pPr>
+            <w:r>
+              <w:rPr>
+                <w:b/>
+                <w:bCs/>
+              </w:rPr>
+              <w:t>│       P</w:t>
+            </w:r>
+          </w:p>
+          <w:p>
+            <w:pPr>
+              <w:spacing w:line="276" w:lineRule="auto"/>
+              <w:rPr>
+                <w:b/>
+                <w:bCs/>
+              </w:rPr>
+            </w:pPr>
+            <w:r>
+              <w:rPr>
+                <w:b/>
+                <w:bCs/>
+              </w:rPr>
+              <w:t>│       KEY → points ↓</w:t>
+            </w:r>
+          </w:p>
+          <w:p>
+            <w:pPr>
+              <w:spacing w:line="276" w:lineRule="auto"/>
+              <w:rPr>
+                <w:b/>
+                <w:bCs/>
+              </w:rPr>
+            </w:pPr>
+            <w:r>
+              <w:rPr>
+                <w:b/>
+                <w:bCs/>
+              </w:rPr>
+              <w:t>│       LINK → points ↓</w:t>
+            </w:r>
+          </w:p>
+          <w:p>
+            <w:pPr>
+              <w:spacing w:line="276" w:lineRule="auto"/>
+              <w:rPr>
+                <w:b/>
+                <w:bCs/>
+              </w:rPr>
+            </w:pPr>
+            <w:r>
+              <w:rPr>
+                <w:b/>
+                <w:bCs/>
+              </w:rPr>
+              <w:t>│</w:t>
+            </w:r>
+          </w:p>
+          <w:p>
+            <w:pPr>
+              <w:spacing w:line="276" w:lineRule="auto"/>
+              <w:rPr>
+                <w:b/>
+                <w:bCs/>
+              </w:rPr>
+            </w:pPr>
+            <w:r>
+              <w:rPr>
+                <w:b/>
+                <w:bCs/>
+              </w:rPr>
+              <w:t>│</w:t>
+            </w:r>
+            <w:r>
+              <w:rPr>
+                <w:rFonts w:ascii="Aptos" w:hAnsi="Aptos" w:cs="Aptos"/>
+                <w:b/>
+                <w:bCs/>
+              </w:rPr>
+              <w:t>──</w:t>
+            </w:r>
+            <w:r>
+              <w:rPr>
+                <w:b/>
+                <w:bCs/>
+              </w:rPr>
+              <w:t xml:space="preserve"> [ KEY array (capacity elements</w:t>
+            </w:r>
+            <w:proofErr w:type="gramStart"/>
+            <w:r>
+              <w:rPr>
+                <w:b/>
+                <w:bCs/>
+              </w:rPr>
+              <w:t>) ]</w:t>
+            </w:r>
+            <w:proofErr w:type="gramEnd"/>
+          </w:p>
+          <w:p>
+            <w:pPr>
+              <w:spacing w:line="276" w:lineRule="auto"/>
+              <w:rPr>
+                <w:b/>
+                <w:bCs/>
+              </w:rPr>
+            </w:pPr>
+            <w:r>
+              <w:rPr>
+                <w:b/>
+                <w:bCs/>
+              </w:rPr>
+              <w:t>│</w:t>
+            </w:r>
+          </w:p>
+          <w:p>
+            <w:pPr>
+              <w:spacing w:line="276" w:lineRule="auto"/>
+              <w:rPr>
+                <w:b/>
+                <w:bCs/>
+              </w:rPr>
+            </w:pPr>
+            <w:r>
+              <w:rPr>
+                <w:b/>
+                <w:bCs/>
+              </w:rPr>
+              <w:t>└── [ LINK array (capacity + 1 pointers</w:t>
+            </w:r>
+            <w:proofErr w:type="gramStart"/>
+            <w:r>
+              <w:rPr>
+                <w:b/>
+                <w:bCs/>
+              </w:rPr>
+              <w:t>) ]</w:t>
+            </w:r>
+            <w:proofErr w:type="gramEnd"/>
+          </w:p>
+        </w:tc>
+        <w:tc>
+          <w:tcPr>
+            <w:tcW w:w="331" w:type="dxa"/>
+            <w:tcBorders>
+              <w:left w:val="single" w:sz="4" w:space="0" w:color="auto"/>
+            </w:tcBorders>
+          </w:tcPr>
+          <w:p>
+            <w:pPr>
+              <w:spacing w:line="276" w:lineRule="auto"/>
+              <w:rPr>
+                <w:b/>
+                <w:bCs/>
+                <w:sz w:val="18"/>
+                <w:szCs w:val="18"/>
+              </w:rPr>
+            </w:pPr>
+          </w:p>
+        </w:tc>
+        <w:tc>
+          <w:tcPr>
+            <w:tcW w:w="3346" w:type="dxa"/>
+            <w:tcBorders>
+              <w:bottom w:val="single" w:sz="4" w:space="0" w:color="auto"/>
+            </w:tcBorders>
+          </w:tcPr>
+          <w:p>
+            <w:pPr>
+              <w:spacing w:line="276" w:lineRule="auto"/>
+              <w:rPr>
+                <w:b/>
+                <w:bCs/>
+                <w:sz w:val="18"/>
+                <w:szCs w:val="18"/>
+              </w:rPr>
+            </w:pPr>
+          </w:p>
+        </w:tc>
+        <w:tc>
+          <w:tcPr>
+            <w:tcW w:w="340" w:type="dxa"/>
+          </w:tcPr>
+          <w:p>
+            <w:pPr>
+              <w:spacing w:line="276" w:lineRule="auto"/>
+              <w:rPr>
+                <w:b/>
+                <w:bCs/>
+                <w:sz w:val="18"/>
+                <w:szCs w:val="18"/>
+              </w:rPr>
+            </w:pPr>
+          </w:p>
+        </w:tc>
+        <w:tc>
+          <w:tcPr>
+            <w:tcW w:w="2750" w:type="dxa"/>
+          </w:tcPr>
+          <w:p>
+            <w:pPr>
+              <w:spacing w:line="276" w:lineRule="auto"/>
+              <w:rPr>
+                <w:b/>
+                <w:bCs/>
+                <w:sz w:val="18"/>
+                <w:szCs w:val="18"/>
+              </w:rPr>
+            </w:pPr>
+          </w:p>
+        </w:tc>
+      </w:tr>
+      <w:tr>
+        <w:trPr>
+          <w:jc w:val="center"/>
+        </w:trPr>
+        <w:tc>
+          <w:tcPr>
+            <w:tcW w:w="4200" w:type="dxa"/>
+            <w:vMerge/>
+            <w:tcBorders>
+              <w:top w:val="single" w:sz="4" w:space="0" w:color="auto"/>
+              <w:left w:val="single" w:sz="4" w:space="0" w:color="auto"/>
+              <w:bottom w:val="single" w:sz="4" w:space="0" w:color="auto"/>
+              <w:right w:val="single" w:sz="4" w:space="0" w:color="auto"/>
+            </w:tcBorders>
+          </w:tcPr>
+          <w:p>
+            <w:pPr>
+              <w:spacing w:line="276" w:lineRule="auto"/>
+              <w:rPr>
+                <w:b/>
+                <w:bCs/>
+              </w:rPr>
+            </w:pPr>
+          </w:p>
+        </w:tc>
+        <w:tc>
+          <w:tcPr>
+            <w:tcW w:w="331" w:type="dxa"/>
+            <w:tcBorders>
+              <w:left w:val="single" w:sz="4" w:space="0" w:color="auto"/>
+              <w:right w:val="single" w:sz="4" w:space="0" w:color="auto"/>
+            </w:tcBorders>
+          </w:tcPr>
+          <w:p>
+            <w:pPr>
+              <w:spacing w:line="276" w:lineRule="auto"/>
+              <w:rPr>
+                <w:b/>
+                <w:bCs/>
+                <w:sz w:val="8"/>
+                <w:szCs w:val="8"/>
+              </w:rPr>
+            </w:pPr>
+          </w:p>
+        </w:tc>
+        <w:tc>
+          <w:tcPr>
+            <w:tcW w:w="3346" w:type="dxa"/>
+            <w:vMerge w:val="restart"/>
+            <w:tcBorders>
+              <w:top w:val="single" w:sz="4" w:space="0" w:color="auto"/>
+              <w:left w:val="single" w:sz="4" w:space="0" w:color="auto"/>
+              <w:bottom w:val="single" w:sz="4" w:space="0" w:color="auto"/>
+              <w:right w:val="single" w:sz="4" w:space="0" w:color="auto"/>
+            </w:tcBorders>
+          </w:tcPr>
+          <w:p>
+            <w:pPr>
+              <w:spacing w:line="276" w:lineRule="auto"/>
+              <w:rPr>
+                <w:b/>
+                <w:bCs/>
+              </w:rPr>
+            </w:pPr>
+            <w:r>
+              <w:rPr>
+                <w:b/>
+                <w:bCs/>
+              </w:rPr>
+              <w:t>Address</w:t>
+            </w:r>
+          </w:p>
+          <w:p>
+            <w:pPr>
+              <w:spacing w:line="276" w:lineRule="auto"/>
+              <w:rPr>
+                <w:b/>
+                <w:bCs/>
+              </w:rPr>
+            </w:pPr>
+            <w:r>
+              <w:rPr>
+                <w:b/>
+                <w:bCs/>
+              </w:rPr>
+              <w:t>1000 ──────────────────</w:t>
+            </w:r>
+          </w:p>
+          <w:p>
+            <w:pPr>
+              <w:spacing w:line="276" w:lineRule="auto"/>
+              <w:rPr>
+                <w:b/>
+                <w:bCs/>
+              </w:rPr>
+            </w:pPr>
+            <w:r>
+              <w:rPr>
+                <w:b/>
+                <w:bCs/>
+              </w:rPr>
+              <w:t xml:space="preserve">       [ </w:t>
+            </w:r>
+            <w:proofErr w:type="spellStart"/>
+            <w:r>
+              <w:rPr>
+                <w:b/>
+                <w:bCs/>
+              </w:rPr>
+              <w:t>BTnode</w:t>
+            </w:r>
+            <w:proofErr w:type="spellEnd"/>
+            <w:r>
+              <w:rPr>
+                <w:b/>
+                <w:bCs/>
+              </w:rPr>
+              <w:t xml:space="preserve"> struct (32B</w:t>
+            </w:r>
+            <w:proofErr w:type="gramStart"/>
+            <w:r>
+              <w:rPr>
+                <w:b/>
+                <w:bCs/>
+              </w:rPr>
+              <w:t>) ]</w:t>
+            </w:r>
+            <w:proofErr w:type="gramEnd"/>
+          </w:p>
+          <w:p>
+            <w:pPr>
+              <w:spacing w:line="276" w:lineRule="auto"/>
+              <w:rPr>
+                <w:b/>
+                <w:bCs/>
+              </w:rPr>
+            </w:pPr>
+            <w:r>
+              <w:rPr>
+                <w:b/>
+                <w:bCs/>
+              </w:rPr>
+              <w:t>1032 ──────────────────</w:t>
+            </w:r>
+          </w:p>
+          <w:p>
+            <w:pPr>
+              <w:spacing w:line="276" w:lineRule="auto"/>
+              <w:rPr>
+                <w:b/>
+                <w:bCs/>
+              </w:rPr>
+            </w:pPr>
+            <w:r>
+              <w:rPr>
+                <w:b/>
+                <w:bCs/>
+              </w:rPr>
+              <w:t xml:space="preserve">       [ KEY array (20B</w:t>
+            </w:r>
+            <w:proofErr w:type="gramStart"/>
+            <w:r>
+              <w:rPr>
+                <w:b/>
+                <w:bCs/>
+              </w:rPr>
+              <w:t>) ]</w:t>
+            </w:r>
+            <w:proofErr w:type="gramEnd"/>
+          </w:p>
+          <w:p>
+            <w:pPr>
+              <w:spacing w:line="276" w:lineRule="auto"/>
+              <w:rPr>
+                <w:b/>
+                <w:bCs/>
+              </w:rPr>
+            </w:pPr>
+            <w:r>
+              <w:rPr>
+                <w:b/>
+                <w:bCs/>
+              </w:rPr>
+              <w:t>1052 ──────────────────</w:t>
+            </w:r>
+          </w:p>
+          <w:p>
+            <w:pPr>
+              <w:spacing w:line="276" w:lineRule="auto"/>
+              <w:rPr>
+                <w:b/>
+                <w:bCs/>
+              </w:rPr>
+            </w:pPr>
+            <w:r>
+              <w:rPr>
+                <w:b/>
+                <w:bCs/>
+              </w:rPr>
+              <w:t xml:space="preserve">       [ LINK array (48B</w:t>
+            </w:r>
+            <w:proofErr w:type="gramStart"/>
+            <w:r>
+              <w:rPr>
+                <w:b/>
+                <w:bCs/>
+              </w:rPr>
+              <w:t>) ]</w:t>
+            </w:r>
+            <w:proofErr w:type="gramEnd"/>
+          </w:p>
+          <w:p>
+            <w:pPr>
+              <w:spacing w:line="276" w:lineRule="auto"/>
+              <w:rPr>
+                <w:b/>
+                <w:bCs/>
+              </w:rPr>
+            </w:pPr>
+            <w:r>
+              <w:rPr>
+                <w:b/>
+                <w:bCs/>
+              </w:rPr>
+              <w:t>1100 ────────────────── (end)</w:t>
+            </w:r>
+          </w:p>
+        </w:tc>
+        <w:tc>
+          <w:tcPr>
+            <w:tcW w:w="340" w:type="dxa"/>
+            <w:tcBorders>
+              <w:left w:val="single" w:sz="4" w:space="0" w:color="auto"/>
+            </w:tcBorders>
+          </w:tcPr>
+          <w:p>
+            <w:pPr>
+              <w:spacing w:line="276" w:lineRule="auto"/>
+              <w:rPr>
+                <w:b/>
+                <w:bCs/>
+                <w:sz w:val="8"/>
+                <w:szCs w:val="8"/>
+              </w:rPr>
+            </w:pPr>
+          </w:p>
+        </w:tc>
+        <w:tc>
+          <w:tcPr>
+            <w:tcW w:w="2750" w:type="dxa"/>
+            <w:tcBorders>
+              <w:bottom w:val="single" w:sz="4" w:space="0" w:color="auto"/>
+            </w:tcBorders>
+          </w:tcPr>
+          <w:p>
+            <w:pPr>
+              <w:spacing w:line="276" w:lineRule="auto"/>
+              <w:rPr>
+                <w:b/>
+                <w:bCs/>
+                <w:sz w:val="8"/>
+                <w:szCs w:val="8"/>
+              </w:rPr>
+            </w:pPr>
+          </w:p>
+        </w:tc>
+      </w:tr>
+      <w:tr>
+        <w:trPr>
+          <w:jc w:val="center"/>
+        </w:trPr>
+        <w:tc>
+          <w:tcPr>
+            <w:tcW w:w="4200" w:type="dxa"/>
+            <w:vMerge/>
+            <w:tcBorders>
+              <w:top w:val="single" w:sz="4" w:space="0" w:color="auto"/>
+              <w:left w:val="single" w:sz="4" w:space="0" w:color="auto"/>
+              <w:bottom w:val="single" w:sz="4" w:space="0" w:color="auto"/>
+              <w:right w:val="single" w:sz="4" w:space="0" w:color="auto"/>
+            </w:tcBorders>
+          </w:tcPr>
+          <w:p>
+            <w:pPr>
+              <w:spacing w:line="276" w:lineRule="auto"/>
+              <w:rPr>
+                <w:b/>
+                <w:bCs/>
+              </w:rPr>
+            </w:pPr>
+          </w:p>
+        </w:tc>
+        <w:tc>
+          <w:tcPr>
+            <w:tcW w:w="331" w:type="dxa"/>
+            <w:tcBorders>
+              <w:left w:val="single" w:sz="4" w:space="0" w:color="auto"/>
+              <w:right w:val="single" w:sz="4" w:space="0" w:color="auto"/>
+            </w:tcBorders>
+          </w:tcPr>
+          <w:p>
+            <w:pPr>
+              <w:spacing w:line="276" w:lineRule="auto"/>
+              <w:rPr>
+                <w:b/>
+                <w:bCs/>
+              </w:rPr>
+            </w:pPr>
+          </w:p>
+        </w:tc>
+        <w:tc>
+          <w:tcPr>
+            <w:tcW w:w="3346" w:type="dxa"/>
+            <w:vMerge/>
+            <w:tcBorders>
+              <w:top w:val="single" w:sz="4" w:space="0" w:color="auto"/>
+              <w:left w:val="single" w:sz="4" w:space="0" w:color="auto"/>
+              <w:bottom w:val="single" w:sz="4" w:space="0" w:color="auto"/>
+              <w:right w:val="single" w:sz="4" w:space="0" w:color="auto"/>
+            </w:tcBorders>
+          </w:tcPr>
+          <w:p>
+            <w:pPr>
+              <w:spacing w:line="276" w:lineRule="auto"/>
+              <w:rPr>
+                <w:b/>
+                <w:bCs/>
+              </w:rPr>
+            </w:pPr>
+          </w:p>
+        </w:tc>
+        <w:tc>
+          <w:tcPr>
+            <w:tcW w:w="340" w:type="dxa"/>
+            <w:tcBorders>
+              <w:left w:val="single" w:sz="4" w:space="0" w:color="auto"/>
+              <w:right w:val="single" w:sz="4" w:space="0" w:color="auto"/>
+            </w:tcBorders>
+          </w:tcPr>
+          <w:p>
+            <w:pPr>
+              <w:spacing w:line="276" w:lineRule="auto"/>
+              <w:rPr>
+                <w:b/>
+                <w:bCs/>
+              </w:rPr>
+            </w:pPr>
+          </w:p>
+        </w:tc>
+        <w:tc>
+          <w:tcPr>
+            <w:tcW w:w="2750" w:type="dxa"/>
+            <w:tcBorders>
+              <w:top w:val="single" w:sz="4" w:space="0" w:color="auto"/>
+              <w:left w:val="single" w:sz="4" w:space="0" w:color="auto"/>
+              <w:bottom w:val="single" w:sz="4" w:space="0" w:color="auto"/>
+              <w:right w:val="single" w:sz="4" w:space="0" w:color="auto"/>
+            </w:tcBorders>
+          </w:tcPr>
+          <w:p>
+            <w:pPr>
+              <w:spacing w:line="276" w:lineRule="auto"/>
+              <w:rPr>
+                <w:b/>
+                <w:bCs/>
+              </w:rPr>
+            </w:pPr>
+            <w:r>
+              <w:rPr>
+                <w:b/>
+                <w:bCs/>
+              </w:rPr>
+              <w:t>size =</w:t>
+            </w:r>
+          </w:p>
+          <w:p>
+            <w:pPr>
+              <w:spacing w:line="276" w:lineRule="auto"/>
+              <w:rPr>
+                <w:b/>
+                <w:bCs/>
+              </w:rPr>
+            </w:pPr>
+            <w:r>
+              <w:rPr>
+                <w:b/>
+                <w:bCs/>
+              </w:rPr>
+              <w:t xml:space="preserve">  </w:t>
+            </w:r>
+            <w:proofErr w:type="spellStart"/>
+            <w:r>
+              <w:rPr>
+                <w:b/>
+                <w:bCs/>
+              </w:rPr>
+              <w:t>sizeof</w:t>
+            </w:r>
+            <w:proofErr w:type="spellEnd"/>
+            <w:r>
+              <w:rPr>
+                <w:b/>
+                <w:bCs/>
+              </w:rPr>
+              <w:t>(</w:t>
+            </w:r>
+            <w:proofErr w:type="gramStart"/>
+            <w:r>
+              <w:rPr>
+                <w:b/>
+                <w:bCs/>
+              </w:rPr>
+              <w:t xml:space="preserve">struct)   </w:t>
+            </w:r>
+            <w:proofErr w:type="gramEnd"/>
+            <w:r>
+              <w:rPr>
+                <w:b/>
+                <w:bCs/>
+              </w:rPr>
+              <w:t xml:space="preserve">   </w:t>
+            </w:r>
+            <w:r>
+              <w:rPr>
+                <w:b/>
+                <w:bCs/>
+              </w:rPr>
+              <w:t xml:space="preserve">       </w:t>
+            </w:r>
+            <w:r>
+              <w:t>//</w:t>
+            </w:r>
+            <w:r>
+              <w:t xml:space="preserve"> 32</w:t>
+            </w:r>
+          </w:p>
+          <w:p>
+            <w:pPr>
+              <w:spacing w:line="276" w:lineRule="auto"/>
+              <w:rPr>
+                <w:b/>
+                <w:bCs/>
+              </w:rPr>
+            </w:pPr>
+            <w:r>
+              <w:rPr>
+                <w:b/>
+                <w:bCs/>
+              </w:rPr>
+              <w:t xml:space="preserve">+ </w:t>
+            </w:r>
+            <w:proofErr w:type="spellStart"/>
+            <w:proofErr w:type="gramStart"/>
+            <w:r>
+              <w:rPr>
+                <w:b/>
+                <w:bCs/>
+              </w:rPr>
+              <w:t>sizeof</w:t>
+            </w:r>
+            <w:proofErr w:type="spellEnd"/>
+            <w:r>
+              <w:rPr>
+                <w:b/>
+                <w:bCs/>
+              </w:rPr>
+              <w:t>(</w:t>
+            </w:r>
+            <w:proofErr w:type="gramEnd"/>
+            <w:r>
+              <w:rPr>
+                <w:b/>
+                <w:bCs/>
+              </w:rPr>
+              <w:t xml:space="preserve">KEY </w:t>
+            </w:r>
+            <w:proofErr w:type="gramStart"/>
+            <w:r>
+              <w:rPr>
+                <w:b/>
+                <w:bCs/>
+              </w:rPr>
+              <w:t xml:space="preserve">array)   </w:t>
+            </w:r>
+            <w:proofErr w:type="gramEnd"/>
+            <w:r>
+              <w:rPr>
+                <w:b/>
+                <w:bCs/>
+              </w:rPr>
+              <w:t xml:space="preserve"> </w:t>
+            </w:r>
+            <w:r>
+              <w:t>//</w:t>
+            </w:r>
+            <w:r>
+              <w:t xml:space="preserve"> 20</w:t>
+            </w:r>
+          </w:p>
+          <w:p>
+            <w:pPr>
+              <w:spacing w:line="276" w:lineRule="auto"/>
+              <w:rPr>
+                <w:b/>
+                <w:bCs/>
+              </w:rPr>
+            </w:pPr>
+            <w:r>
+              <w:rPr>
+                <w:b/>
+                <w:bCs/>
+              </w:rPr>
+              <w:t xml:space="preserve">+ </w:t>
+            </w:r>
+            <w:proofErr w:type="spellStart"/>
+            <w:proofErr w:type="gramStart"/>
+            <w:r>
+              <w:rPr>
+                <w:b/>
+                <w:bCs/>
+              </w:rPr>
+              <w:t>sizeof</w:t>
+            </w:r>
+            <w:proofErr w:type="spellEnd"/>
+            <w:r>
+              <w:rPr>
+                <w:b/>
+                <w:bCs/>
+              </w:rPr>
+              <w:t>(</w:t>
+            </w:r>
+            <w:proofErr w:type="gramEnd"/>
+            <w:r>
+              <w:rPr>
+                <w:b/>
+                <w:bCs/>
+              </w:rPr>
+              <w:t xml:space="preserve">LINK </w:t>
+            </w:r>
+            <w:proofErr w:type="gramStart"/>
+            <w:r>
+              <w:rPr>
+                <w:b/>
+                <w:bCs/>
+              </w:rPr>
+              <w:t xml:space="preserve">array)  </w:t>
+            </w:r>
+            <w:r>
+              <w:rPr>
+                <w:b/>
+                <w:bCs/>
+              </w:rPr>
+              <w:t xml:space="preserve"> </w:t>
+            </w:r>
+            <w:proofErr w:type="gramEnd"/>
+            <w:r>
+              <w:t>//</w:t>
+            </w:r>
+            <w:r>
+              <w:t xml:space="preserve"> 48</w:t>
+            </w:r>
+          </w:p>
+          <w:p>
+            <w:pPr>
+              <w:spacing w:line="276" w:lineRule="auto"/>
+              <w:rPr>
+                <w:b/>
+                <w:bCs/>
+              </w:rPr>
+            </w:pPr>
+            <w:r>
+              <w:rPr>
+                <w:b/>
+                <w:bCs/>
+              </w:rPr>
+              <w:t>-----------------------------</w:t>
+            </w:r>
+          </w:p>
+          <w:p>
+            <w:pPr>
+              <w:spacing w:line="276" w:lineRule="auto"/>
+              <w:rPr>
+                <w:b/>
+                <w:bCs/>
+              </w:rPr>
+            </w:pPr>
+            <w:r>
+              <w:rPr>
+                <w:b/>
+                <w:bCs/>
+              </w:rPr>
+              <w:t>= 100 bytes total</w:t>
+            </w:r>
+          </w:p>
+        </w:tc>
+      </w:tr>
+      <w:tr>
+        <w:trPr>
+          <w:jc w:val="center"/>
+        </w:trPr>
+        <w:tc>
+          <w:tcPr>
+            <w:tcW w:w="4200" w:type="dxa"/>
+            <w:vMerge/>
+            <w:tcBorders>
+              <w:top w:val="single" w:sz="4" w:space="0" w:color="auto"/>
+              <w:left w:val="single" w:sz="4" w:space="0" w:color="auto"/>
+              <w:bottom w:val="single" w:sz="4" w:space="0" w:color="auto"/>
+              <w:right w:val="single" w:sz="4" w:space="0" w:color="auto"/>
+            </w:tcBorders>
+          </w:tcPr>
+          <w:p>
+            <w:pPr>
+              <w:spacing w:line="276" w:lineRule="auto"/>
+            </w:pPr>
+          </w:p>
+        </w:tc>
+        <w:tc>
+          <w:tcPr>
+            <w:tcW w:w="331" w:type="dxa"/>
+            <w:tcBorders>
+              <w:left w:val="single" w:sz="4" w:space="0" w:color="auto"/>
+              <w:right w:val="single" w:sz="4" w:space="0" w:color="auto"/>
+            </w:tcBorders>
+          </w:tcPr>
+          <w:p>
+            <w:pPr>
+              <w:spacing w:line="276" w:lineRule="auto"/>
+              <w:rPr>
+                <w:sz w:val="8"/>
+                <w:szCs w:val="8"/>
+              </w:rPr>
+            </w:pPr>
+          </w:p>
+        </w:tc>
+        <w:tc>
+          <w:tcPr>
+            <w:tcW w:w="3346" w:type="dxa"/>
+            <w:vMerge/>
+            <w:tcBorders>
+              <w:top w:val="single" w:sz="4" w:space="0" w:color="auto"/>
+              <w:left w:val="single" w:sz="4" w:space="0" w:color="auto"/>
+              <w:bottom w:val="single" w:sz="4" w:space="0" w:color="auto"/>
+              <w:right w:val="single" w:sz="4" w:space="0" w:color="auto"/>
+            </w:tcBorders>
+          </w:tcPr>
+          <w:p>
+            <w:pPr>
+              <w:spacing w:line="276" w:lineRule="auto"/>
+              <w:rPr>
+                <w:sz w:val="8"/>
+                <w:szCs w:val="8"/>
+              </w:rPr>
+            </w:pPr>
+          </w:p>
+        </w:tc>
+        <w:tc>
+          <w:tcPr>
+            <w:tcW w:w="340" w:type="dxa"/>
+            <w:tcBorders>
+              <w:left w:val="single" w:sz="4" w:space="0" w:color="auto"/>
+            </w:tcBorders>
+          </w:tcPr>
+          <w:p>
+            <w:pPr>
+              <w:spacing w:line="276" w:lineRule="auto"/>
+              <w:rPr>
+                <w:sz w:val="8"/>
+                <w:szCs w:val="8"/>
+              </w:rPr>
+            </w:pPr>
+          </w:p>
+        </w:tc>
+        <w:tc>
+          <w:tcPr>
+            <w:tcW w:w="2750" w:type="dxa"/>
+            <w:tcBorders>
+              <w:top w:val="single" w:sz="4" w:space="0" w:color="auto"/>
+            </w:tcBorders>
+          </w:tcPr>
+          <w:p>
+            <w:pPr>
+              <w:spacing w:line="276" w:lineRule="auto"/>
+              <w:rPr>
+                <w:sz w:val="8"/>
+                <w:szCs w:val="8"/>
+              </w:rPr>
+            </w:pPr>
+          </w:p>
+        </w:tc>
+      </w:tr>
+      <w:tr>
+        <w:trPr>
+          <w:jc w:val="center"/>
+        </w:trPr>
+        <w:tc>
+          <w:tcPr>
+            <w:tcW w:w="4200" w:type="dxa"/>
+            <w:vMerge/>
+            <w:tcBorders>
+              <w:top w:val="single" w:sz="4" w:space="0" w:color="auto"/>
+              <w:left w:val="single" w:sz="4" w:space="0" w:color="auto"/>
+              <w:bottom w:val="single" w:sz="4" w:space="0" w:color="auto"/>
+              <w:right w:val="single" w:sz="4" w:space="0" w:color="auto"/>
+            </w:tcBorders>
+          </w:tcPr>
+          <w:p>
+            <w:pPr>
+              <w:spacing w:line="276" w:lineRule="auto"/>
+            </w:pPr>
+          </w:p>
+        </w:tc>
+        <w:tc>
+          <w:tcPr>
+            <w:tcW w:w="331" w:type="dxa"/>
+            <w:tcBorders>
+              <w:left w:val="single" w:sz="4" w:space="0" w:color="auto"/>
+            </w:tcBorders>
+          </w:tcPr>
+          <w:p>
+            <w:pPr>
+              <w:spacing w:line="276" w:lineRule="auto"/>
+              <w:rPr>
+                <w:sz w:val="8"/>
+                <w:szCs w:val="8"/>
+              </w:rPr>
+            </w:pPr>
+          </w:p>
+        </w:tc>
+        <w:tc>
+          <w:tcPr>
+            <w:tcW w:w="3346" w:type="dxa"/>
+            <w:tcBorders>
+              <w:top w:val="single" w:sz="4" w:space="0" w:color="auto"/>
+            </w:tcBorders>
+          </w:tcPr>
+          <w:p>
+            <w:pPr>
+              <w:spacing w:line="276" w:lineRule="auto"/>
+              <w:rPr>
+                <w:sz w:val="8"/>
+                <w:szCs w:val="8"/>
+              </w:rPr>
+            </w:pPr>
+          </w:p>
+        </w:tc>
+        <w:tc>
+          <w:tcPr>
+            <w:tcW w:w="340" w:type="dxa"/>
+          </w:tcPr>
+          <w:p>
+            <w:pPr>
+              <w:spacing w:line="276" w:lineRule="auto"/>
+              <w:rPr>
+                <w:sz w:val="8"/>
+                <w:szCs w:val="8"/>
+              </w:rPr>
+            </w:pPr>
+          </w:p>
+        </w:tc>
+        <w:tc>
+          <w:tcPr>
+            <w:tcW w:w="2750" w:type="dxa"/>
+          </w:tcPr>
+          <w:p>
+            <w:pPr>
+              <w:spacing w:line="276" w:lineRule="auto"/>
+              <w:rPr>
+                <w:sz w:val="8"/>
+                <w:szCs w:val="8"/>
+              </w:rPr>
+            </w:pPr>
+          </w:p>
+        </w:tc>
+      </w:tr>
+    </w:tbl>
+    <w:p>
+      <w:pPr>
+        <w:tabs>
+          <w:tab w:val="left" w:pos="1939"/>
+        </w:tabs>
+      </w:pPr>
+      <w:r>
+        <w:tab/>
+      </w:r>
+    </w:p>
+    <w:p>
+      <w:pPr>
+        <w:tabs>
+          <w:tab w:val="left" w:pos="1939"/>
+        </w:tabs>
+        <w:spacing w:after="0" w:line="240" w:lineRule="auto"/>
+        <w:jc w:val="right"/>
+      </w:pPr>
+      <w:r>
+        <w:lastRenderedPageBreak/>
+        <w:t>================================================================================================</w:t>
+      </w:r>
+    </w:p>
+    <w:p>
+      <w:pPr>
+        <w:tabs>
+          <w:tab w:val="left" w:pos="1939"/>
+        </w:tabs>
+        <w:spacing w:after="0" w:line="240" w:lineRule="auto"/>
+        <w:jc w:val="right"/>
+        <w:rPr>
+          <w:b/>
+          <w:bCs/>
+        </w:rPr>
+      </w:pPr>
+      <w:r>
+        <w:rPr>
+          <w:b/>
+          <w:bCs/>
+        </w:rPr>
+        <w:t>Version 1: Dynamic Arrays</w:t>
+      </w:r>
+    </w:p>
+    <w:p>
+      <w:pPr>
+        <w:tabs>
+          <w:tab w:val="left" w:pos="1939"/>
+        </w:tabs>
+        <w:spacing w:after="0" w:line="240" w:lineRule="auto"/>
+        <w:jc w:val="right"/>
+      </w:pPr>
+      <w:r>
+        <w:t>===============================</w:t>
+      </w:r>
+    </w:p>
+    <w:tbl>
+      <w:tblPr>
+        <w:tblStyle w:val="TableGrid"/>
+        <w:tblW w:w="11901" w:type="dxa"/>
+        <w:tblBorders>
+          <w:top w:val="none" w:sz="0" w:space="0" w:color="auto"/>
+          <w:left w:val="none" w:sz="0" w:space="0" w:color="auto"/>
+          <w:bottom w:val="none" w:sz="0" w:space="0" w:color="auto"/>
+          <w:right w:val="none" w:sz="0" w:space="0" w:color="auto"/>
+          <w:insideH w:val="none" w:sz="0" w:space="0" w:color="auto"/>
+          <w:insideV w:val="none" w:sz="0" w:space="0" w:color="auto"/>
+        </w:tblBorders>
+        <w:tblCellMar>
+          <w:top w:w="57" w:type="dxa"/>
+          <w:bottom w:w="113" w:type="dxa"/>
+        </w:tblCellMar>
+        <w:tblLook w:val="04A0" w:firstRow="1" w:lastRow="0" w:firstColumn="1" w:lastColumn="0" w:noHBand="0" w:noVBand="1"/>
+      </w:tblPr>
+      <w:tblGrid>
+        <w:gridCol w:w="6237"/>
+        <w:gridCol w:w="5664"/>
+      </w:tblGrid>
+      <w:tr>
+        <w:tc>
+          <w:tcPr>
+            <w:tcW w:w="6237" w:type="dxa"/>
+          </w:tcPr>
+          <w:p>
+            <w:pPr>
+              <w:tabs>
+                <w:tab w:val="left" w:pos="1939"/>
+              </w:tabs>
+              <w:rPr>
+                <w:b/>
+                <w:bCs/>
+              </w:rPr>
+            </w:pPr>
+            <w:r>
+              <w:rPr>
+                <w:b/>
+                <w:bCs/>
+              </w:rPr>
+              <w:t>template&lt;</w:t>
+            </w:r>
+            <w:proofErr w:type="spellStart"/>
+            <w:r>
+              <w:rPr>
+                <w:b/>
+                <w:bCs/>
+              </w:rPr>
+              <w:t>typename</w:t>
+            </w:r>
+            <w:proofErr w:type="spellEnd"/>
+            <w:r>
+              <w:rPr>
+                <w:b/>
+                <w:bCs/>
+              </w:rPr>
+              <w:t xml:space="preserve"> D&gt;</w:t>
+            </w:r>
+          </w:p>
+          <w:p>
+            <w:pPr>
+              <w:tabs>
+                <w:tab w:val="left" w:pos="1939"/>
+              </w:tabs>
+              <w:rPr>
+                <w:b/>
+                <w:bCs/>
+              </w:rPr>
+            </w:pPr>
+            <w:r>
+              <w:rPr>
+                <w:b/>
+                <w:bCs/>
+              </w:rPr>
+              <w:t xml:space="preserve">struct </w:t>
+            </w:r>
+            <w:proofErr w:type="spellStart"/>
+            <w:r>
+              <w:rPr>
+                <w:b/>
+                <w:bCs/>
+              </w:rPr>
+              <w:t>BTnode</w:t>
+            </w:r>
+            <w:proofErr w:type="spellEnd"/>
+            <w:r>
+              <w:rPr>
+                <w:b/>
+                <w:bCs/>
+              </w:rPr>
+              <w:t xml:space="preserve"> {</w:t>
+            </w:r>
+          </w:p>
+          <w:p>
+            <w:pPr>
+              <w:tabs>
+                <w:tab w:val="left" w:pos="1939"/>
+              </w:tabs>
+              <w:rPr>
+                <w:b/>
+                <w:bCs/>
+              </w:rPr>
+            </w:pPr>
+            <w:r>
+              <w:rPr>
+                <w:b/>
+                <w:bCs/>
+              </w:rPr>
+              <w:t xml:space="preserve">    unsigned short S;</w:t>
+            </w:r>
+          </w:p>
+          <w:p>
+            <w:pPr>
+              <w:tabs>
+                <w:tab w:val="left" w:pos="1939"/>
+              </w:tabs>
+              <w:rPr>
+                <w:b/>
+                <w:bCs/>
+              </w:rPr>
+            </w:pPr>
+            <w:r>
+              <w:rPr>
+                <w:b/>
+                <w:bCs/>
+              </w:rPr>
+              <w:t xml:space="preserve">    </w:t>
+            </w:r>
+            <w:proofErr w:type="spellStart"/>
+            <w:r>
+              <w:rPr>
+                <w:b/>
+                <w:bCs/>
+              </w:rPr>
+              <w:t>BTnode</w:t>
+            </w:r>
+            <w:proofErr w:type="spellEnd"/>
+            <w:r>
+              <w:rPr>
+                <w:b/>
+                <w:bCs/>
+              </w:rPr>
+              <w:t>&lt;D&gt;* P;</w:t>
+            </w:r>
+          </w:p>
+          <w:p>
+            <w:pPr>
+              <w:tabs>
+                <w:tab w:val="left" w:pos="1939"/>
+              </w:tabs>
+              <w:rPr>
+                <w:b/>
+                <w:bCs/>
+              </w:rPr>
+            </w:pPr>
+          </w:p>
+          <w:p>
+            <w:pPr>
+              <w:tabs>
+                <w:tab w:val="left" w:pos="1939"/>
+              </w:tabs>
+              <w:rPr>
+                <w:b/>
+                <w:bCs/>
+              </w:rPr>
+            </w:pPr>
+            <w:r>
+              <w:rPr>
+                <w:b/>
+                <w:bCs/>
+              </w:rPr>
+              <w:t xml:space="preserve">    D* KEY;</w:t>
+            </w:r>
+          </w:p>
+          <w:p>
+            <w:pPr>
+              <w:tabs>
+                <w:tab w:val="left" w:pos="1939"/>
+              </w:tabs>
+              <w:rPr>
+                <w:b/>
+                <w:bCs/>
+              </w:rPr>
+            </w:pPr>
+            <w:r>
+              <w:rPr>
+                <w:b/>
+                <w:bCs/>
+              </w:rPr>
+              <w:t xml:space="preserve">    </w:t>
+            </w:r>
+            <w:proofErr w:type="spellStart"/>
+            <w:r>
+              <w:rPr>
+                <w:b/>
+                <w:bCs/>
+              </w:rPr>
+              <w:t>BTnode</w:t>
+            </w:r>
+            <w:proofErr w:type="spellEnd"/>
+            <w:r>
+              <w:rPr>
+                <w:b/>
+                <w:bCs/>
+              </w:rPr>
+              <w:t>&lt;D&gt;** LINK;</w:t>
+            </w:r>
+          </w:p>
+          <w:p>
+            <w:pPr>
+              <w:tabs>
+                <w:tab w:val="left" w:pos="1939"/>
+              </w:tabs>
+              <w:rPr>
+                <w:b/>
+                <w:bCs/>
+              </w:rPr>
+            </w:pPr>
+          </w:p>
+          <w:p>
+            <w:pPr>
+              <w:tabs>
+                <w:tab w:val="left" w:pos="1939"/>
+              </w:tabs>
+              <w:rPr>
+                <w:b/>
+                <w:bCs/>
+              </w:rPr>
+            </w:pPr>
+            <w:r>
+              <w:rPr>
+                <w:b/>
+                <w:bCs/>
+              </w:rPr>
+              <w:t xml:space="preserve">    </w:t>
+            </w:r>
+            <w:proofErr w:type="spellStart"/>
+            <w:proofErr w:type="gramStart"/>
+            <w:r>
+              <w:rPr>
+                <w:b/>
+                <w:bCs/>
+              </w:rPr>
+              <w:t>BTnode</w:t>
+            </w:r>
+            <w:proofErr w:type="spellEnd"/>
+            <w:r>
+              <w:rPr>
+                <w:b/>
+                <w:bCs/>
+              </w:rPr>
+              <w:t>(</w:t>
+            </w:r>
+            <w:proofErr w:type="gramEnd"/>
+            <w:r>
+              <w:rPr>
+                <w:b/>
+                <w:bCs/>
+              </w:rPr>
+              <w:t>int capacity) {</w:t>
+            </w:r>
+          </w:p>
+          <w:p>
+            <w:pPr>
+              <w:tabs>
+                <w:tab w:val="left" w:pos="1939"/>
+              </w:tabs>
+              <w:rPr>
+                <w:b/>
+                <w:bCs/>
+              </w:rPr>
+            </w:pPr>
+            <w:r>
+              <w:rPr>
+                <w:b/>
+                <w:bCs/>
+              </w:rPr>
+              <w:t xml:space="preserve">        </w:t>
+            </w:r>
+            <w:proofErr w:type="gramStart"/>
+            <w:r>
+              <w:rPr>
+                <w:b/>
+                <w:bCs/>
+              </w:rPr>
+              <w:t>KEY  =</w:t>
+            </w:r>
+            <w:proofErr w:type="gramEnd"/>
+            <w:r>
+              <w:rPr>
+                <w:b/>
+                <w:bCs/>
+              </w:rPr>
+              <w:t xml:space="preserve"> new D[capacity];</w:t>
+            </w:r>
+          </w:p>
+          <w:p>
+            <w:pPr>
+              <w:tabs>
+                <w:tab w:val="left" w:pos="1939"/>
+              </w:tabs>
+              <w:rPr>
+                <w:b/>
+                <w:bCs/>
+              </w:rPr>
+            </w:pPr>
+            <w:r>
+              <w:rPr>
+                <w:b/>
+                <w:bCs/>
+              </w:rPr>
+              <w:t xml:space="preserve">        LINK = new </w:t>
+            </w:r>
+            <w:proofErr w:type="spellStart"/>
+            <w:r>
+              <w:rPr>
+                <w:b/>
+                <w:bCs/>
+              </w:rPr>
+              <w:t>BTnode</w:t>
+            </w:r>
+            <w:proofErr w:type="spellEnd"/>
+            <w:r>
+              <w:rPr>
+                <w:b/>
+                <w:bCs/>
+              </w:rPr>
+              <w:t>&lt;D&gt;*[capacity + 1];</w:t>
+            </w:r>
+          </w:p>
+          <w:p>
+            <w:pPr>
+              <w:tabs>
+                <w:tab w:val="left" w:pos="1939"/>
+              </w:tabs>
+              <w:rPr>
+                <w:b/>
+                <w:bCs/>
+              </w:rPr>
+            </w:pPr>
+            <w:r>
+              <w:rPr>
+                <w:b/>
+                <w:bCs/>
+              </w:rPr>
+              <w:t xml:space="preserve">    }</w:t>
+            </w:r>
+          </w:p>
+          <w:p>
+            <w:pPr>
+              <w:tabs>
+                <w:tab w:val="left" w:pos="1939"/>
+              </w:tabs>
+              <w:rPr>
+                <w:b/>
+                <w:bCs/>
+              </w:rPr>
+            </w:pPr>
+          </w:p>
+          <w:p>
+            <w:pPr>
+              <w:tabs>
+                <w:tab w:val="left" w:pos="1939"/>
+              </w:tabs>
+              <w:rPr>
+                <w:b/>
+                <w:bCs/>
+              </w:rPr>
+            </w:pPr>
+            <w:r>
+              <w:rPr>
+                <w:b/>
+                <w:bCs/>
+              </w:rPr>
+              <w:t xml:space="preserve">    ~</w:t>
+            </w:r>
+            <w:proofErr w:type="spellStart"/>
+            <w:proofErr w:type="gramStart"/>
+            <w:r>
+              <w:rPr>
+                <w:b/>
+                <w:bCs/>
+              </w:rPr>
+              <w:t>BTnode</w:t>
+            </w:r>
+            <w:proofErr w:type="spellEnd"/>
+            <w:r>
+              <w:rPr>
+                <w:b/>
+                <w:bCs/>
+              </w:rPr>
+              <w:t>(</w:t>
+            </w:r>
+            <w:proofErr w:type="gramEnd"/>
+            <w:r>
+              <w:rPr>
+                <w:b/>
+                <w:bCs/>
+              </w:rPr>
+              <w:t>) {</w:t>
+            </w:r>
+          </w:p>
+          <w:p>
+            <w:pPr>
+              <w:tabs>
+                <w:tab w:val="left" w:pos="1939"/>
+              </w:tabs>
+              <w:rPr>
+                <w:b/>
+                <w:bCs/>
+              </w:rPr>
+            </w:pPr>
+            <w:r>
+              <w:rPr>
+                <w:b/>
+                <w:bCs/>
+              </w:rPr>
+              <w:t xml:space="preserve">        </w:t>
+            </w:r>
+            <w:proofErr w:type="gramStart"/>
+            <w:r>
+              <w:rPr>
+                <w:b/>
+                <w:bCs/>
+              </w:rPr>
+              <w:t>delete[</w:t>
+            </w:r>
+            <w:proofErr w:type="gramEnd"/>
+            <w:r>
+              <w:rPr>
+                <w:b/>
+                <w:bCs/>
+              </w:rPr>
+              <w:t>] KEY;</w:t>
+            </w:r>
+          </w:p>
+          <w:p>
+            <w:pPr>
+              <w:tabs>
+                <w:tab w:val="left" w:pos="1939"/>
+              </w:tabs>
+              <w:rPr>
+                <w:b/>
+                <w:bCs/>
+              </w:rPr>
+            </w:pPr>
+            <w:r>
+              <w:rPr>
+                <w:b/>
+                <w:bCs/>
+              </w:rPr>
+              <w:t xml:space="preserve">        </w:t>
+            </w:r>
+            <w:proofErr w:type="gramStart"/>
+            <w:r>
+              <w:rPr>
+                <w:b/>
+                <w:bCs/>
+              </w:rPr>
+              <w:t>delete[</w:t>
+            </w:r>
+            <w:proofErr w:type="gramEnd"/>
+            <w:r>
+              <w:rPr>
+                <w:b/>
+                <w:bCs/>
+              </w:rPr>
+              <w:t>] LINK;</w:t>
+            </w:r>
+          </w:p>
+          <w:p>
+            <w:pPr>
+              <w:tabs>
+                <w:tab w:val="left" w:pos="1939"/>
+              </w:tabs>
+              <w:rPr>
+                <w:b/>
+                <w:bCs/>
+              </w:rPr>
+            </w:pPr>
+            <w:r>
+              <w:rPr>
+                <w:b/>
+                <w:bCs/>
+              </w:rPr>
+              <w:t xml:space="preserve">    }</w:t>
+            </w:r>
+          </w:p>
+          <w:p>
+            <w:pPr>
+              <w:tabs>
+                <w:tab w:val="left" w:pos="1939"/>
+              </w:tabs>
+              <w:rPr>
+                <w:b/>
+                <w:bCs/>
+              </w:rPr>
+            </w:pPr>
+            <w:r>
+              <w:rPr>
+                <w:b/>
+                <w:bCs/>
+              </w:rPr>
+              <w:t>};</w:t>
+            </w:r>
+          </w:p>
+        </w:tc>
+        <w:tc>
+          <w:tcPr>
+            <w:tcW w:w="5664" w:type="dxa"/>
+          </w:tcPr>
+          <w:p>
+            <w:pPr>
+              <w:tabs>
+                <w:tab w:val="left" w:pos="1939"/>
+              </w:tabs>
+            </w:pPr>
+            <w:r>
+              <w:t>Analysis:</w:t>
+            </w:r>
+          </w:p>
+          <w:p>
+            <w:pPr>
+              <w:tabs>
+                <w:tab w:val="left" w:pos="1939"/>
+              </w:tabs>
+            </w:pPr>
+          </w:p>
+          <w:p>
+            <w:pPr>
+              <w:tabs>
+                <w:tab w:val="left" w:pos="1939"/>
+              </w:tabs>
+            </w:pPr>
+            <w:r>
+              <w:t>Memory:</w:t>
+            </w:r>
+          </w:p>
+          <w:p>
+            <w:pPr>
+              <w:tabs>
+                <w:tab w:val="left" w:pos="1939"/>
+              </w:tabs>
+            </w:pPr>
+            <w:r>
+              <w:t>- Worst memory efficiency</w:t>
+            </w:r>
+          </w:p>
+          <w:p>
+            <w:pPr>
+              <w:tabs>
+                <w:tab w:val="left" w:pos="1939"/>
+              </w:tabs>
+            </w:pPr>
+            <w:r>
+              <w:t>- 3 allocations: node, KEY, LINK</w:t>
+            </w:r>
+          </w:p>
+          <w:p>
+            <w:pPr>
+              <w:tabs>
+                <w:tab w:val="left" w:pos="1939"/>
+              </w:tabs>
+            </w:pPr>
+            <w:r>
+              <w:t>- Extra allocator overhead</w:t>
+            </w:r>
+          </w:p>
+          <w:p>
+            <w:pPr>
+              <w:tabs>
+                <w:tab w:val="left" w:pos="1939"/>
+              </w:tabs>
+            </w:pPr>
+            <w:r>
+              <w:t>- Fragmentation possible</w:t>
+            </w:r>
+          </w:p>
+          <w:p>
+            <w:pPr>
+              <w:tabs>
+                <w:tab w:val="left" w:pos="1939"/>
+              </w:tabs>
+            </w:pPr>
+            <w:r>
+              <w:t>- Scattered memory</w:t>
+            </w:r>
+          </w:p>
+          <w:p>
+            <w:pPr>
+              <w:tabs>
+                <w:tab w:val="left" w:pos="1939"/>
+              </w:tabs>
+            </w:pPr>
+            <w:r>
+              <w:t>- Memory waste = high</w:t>
+            </w:r>
+          </w:p>
+          <w:p>
+            <w:pPr>
+              <w:tabs>
+                <w:tab w:val="left" w:pos="1939"/>
+              </w:tabs>
+            </w:pPr>
+          </w:p>
+          <w:p>
+            <w:pPr>
+              <w:tabs>
+                <w:tab w:val="left" w:pos="1939"/>
+              </w:tabs>
+            </w:pPr>
+            <w:r>
+              <w:t>Performance:</w:t>
+            </w:r>
+          </w:p>
+          <w:p>
+            <w:pPr>
+              <w:tabs>
+                <w:tab w:val="left" w:pos="1939"/>
+              </w:tabs>
+            </w:pPr>
+            <w:r>
+              <w:t>- Slowest</w:t>
+            </w:r>
+          </w:p>
+          <w:p>
+            <w:pPr>
+              <w:tabs>
+                <w:tab w:val="left" w:pos="1939"/>
+              </w:tabs>
+            </w:pPr>
+            <w:r>
+              <w:t>- Multiple allocations</w:t>
+            </w:r>
+          </w:p>
+          <w:p>
+            <w:pPr>
+              <w:tabs>
+                <w:tab w:val="left" w:pos="1939"/>
+              </w:tabs>
+            </w:pPr>
+            <w:r>
+              <w:t>- Heap overhead</w:t>
+            </w:r>
+          </w:p>
+          <w:p>
+            <w:pPr>
+              <w:tabs>
+                <w:tab w:val="left" w:pos="1939"/>
+              </w:tabs>
+            </w:pPr>
+            <w:r>
+              <w:t>- Cache misses</w:t>
+            </w:r>
+          </w:p>
+          <w:p>
+            <w:pPr>
+              <w:tabs>
+                <w:tab w:val="left" w:pos="1939"/>
+              </w:tabs>
+            </w:pPr>
+            <w:r>
+              <w:t>- Pointer chasing</w:t>
+            </w:r>
+          </w:p>
+        </w:tc>
+      </w:tr>
+    </w:tbl>
+    <w:p>
+      <w:pPr>
+        <w:tabs>
+          <w:tab w:val="left" w:pos="1939"/>
+        </w:tabs>
+        <w:spacing w:after="0" w:line="240" w:lineRule="auto"/>
+        <w:rPr>
+          <w:sz w:val="8"/>
+          <w:szCs w:val="8"/>
+        </w:rPr>
+      </w:pPr>
+    </w:p>
+    <w:p>
+      <w:pPr>
+        <w:tabs>
+          <w:tab w:val="left" w:pos="1939"/>
+        </w:tabs>
+        <w:spacing w:after="0" w:line="240" w:lineRule="auto"/>
+        <w:rPr>
+          <w:sz w:val="8"/>
+          <w:szCs w:val="8"/>
+        </w:rPr>
+      </w:pPr>
+    </w:p>
+    <w:p>
+      <w:pPr>
+        <w:tabs>
+          <w:tab w:val="left" w:pos="1939"/>
+        </w:tabs>
+        <w:spacing w:after="0" w:line="240" w:lineRule="auto"/>
+        <w:rPr>
+          <w:sz w:val="8"/>
+          <w:szCs w:val="8"/>
+        </w:rPr>
+      </w:pPr>
+    </w:p>
+    <w:p>
+      <w:pPr>
+        <w:tabs>
+          <w:tab w:val="left" w:pos="1939"/>
+        </w:tabs>
+        <w:spacing w:after="0" w:line="240" w:lineRule="auto"/>
+        <w:jc w:val="right"/>
+      </w:pPr>
+      <w:r>
+        <w:t>================================================================================================</w:t>
+      </w:r>
+    </w:p>
+    <w:p>
+      <w:pPr>
+        <w:tabs>
+          <w:tab w:val="left" w:pos="1939"/>
+        </w:tabs>
+        <w:spacing w:after="0" w:line="240" w:lineRule="auto"/>
+        <w:jc w:val="right"/>
+        <w:rPr>
+          <w:b/>
+          <w:bCs/>
+        </w:rPr>
+      </w:pPr>
+      <w:r>
+        <w:rPr>
+          <w:b/>
+          <w:bCs/>
+        </w:rPr>
+        <w:t>Version 2: Fixed Array</w:t>
+      </w:r>
+    </w:p>
+    <w:p>
+      <w:pPr>
+        <w:tabs>
+          <w:tab w:val="left" w:pos="1939"/>
+        </w:tabs>
+        <w:spacing w:after="0" w:line="240" w:lineRule="auto"/>
+        <w:jc w:val="right"/>
+      </w:pPr>
+      <w:r>
+        <w:t>===============================</w:t>
+      </w:r>
+    </w:p>
+    <w:tbl>
+      <w:tblPr>
+        <w:tblStyle w:val="TableGrid"/>
+        <w:tblW w:w="11338" w:type="dxa"/>
+        <w:tblBorders>
+          <w:top w:val="none" w:sz="0" w:space="0" w:color="auto"/>
+          <w:left w:val="none" w:sz="0" w:space="0" w:color="auto"/>
+          <w:bottom w:val="none" w:sz="0" w:space="0" w:color="auto"/>
+          <w:right w:val="none" w:sz="0" w:space="0" w:color="auto"/>
+          <w:insideH w:val="none" w:sz="0" w:space="0" w:color="auto"/>
+          <w:insideV w:val="none" w:sz="0" w:space="0" w:color="auto"/>
+        </w:tblBorders>
+        <w:tblCellMar>
+          <w:top w:w="57" w:type="dxa"/>
+          <w:bottom w:w="113" w:type="dxa"/>
+        </w:tblCellMar>
+        <w:tblLook w:val="04A0" w:firstRow="1" w:lastRow="0" w:firstColumn="1" w:lastColumn="0" w:noHBand="0" w:noVBand="1"/>
+      </w:tblPr>
+      <w:tblGrid>
+        <w:gridCol w:w="4531"/>
+        <w:gridCol w:w="2939"/>
+        <w:gridCol w:w="3868"/>
+      </w:tblGrid>
+      <w:tr>
+        <w:tc>
+          <w:tcPr>
+            <w:tcW w:w="4531" w:type="dxa"/>
+          </w:tcPr>
+          <w:p>
+            <w:pPr>
+              <w:tabs>
+                <w:tab w:val="left" w:pos="1939"/>
+              </w:tabs>
+              <w:rPr>
+                <w:b/>
+                <w:bCs/>
+              </w:rPr>
+            </w:pPr>
+            <w:r>
+              <w:rPr>
+                <w:b/>
+                <w:bCs/>
+              </w:rPr>
+              <w:t>template&lt;</w:t>
+            </w:r>
+            <w:proofErr w:type="spellStart"/>
+            <w:r>
+              <w:rPr>
+                <w:b/>
+                <w:bCs/>
+              </w:rPr>
+              <w:t>typename</w:t>
+            </w:r>
+            <w:proofErr w:type="spellEnd"/>
+            <w:r>
+              <w:rPr>
+                <w:b/>
+                <w:bCs/>
+              </w:rPr>
+              <w:t xml:space="preserve"> D, int MAX&gt;</w:t>
+            </w:r>
+          </w:p>
+          <w:p>
+            <w:pPr>
+              <w:tabs>
+                <w:tab w:val="left" w:pos="1939"/>
+              </w:tabs>
+              <w:rPr>
+                <w:b/>
+                <w:bCs/>
+              </w:rPr>
+            </w:pPr>
+            <w:r>
+              <w:rPr>
+                <w:b/>
+                <w:bCs/>
+              </w:rPr>
+              <w:t xml:space="preserve">struct </w:t>
+            </w:r>
+            <w:proofErr w:type="spellStart"/>
+            <w:r>
+              <w:rPr>
+                <w:b/>
+                <w:bCs/>
+              </w:rPr>
+              <w:t>BTnode</w:t>
+            </w:r>
+            <w:proofErr w:type="spellEnd"/>
+            <w:r>
+              <w:rPr>
+                <w:b/>
+                <w:bCs/>
+              </w:rPr>
+              <w:t xml:space="preserve"> {</w:t>
+            </w:r>
+          </w:p>
+          <w:p>
+            <w:pPr>
+              <w:tabs>
+                <w:tab w:val="left" w:pos="1939"/>
+              </w:tabs>
+              <w:rPr>
+                <w:b/>
+                <w:bCs/>
+              </w:rPr>
+            </w:pPr>
+            <w:r>
+              <w:rPr>
+                <w:b/>
+                <w:bCs/>
+              </w:rPr>
+              <w:t xml:space="preserve">    unsigned short S;</w:t>
+            </w:r>
+          </w:p>
+          <w:p>
+            <w:pPr>
+              <w:tabs>
+                <w:tab w:val="left" w:pos="1939"/>
+              </w:tabs>
+              <w:rPr>
+                <w:b/>
+                <w:bCs/>
+              </w:rPr>
+            </w:pPr>
+            <w:r>
+              <w:rPr>
+                <w:b/>
+                <w:bCs/>
+              </w:rPr>
+              <w:t xml:space="preserve">    </w:t>
+            </w:r>
+            <w:proofErr w:type="spellStart"/>
+            <w:r>
+              <w:rPr>
+                <w:b/>
+                <w:bCs/>
+              </w:rPr>
+              <w:t>BTnode</w:t>
+            </w:r>
+            <w:proofErr w:type="spellEnd"/>
+            <w:r>
+              <w:rPr>
+                <w:b/>
+                <w:bCs/>
+              </w:rPr>
+              <w:t>&lt;D, MAX&gt;* P;</w:t>
+            </w:r>
+          </w:p>
+          <w:p>
+            <w:pPr>
+              <w:tabs>
+                <w:tab w:val="left" w:pos="1939"/>
+              </w:tabs>
+              <w:rPr>
+                <w:b/>
+                <w:bCs/>
+              </w:rPr>
+            </w:pPr>
+          </w:p>
+          <w:p>
+            <w:pPr>
+              <w:tabs>
+                <w:tab w:val="left" w:pos="1939"/>
+              </w:tabs>
+              <w:rPr>
+                <w:b/>
+                <w:bCs/>
+              </w:rPr>
+            </w:pPr>
+            <w:r>
+              <w:rPr>
+                <w:b/>
+                <w:bCs/>
+              </w:rPr>
+              <w:t xml:space="preserve">    D KEY[MAX];</w:t>
+            </w:r>
+          </w:p>
+          <w:p>
+            <w:pPr>
+              <w:tabs>
+                <w:tab w:val="left" w:pos="1939"/>
+              </w:tabs>
+              <w:rPr>
+                <w:b/>
+                <w:bCs/>
+              </w:rPr>
+            </w:pPr>
+            <w:r>
+              <w:rPr>
+                <w:b/>
+                <w:bCs/>
+              </w:rPr>
+              <w:t xml:space="preserve">    </w:t>
+            </w:r>
+            <w:proofErr w:type="spellStart"/>
+            <w:r>
+              <w:rPr>
+                <w:b/>
+                <w:bCs/>
+              </w:rPr>
+              <w:t>BTnode</w:t>
+            </w:r>
+            <w:proofErr w:type="spellEnd"/>
+            <w:r>
+              <w:rPr>
+                <w:b/>
+                <w:bCs/>
+              </w:rPr>
+              <w:t xml:space="preserve">&lt;D, MAX&gt;* </w:t>
+            </w:r>
+            <w:proofErr w:type="gramStart"/>
+            <w:r>
+              <w:rPr>
+                <w:b/>
+                <w:bCs/>
+              </w:rPr>
+              <w:t>LINK[</w:t>
+            </w:r>
+            <w:proofErr w:type="gramEnd"/>
+            <w:r>
+              <w:rPr>
+                <w:b/>
+                <w:bCs/>
+              </w:rPr>
+              <w:t>MAX + 1];</w:t>
+            </w:r>
+          </w:p>
+          <w:p>
+            <w:pPr>
+              <w:tabs>
+                <w:tab w:val="left" w:pos="1939"/>
+              </w:tabs>
+              <w:rPr>
+                <w:b/>
+                <w:bCs/>
+              </w:rPr>
+            </w:pPr>
+            <w:r>
+              <w:rPr>
+                <w:b/>
+                <w:bCs/>
+              </w:rPr>
+              <w:t>};</w:t>
+            </w:r>
+          </w:p>
+        </w:tc>
+        <w:tc>
+          <w:tcPr>
+            <w:tcW w:w="2939" w:type="dxa"/>
+          </w:tcPr>
+          <w:p>
+            <w:pPr>
+              <w:tabs>
+                <w:tab w:val="left" w:pos="1939"/>
+              </w:tabs>
+            </w:pPr>
+            <w:r>
+              <w:t>Analysis:</w:t>
+            </w:r>
+          </w:p>
+          <w:p>
+            <w:pPr>
+              <w:tabs>
+                <w:tab w:val="left" w:pos="1939"/>
+              </w:tabs>
+            </w:pPr>
+          </w:p>
+          <w:p>
+            <w:pPr>
+              <w:tabs>
+                <w:tab w:val="left" w:pos="1939"/>
+              </w:tabs>
+            </w:pPr>
+            <w:r>
+              <w:t>Memory:</w:t>
+            </w:r>
+          </w:p>
+          <w:p>
+            <w:pPr>
+              <w:tabs>
+                <w:tab w:val="left" w:pos="1939"/>
+              </w:tabs>
+            </w:pPr>
+            <w:r>
+              <w:t>- Medium efficiency</w:t>
+            </w:r>
+          </w:p>
+          <w:p>
+            <w:pPr>
+              <w:tabs>
+                <w:tab w:val="left" w:pos="1939"/>
+              </w:tabs>
+            </w:pPr>
+            <w:r>
+              <w:t>- One allocation per node</w:t>
+            </w:r>
+          </w:p>
+          <w:p>
+            <w:pPr>
+              <w:tabs>
+                <w:tab w:val="left" w:pos="1939"/>
+              </w:tabs>
+            </w:pPr>
+            <w:r>
+              <w:t>- Internal unused space</w:t>
+            </w:r>
+          </w:p>
+          <w:p>
+            <w:pPr>
+              <w:tabs>
+                <w:tab w:val="left" w:pos="1939"/>
+              </w:tabs>
+            </w:pPr>
+            <w:r>
+              <w:t>- Wastes unused slots</w:t>
+            </w:r>
+          </w:p>
+          <w:p>
+            <w:pPr>
+              <w:tabs>
+                <w:tab w:val="left" w:pos="1939"/>
+              </w:tabs>
+            </w:pPr>
+            <w:r>
+              <w:t>- Memory waste = internal</w:t>
+            </w:r>
+          </w:p>
+        </w:tc>
+        <w:tc>
+          <w:tcPr>
+            <w:tcW w:w="3868" w:type="dxa"/>
+          </w:tcPr>
+          <w:p>
+            <w:pPr>
+              <w:tabs>
+                <w:tab w:val="left" w:pos="1939"/>
+              </w:tabs>
+            </w:pPr>
+          </w:p>
+          <w:p>
+            <w:pPr>
+              <w:tabs>
+                <w:tab w:val="left" w:pos="1939"/>
+              </w:tabs>
+            </w:pPr>
+          </w:p>
+          <w:p>
+            <w:pPr>
+              <w:tabs>
+                <w:tab w:val="left" w:pos="1939"/>
+              </w:tabs>
+            </w:pPr>
+            <w:r>
+              <w:t>Performance:</w:t>
+            </w:r>
+          </w:p>
+          <w:p>
+            <w:pPr>
+              <w:tabs>
+                <w:tab w:val="left" w:pos="1939"/>
+              </w:tabs>
+            </w:pPr>
+            <w:r>
+              <w:t>- Medium speed</w:t>
+            </w:r>
+          </w:p>
+          <w:p>
+            <w:pPr>
+              <w:tabs>
+                <w:tab w:val="left" w:pos="1939"/>
+              </w:tabs>
+            </w:pPr>
+            <w:r>
+              <w:t>- Single allocation</w:t>
+            </w:r>
+          </w:p>
+          <w:p>
+            <w:pPr>
+              <w:tabs>
+                <w:tab w:val="left" w:pos="1939"/>
+              </w:tabs>
+            </w:pPr>
+            <w:r>
+              <w:t>- Good cache locality</w:t>
+            </w:r>
+          </w:p>
+          <w:p>
+            <w:pPr>
+              <w:tabs>
+                <w:tab w:val="left" w:pos="1939"/>
+              </w:tabs>
+            </w:pPr>
+            <w:r>
+              <w:t>- Larger node size (fewer fit in cache)</w:t>
+            </w:r>
+          </w:p>
+          <w:p>
+            <w:pPr>
+              <w:tabs>
+                <w:tab w:val="left" w:pos="1939"/>
+              </w:tabs>
+            </w:pPr>
+          </w:p>
+        </w:tc>
+      </w:tr>
+    </w:tbl>
+    <w:p>
+      <w:pPr>
+        <w:tabs>
+          <w:tab w:val="left" w:pos="1939"/>
+        </w:tabs>
+        <w:spacing w:after="0" w:line="240" w:lineRule="auto"/>
+      </w:pPr>
+    </w:p>
+    <w:p>
+      <w:pPr>
+        <w:tabs>
+          <w:tab w:val="left" w:pos="1939"/>
+        </w:tabs>
+        <w:spacing w:after="0" w:line="240" w:lineRule="auto"/>
+        <w:rPr>
+          <w:sz w:val="28"/>
+          <w:szCs w:val="28"/>
+        </w:rPr>
+      </w:pPr>
+    </w:p>
+    <w:p>
+      <w:pPr>
+        <w:tabs>
+          <w:tab w:val="left" w:pos="1939"/>
+        </w:tabs>
+        <w:spacing w:after="0" w:line="240" w:lineRule="auto"/>
+        <w:jc w:val="right"/>
+      </w:pPr>
+      <w:r>
+        <w:t>=================================================================</w:t>
+      </w:r>
+      <w:r>
+        <w:t>===============================</w:t>
+      </w:r>
+    </w:p>
+    <w:p>
+      <w:pPr>
+        <w:tabs>
+          <w:tab w:val="left" w:pos="1939"/>
+        </w:tabs>
+        <w:spacing w:after="0" w:line="240" w:lineRule="auto"/>
+        <w:jc w:val="right"/>
+        <w:rPr>
+          <w:b/>
+          <w:bCs/>
+        </w:rPr>
+      </w:pPr>
+      <w:r>
+        <w:rPr>
+          <w:b/>
+          <w:bCs/>
+        </w:rPr>
+        <w:t>Version 3: Single-Block Allocation</w:t>
+      </w:r>
+    </w:p>
+    <w:p>
+      <w:pPr>
+        <w:tabs>
+          <w:tab w:val="left" w:pos="1939"/>
+        </w:tabs>
+        <w:spacing w:after="0" w:line="240" w:lineRule="auto"/>
+        <w:jc w:val="right"/>
+      </w:pPr>
+      <w:r>
+        <w:t>===============================</w:t>
+      </w:r>
+    </w:p>
+    <w:tbl>
+      <w:tblPr>
+        <w:tblStyle w:val="TableGrid"/>
+        <w:tblW w:w="0" w:type="auto"/>
+        <w:tblBorders>
+          <w:top w:val="none" w:sz="0" w:space="0" w:color="auto"/>
+          <w:left w:val="none" w:sz="0" w:space="0" w:color="auto"/>
+          <w:bottom w:val="none" w:sz="0" w:space="0" w:color="auto"/>
+          <w:right w:val="none" w:sz="0" w:space="0" w:color="auto"/>
+          <w:insideH w:val="none" w:sz="0" w:space="0" w:color="auto"/>
+          <w:insideV w:val="none" w:sz="0" w:space="0" w:color="auto"/>
+        </w:tblBorders>
+        <w:tblCellMar>
+          <w:top w:w="57" w:type="dxa"/>
+          <w:bottom w:w="113" w:type="dxa"/>
+        </w:tblCellMar>
+        <w:tblLook w:val="04A0" w:firstRow="1" w:lastRow="0" w:firstColumn="1" w:lastColumn="0" w:noHBand="0" w:noVBand="1"/>
+      </w:tblPr>
+      <w:tblGrid>
+        <w:gridCol w:w="6237"/>
+        <w:gridCol w:w="4259"/>
+      </w:tblGrid>
+      <w:tr>
+        <w:tc>
+          <w:tcPr>
+            <w:tcW w:w="6237" w:type="dxa"/>
+          </w:tcPr>
+          <w:p>
+            <w:pPr>
+              <w:tabs>
+                <w:tab w:val="left" w:pos="1939"/>
+              </w:tabs>
+              <w:rPr>
+                <w:b/>
+                <w:bCs/>
+              </w:rPr>
+            </w:pPr>
+            <w:r>
+              <w:rPr>
+                <w:b/>
+                <w:bCs/>
+              </w:rPr>
+              <w:t>template&lt;</w:t>
+            </w:r>
+            <w:proofErr w:type="spellStart"/>
+            <w:r>
+              <w:rPr>
+                <w:b/>
+                <w:bCs/>
+              </w:rPr>
+              <w:t>typename</w:t>
+            </w:r>
+            <w:proofErr w:type="spellEnd"/>
+            <w:r>
+              <w:rPr>
+                <w:b/>
+                <w:bCs/>
+              </w:rPr>
+              <w:t xml:space="preserve"> D&gt;</w:t>
+            </w:r>
+          </w:p>
+          <w:p>
+            <w:pPr>
+              <w:tabs>
+                <w:tab w:val="left" w:pos="1939"/>
+              </w:tabs>
+              <w:rPr>
+                <w:b/>
+                <w:bCs/>
+              </w:rPr>
+            </w:pPr>
+            <w:r>
+              <w:rPr>
+                <w:b/>
+                <w:bCs/>
+              </w:rPr>
+              <w:t xml:space="preserve">struct </w:t>
+            </w:r>
+            <w:proofErr w:type="spellStart"/>
+            <w:r>
+              <w:rPr>
+                <w:b/>
+                <w:bCs/>
+              </w:rPr>
+              <w:t>BTnode</w:t>
+            </w:r>
+            <w:proofErr w:type="spellEnd"/>
+            <w:r>
+              <w:rPr>
+                <w:b/>
+                <w:bCs/>
+              </w:rPr>
+              <w:t xml:space="preserve"> {</w:t>
+            </w:r>
+          </w:p>
+          <w:p>
+            <w:pPr>
+              <w:tabs>
+                <w:tab w:val="left" w:pos="1939"/>
+              </w:tabs>
+              <w:rPr>
+                <w:b/>
+                <w:bCs/>
+              </w:rPr>
+            </w:pPr>
+            <w:r>
+              <w:rPr>
+                <w:b/>
+                <w:bCs/>
+              </w:rPr>
+              <w:t xml:space="preserve">    unsigned short </w:t>
+            </w:r>
+            <w:proofErr w:type="gramStart"/>
+            <w:r>
+              <w:rPr>
+                <w:b/>
+                <w:bCs/>
+              </w:rPr>
+              <w:t xml:space="preserve">S;   </w:t>
+            </w:r>
+            <w:proofErr w:type="spellStart"/>
+            <w:proofErr w:type="gramEnd"/>
+            <w:r>
+              <w:rPr>
+                <w:b/>
+                <w:bCs/>
+              </w:rPr>
+              <w:t>BTnode</w:t>
+            </w:r>
+            <w:proofErr w:type="spellEnd"/>
+            <w:r>
+              <w:rPr>
+                <w:b/>
+                <w:bCs/>
+              </w:rPr>
+              <w:t>&lt;D&gt;* P;</w:t>
+            </w:r>
+          </w:p>
+          <w:p>
+            <w:pPr>
+              <w:tabs>
+                <w:tab w:val="left" w:pos="1939"/>
+              </w:tabs>
+              <w:rPr>
+                <w:b/>
+                <w:bCs/>
+                <w:sz w:val="12"/>
+                <w:szCs w:val="12"/>
+              </w:rPr>
+            </w:pPr>
+          </w:p>
+          <w:p>
+            <w:pPr>
+              <w:tabs>
+                <w:tab w:val="left" w:pos="1939"/>
+              </w:tabs>
+              <w:rPr>
+                <w:b/>
+                <w:bCs/>
+              </w:rPr>
+            </w:pPr>
+            <w:r>
+              <w:rPr>
+                <w:b/>
+                <w:bCs/>
+              </w:rPr>
+              <w:t xml:space="preserve">    D* </w:t>
+            </w:r>
+            <w:proofErr w:type="gramStart"/>
+            <w:r>
+              <w:rPr>
+                <w:b/>
+                <w:bCs/>
+              </w:rPr>
+              <w:t xml:space="preserve">KEY;  </w:t>
+            </w:r>
+            <w:proofErr w:type="spellStart"/>
+            <w:r>
+              <w:rPr>
+                <w:b/>
+                <w:bCs/>
+              </w:rPr>
+              <w:t>BTnode</w:t>
+            </w:r>
+            <w:proofErr w:type="spellEnd"/>
+            <w:proofErr w:type="gramEnd"/>
+            <w:r>
+              <w:rPr>
+                <w:b/>
+                <w:bCs/>
+              </w:rPr>
+              <w:t>&lt;D&gt;** LINK;</w:t>
+            </w:r>
+          </w:p>
+          <w:p>
+            <w:pPr>
+              <w:tabs>
+                <w:tab w:val="left" w:pos="1939"/>
+              </w:tabs>
+              <w:rPr>
+                <w:b/>
+                <w:bCs/>
+              </w:rPr>
+            </w:pPr>
+            <w:r>
+              <w:rPr>
+                <w:b/>
+                <w:bCs/>
+              </w:rPr>
+              <w:t>};</w:t>
+            </w:r>
+          </w:p>
+          <w:p>
+            <w:pPr>
+              <w:tabs>
+                <w:tab w:val="left" w:pos="1939"/>
+              </w:tabs>
+              <w:rPr>
+                <w:b/>
+                <w:bCs/>
+              </w:rPr>
+            </w:pPr>
+          </w:p>
+          <w:p>
+            <w:pPr>
+              <w:tabs>
+                <w:tab w:val="left" w:pos="1939"/>
+              </w:tabs>
+              <w:rPr>
+                <w:b/>
+                <w:bCs/>
+              </w:rPr>
+            </w:pPr>
+            <w:proofErr w:type="spellStart"/>
+            <w:r>
+              <w:rPr>
+                <w:b/>
+                <w:bCs/>
+              </w:rPr>
+              <w:t>BTnode</w:t>
+            </w:r>
+            <w:proofErr w:type="spellEnd"/>
+            <w:r>
+              <w:rPr>
+                <w:b/>
+                <w:bCs/>
+              </w:rPr>
+              <w:t xml:space="preserve">&lt;int&gt;* </w:t>
+            </w:r>
+            <w:proofErr w:type="spellStart"/>
+            <w:proofErr w:type="gramStart"/>
+            <w:r>
+              <w:rPr>
+                <w:b/>
+                <w:bCs/>
+              </w:rPr>
+              <w:t>createNode</w:t>
+            </w:r>
+            <w:proofErr w:type="spellEnd"/>
+            <w:r>
+              <w:rPr>
+                <w:b/>
+                <w:bCs/>
+              </w:rPr>
+              <w:t>(</w:t>
+            </w:r>
+            <w:proofErr w:type="gramEnd"/>
+            <w:r>
+              <w:rPr>
+                <w:b/>
+                <w:bCs/>
+              </w:rPr>
+              <w:t>int capacity) {</w:t>
+            </w:r>
+          </w:p>
+          <w:p>
+            <w:pPr>
+              <w:tabs>
+                <w:tab w:val="left" w:pos="1939"/>
+              </w:tabs>
+              <w:rPr>
+                <w:b/>
+                <w:bCs/>
+              </w:rPr>
+            </w:pPr>
+            <w:r>
+              <w:rPr>
+                <w:b/>
+                <w:bCs/>
+              </w:rPr>
+              <w:t xml:space="preserve">    </w:t>
+            </w:r>
+            <w:proofErr w:type="spellStart"/>
+            <w:r>
+              <w:rPr>
+                <w:b/>
+                <w:bCs/>
+              </w:rPr>
+              <w:t>size_t</w:t>
+            </w:r>
+            <w:proofErr w:type="spellEnd"/>
+            <w:r>
+              <w:rPr>
+                <w:b/>
+                <w:bCs/>
+              </w:rPr>
+              <w:t xml:space="preserve"> size = </w:t>
+            </w:r>
+            <w:proofErr w:type="spellStart"/>
+            <w:proofErr w:type="gramStart"/>
+            <w:r>
+              <w:rPr>
+                <w:b/>
+                <w:bCs/>
+              </w:rPr>
+              <w:t>sizeof</w:t>
+            </w:r>
+            <w:proofErr w:type="spellEnd"/>
+            <w:r>
+              <w:rPr>
+                <w:b/>
+                <w:bCs/>
+              </w:rPr>
+              <w:t>(</w:t>
+            </w:r>
+            <w:proofErr w:type="spellStart"/>
+            <w:proofErr w:type="gramEnd"/>
+            <w:r>
+              <w:rPr>
+                <w:b/>
+                <w:bCs/>
+              </w:rPr>
+              <w:t>BTnode</w:t>
+            </w:r>
+            <w:proofErr w:type="spellEnd"/>
+            <w:r>
+              <w:rPr>
+                <w:b/>
+                <w:bCs/>
+              </w:rPr>
+              <w:t>&lt;int&gt;) +</w:t>
+            </w:r>
+          </w:p>
+          <w:p>
+            <w:pPr>
+              <w:tabs>
+                <w:tab w:val="left" w:pos="1939"/>
+              </w:tabs>
+              <w:rPr>
+                <w:b/>
+                <w:bCs/>
+              </w:rPr>
+            </w:pPr>
+            <w:r>
+              <w:rPr>
+                <w:b/>
+                <w:bCs/>
+              </w:rPr>
+              <w:t xml:space="preserve">                  </w:t>
+            </w:r>
+            <w:proofErr w:type="spellStart"/>
+            <w:r>
+              <w:rPr>
+                <w:b/>
+                <w:bCs/>
+              </w:rPr>
+              <w:t>sizeof</w:t>
+            </w:r>
+            <w:proofErr w:type="spellEnd"/>
+            <w:r>
+              <w:rPr>
+                <w:b/>
+                <w:bCs/>
+              </w:rPr>
+              <w:t>(int) * capacity +</w:t>
+            </w:r>
+          </w:p>
+          <w:p>
+            <w:pPr>
+              <w:tabs>
+                <w:tab w:val="left" w:pos="1939"/>
+              </w:tabs>
+              <w:rPr>
+                <w:b/>
+                <w:bCs/>
+              </w:rPr>
+            </w:pPr>
+            <w:r>
+              <w:rPr>
+                <w:b/>
+                <w:bCs/>
+              </w:rPr>
+              <w:t xml:space="preserve">                  </w:t>
+            </w:r>
+            <w:proofErr w:type="spellStart"/>
+            <w:proofErr w:type="gramStart"/>
+            <w:r>
+              <w:rPr>
+                <w:b/>
+                <w:bCs/>
+              </w:rPr>
+              <w:t>sizeof</w:t>
+            </w:r>
+            <w:proofErr w:type="spellEnd"/>
+            <w:r>
+              <w:rPr>
+                <w:b/>
+                <w:bCs/>
+              </w:rPr>
+              <w:t>(</w:t>
+            </w:r>
+            <w:proofErr w:type="spellStart"/>
+            <w:proofErr w:type="gramEnd"/>
+            <w:r>
+              <w:rPr>
+                <w:b/>
+                <w:bCs/>
+              </w:rPr>
+              <w:t>BTnode</w:t>
+            </w:r>
+            <w:proofErr w:type="spellEnd"/>
+            <w:r>
+              <w:rPr>
+                <w:b/>
+                <w:bCs/>
+              </w:rPr>
+              <w:t>&lt;int&gt;*) * (capacity + 1);</w:t>
+            </w:r>
+          </w:p>
+          <w:p>
+            <w:pPr>
+              <w:tabs>
+                <w:tab w:val="left" w:pos="1939"/>
+              </w:tabs>
+              <w:rPr>
+                <w:b/>
+                <w:bCs/>
+                <w:sz w:val="16"/>
+                <w:szCs w:val="16"/>
+              </w:rPr>
+            </w:pPr>
+          </w:p>
+          <w:p>
+            <w:pPr>
+              <w:tabs>
+                <w:tab w:val="left" w:pos="1939"/>
+              </w:tabs>
+              <w:rPr>
+                <w:b/>
+                <w:bCs/>
+              </w:rPr>
+            </w:pPr>
+            <w:r>
+              <w:rPr>
+                <w:b/>
+                <w:bCs/>
+              </w:rPr>
+              <w:t xml:space="preserve">    char* block = new char[size];</w:t>
+            </w:r>
+          </w:p>
+          <w:p>
+            <w:pPr>
+              <w:rPr>
+                <w:b/>
+                <w:bCs/>
+                <w:sz w:val="16"/>
+                <w:szCs w:val="16"/>
+              </w:rPr>
+            </w:pPr>
+          </w:p>
+          <w:p>
+            <w:pPr>
+              <w:tabs>
+                <w:tab w:val="left" w:pos="1939"/>
+              </w:tabs>
+              <w:rPr>
+                <w:b/>
+                <w:bCs/>
+              </w:rPr>
+            </w:pPr>
+            <w:r>
+              <w:rPr>
+                <w:b/>
+                <w:bCs/>
+              </w:rPr>
+              <w:t xml:space="preserve">    </w:t>
+            </w:r>
+            <w:proofErr w:type="spellStart"/>
+            <w:r>
+              <w:rPr>
+                <w:b/>
+                <w:bCs/>
+              </w:rPr>
+              <w:t>BTnode</w:t>
+            </w:r>
+            <w:proofErr w:type="spellEnd"/>
+            <w:r>
+              <w:rPr>
+                <w:b/>
+                <w:bCs/>
+              </w:rPr>
+              <w:t>&lt;int&gt;* node = (</w:t>
+            </w:r>
+            <w:proofErr w:type="spellStart"/>
+            <w:r>
+              <w:rPr>
+                <w:b/>
+                <w:bCs/>
+              </w:rPr>
+              <w:t>BTnode</w:t>
+            </w:r>
+            <w:proofErr w:type="spellEnd"/>
+            <w:r>
+              <w:rPr>
+                <w:b/>
+                <w:bCs/>
+              </w:rPr>
+              <w:t>&lt;int&gt;</w:t>
+            </w:r>
+            <w:proofErr w:type="gramStart"/>
+            <w:r>
+              <w:rPr>
+                <w:b/>
+                <w:bCs/>
+              </w:rPr>
+              <w:t>*)block</w:t>
+            </w:r>
+            <w:proofErr w:type="gramEnd"/>
+            <w:r>
+              <w:rPr>
+                <w:b/>
+                <w:bCs/>
+              </w:rPr>
+              <w:t>;</w:t>
+            </w:r>
+          </w:p>
+          <w:p>
+            <w:pPr>
+              <w:tabs>
+                <w:tab w:val="left" w:pos="1939"/>
+              </w:tabs>
+              <w:rPr>
+                <w:b/>
+                <w:bCs/>
+                <w:sz w:val="16"/>
+                <w:szCs w:val="16"/>
+              </w:rPr>
+            </w:pPr>
+          </w:p>
+          <w:p>
+            <w:pPr>
+              <w:tabs>
+                <w:tab w:val="left" w:pos="1939"/>
+              </w:tabs>
+              <w:rPr>
+                <w:b/>
+                <w:bCs/>
+              </w:rPr>
+            </w:pPr>
+            <w:r>
+              <w:rPr>
+                <w:b/>
+                <w:bCs/>
+              </w:rPr>
+              <w:t xml:space="preserve">    node-&gt;</w:t>
+            </w:r>
+            <w:proofErr w:type="gramStart"/>
+            <w:r>
+              <w:rPr>
+                <w:b/>
+                <w:bCs/>
+              </w:rPr>
+              <w:t>KEY  =</w:t>
+            </w:r>
+            <w:proofErr w:type="gramEnd"/>
+            <w:r>
+              <w:rPr>
+                <w:b/>
+                <w:bCs/>
+              </w:rPr>
+              <w:t xml:space="preserve"> (int</w:t>
+            </w:r>
+            <w:proofErr w:type="gramStart"/>
+            <w:r>
+              <w:rPr>
+                <w:b/>
+                <w:bCs/>
+              </w:rPr>
+              <w:t>*)(</w:t>
+            </w:r>
+            <w:proofErr w:type="gramEnd"/>
+            <w:r>
+              <w:rPr>
+                <w:b/>
+                <w:bCs/>
+              </w:rPr>
+              <w:t xml:space="preserve">block + </w:t>
+            </w:r>
+            <w:proofErr w:type="spellStart"/>
+            <w:proofErr w:type="gramStart"/>
+            <w:r>
+              <w:rPr>
+                <w:b/>
+                <w:bCs/>
+              </w:rPr>
+              <w:t>sizeof</w:t>
+            </w:r>
+            <w:proofErr w:type="spellEnd"/>
+            <w:r>
+              <w:rPr>
+                <w:b/>
+                <w:bCs/>
+              </w:rPr>
+              <w:t>(</w:t>
+            </w:r>
+            <w:proofErr w:type="spellStart"/>
+            <w:proofErr w:type="gramEnd"/>
+            <w:r>
+              <w:rPr>
+                <w:b/>
+                <w:bCs/>
+              </w:rPr>
+              <w:t>BTnode</w:t>
+            </w:r>
+            <w:proofErr w:type="spellEnd"/>
+            <w:r>
+              <w:rPr>
+                <w:b/>
+                <w:bCs/>
+              </w:rPr>
+              <w:t>&lt;int&gt;));</w:t>
+            </w:r>
+          </w:p>
+          <w:p>
+            <w:pPr>
+              <w:tabs>
+                <w:tab w:val="left" w:pos="1939"/>
+              </w:tabs>
+              <w:rPr>
+                <w:b/>
+                <w:bCs/>
+              </w:rPr>
+            </w:pPr>
+            <w:r>
+              <w:rPr>
+                <w:b/>
+                <w:bCs/>
+              </w:rPr>
+              <w:t xml:space="preserve">    node-&gt;LINK = (</w:t>
+            </w:r>
+            <w:proofErr w:type="spellStart"/>
+            <w:r>
+              <w:rPr>
+                <w:b/>
+                <w:bCs/>
+              </w:rPr>
+              <w:t>BTnode</w:t>
+            </w:r>
+            <w:proofErr w:type="spellEnd"/>
+            <w:r>
+              <w:rPr>
+                <w:b/>
+                <w:bCs/>
+              </w:rPr>
+              <w:t>&lt;int&gt;*</w:t>
+            </w:r>
+            <w:proofErr w:type="gramStart"/>
+            <w:r>
+              <w:rPr>
+                <w:b/>
+                <w:bCs/>
+              </w:rPr>
+              <w:t>*)(</w:t>
+            </w:r>
+            <w:proofErr w:type="gramEnd"/>
+            <w:r>
+              <w:rPr>
+                <w:b/>
+                <w:bCs/>
+              </w:rPr>
+              <w:t>node-&gt;KEY + capacity);</w:t>
+            </w:r>
+          </w:p>
+          <w:p>
+            <w:pPr>
+              <w:tabs>
+                <w:tab w:val="left" w:pos="1939"/>
+              </w:tabs>
+              <w:rPr>
+                <w:b/>
+                <w:bCs/>
+              </w:rPr>
+            </w:pPr>
+          </w:p>
+          <w:p>
+            <w:pPr>
+              <w:tabs>
+                <w:tab w:val="left" w:pos="1939"/>
+              </w:tabs>
+              <w:rPr>
+                <w:b/>
+                <w:bCs/>
+              </w:rPr>
+            </w:pPr>
+            <w:r>
+              <w:rPr>
+                <w:b/>
+                <w:bCs/>
+              </w:rPr>
+              <w:t xml:space="preserve">    return node;</w:t>
+            </w:r>
+          </w:p>
+          <w:p>
+            <w:pPr>
+              <w:tabs>
+                <w:tab w:val="left" w:pos="1939"/>
+              </w:tabs>
+              <w:rPr>
+                <w:b/>
+                <w:bCs/>
+              </w:rPr>
+            </w:pPr>
+            <w:r>
+              <w:rPr>
+                <w:b/>
+                <w:bCs/>
+              </w:rPr>
+              <w:t>}</w:t>
+            </w:r>
+          </w:p>
+        </w:tc>
+        <w:tc>
+          <w:tcPr>
+            <w:tcW w:w="4259" w:type="dxa"/>
+          </w:tcPr>
+          <w:p>
+            <w:pPr>
+              <w:tabs>
+                <w:tab w:val="left" w:pos="1939"/>
+              </w:tabs>
+            </w:pPr>
+            <w:r>
+              <w:t>Analysis:</w:t>
+            </w:r>
+          </w:p>
+          <w:p>
+            <w:pPr>
+              <w:tabs>
+                <w:tab w:val="left" w:pos="1939"/>
+              </w:tabs>
+            </w:pPr>
+          </w:p>
+          <w:p>
+            <w:pPr>
+              <w:tabs>
+                <w:tab w:val="left" w:pos="1939"/>
+              </w:tabs>
+            </w:pPr>
+            <w:r>
+              <w:t>Memory:</w:t>
+            </w:r>
+          </w:p>
+          <w:p>
+            <w:pPr>
+              <w:tabs>
+                <w:tab w:val="left" w:pos="1939"/>
+              </w:tabs>
+            </w:pPr>
+            <w:r>
+              <w:t>- Best memory efficiency</w:t>
+            </w:r>
+          </w:p>
+          <w:p>
+            <w:pPr>
+              <w:tabs>
+                <w:tab w:val="left" w:pos="1939"/>
+              </w:tabs>
+            </w:pPr>
+            <w:r>
+              <w:t>- Single allocation</w:t>
+            </w:r>
+          </w:p>
+          <w:p>
+            <w:pPr>
+              <w:tabs>
+                <w:tab w:val="left" w:pos="1939"/>
+              </w:tabs>
+            </w:pPr>
+            <w:r>
+              <w:t>- Exact required size</w:t>
+            </w:r>
+          </w:p>
+          <w:p>
+            <w:pPr>
+              <w:tabs>
+                <w:tab w:val="left" w:pos="1939"/>
+              </w:tabs>
+            </w:pPr>
+            <w:r>
+              <w:t>- No fragmentation</w:t>
+            </w:r>
+          </w:p>
+          <w:p>
+            <w:pPr>
+              <w:tabs>
+                <w:tab w:val="left" w:pos="1939"/>
+              </w:tabs>
+            </w:pPr>
+            <w:r>
+              <w:t>- Minimal overhead</w:t>
+            </w:r>
+          </w:p>
+          <w:p>
+            <w:pPr>
+              <w:tabs>
+                <w:tab w:val="left" w:pos="1939"/>
+              </w:tabs>
+            </w:pPr>
+            <w:r>
+              <w:t>- Memory waste = minimal</w:t>
+            </w:r>
+          </w:p>
+          <w:p>
+            <w:pPr>
+              <w:tabs>
+                <w:tab w:val="left" w:pos="1939"/>
+              </w:tabs>
+            </w:pPr>
+          </w:p>
+          <w:p>
+            <w:pPr>
+              <w:tabs>
+                <w:tab w:val="left" w:pos="1939"/>
+              </w:tabs>
+            </w:pPr>
+            <w:r>
+              <w:t>Performance:</w:t>
+            </w:r>
+          </w:p>
+          <w:p>
+            <w:pPr>
+              <w:tabs>
+                <w:tab w:val="left" w:pos="1939"/>
+              </w:tabs>
+            </w:pPr>
+            <w:r>
+              <w:t>- Fastest</w:t>
+            </w:r>
+          </w:p>
+          <w:p>
+            <w:pPr>
+              <w:tabs>
+                <w:tab w:val="left" w:pos="1939"/>
+              </w:tabs>
+            </w:pPr>
+            <w:r>
+              <w:t>- One allocation</w:t>
+            </w:r>
+          </w:p>
+          <w:p>
+            <w:pPr>
+              <w:tabs>
+                <w:tab w:val="left" w:pos="1939"/>
+              </w:tabs>
+            </w:pPr>
+            <w:r>
+              <w:t>- Excellent cache locality</w:t>
+            </w:r>
+          </w:p>
+          <w:p>
+            <w:pPr>
+              <w:tabs>
+                <w:tab w:val="left" w:pos="1939"/>
+              </w:tabs>
+            </w:pPr>
+            <w:r>
+              <w:t>- Compact layout</w:t>
+            </w:r>
+          </w:p>
+          <w:p>
+            <w:pPr>
+              <w:tabs>
+                <w:tab w:val="left" w:pos="1939"/>
+              </w:tabs>
+            </w:pPr>
+            <w:r>
+              <w:t>- No pointer chasing</w:t>
+            </w:r>
+          </w:p>
+        </w:tc>
+      </w:tr>
+    </w:tbl>
+    <w:p>
+      <w:pPr>
+        <w:tabs>
+          <w:tab w:val="left" w:pos="1939"/>
+        </w:tabs>
+        <w:rPr>
+          <w:sz w:val="2"/>
+          <w:szCs w:val="2"/>
+        </w:rPr>
+      </w:pPr>
     </w:p>
     <w:tbl>
       <w:tblPr>
@@ -5014,26 +10971,6 @@
       <w:pPr>
         <w:spacing w:after="0" w:line="276" w:lineRule="auto"/>
         <w:rPr>
-          <w:b/>
-          <w:bCs/>
-          <w:sz w:val="28"/>
-          <w:szCs w:val="28"/>
-        </w:rPr>
-      </w:pPr>
-    </w:p>
-    <w:p>
-      <w:pPr>
-        <w:spacing w:after="0" w:line="276" w:lineRule="auto"/>
-        <w:rPr>
-          <w:sz w:val="8"/>
-          <w:szCs w:val="8"/>
-        </w:rPr>
-      </w:pPr>
-    </w:p>
-    <w:p>
-      <w:pPr>
-        <w:spacing w:after="0" w:line="276" w:lineRule="auto"/>
-        <w:rPr>
           <w:sz w:val="48"/>
           <w:szCs w:val="48"/>
         </w:rPr>
@@ -5043,6 +10980,7 @@
           <w:sz w:val="48"/>
           <w:szCs w:val="48"/>
         </w:rPr>
+        <w:lastRenderedPageBreak/>
         <w:t>This is a classic C++ pointer concept</w:t>
       </w:r>
     </w:p>
@@ -5075,7 +11013,7 @@
           <w:szCs w:val="28"/>
         </w:rPr>
         <w:pict w14:anchorId="784EB1DB">
-          <v:rect id="_x0000_i1074" style="width:0;height:1.5pt" o:hralign="center" o:hrstd="t" o:hr="t" fillcolor="#a0a0a0" stroked="f"/>
+          <v:rect id="_x0000_i1025" style="width:0;height:1.5pt" o:hralign="center" o:hrstd="t" o:hr="t" fillcolor="#a0a0a0" stroked="f"/>
         </w:pict>
       </w:r>
     </w:p>
@@ -5556,7 +11494,7 @@
           <w:szCs w:val="28"/>
         </w:rPr>
         <w:pict w14:anchorId="7E0A194A">
-          <v:rect id="_x0000_i1075" style="width:0;height:1.5pt" o:hralign="center" o:hrstd="t" o:hr="t" fillcolor="#a0a0a0" stroked="f"/>
+          <v:rect id="_x0000_i1026" style="width:0;height:1.5pt" o:hralign="center" o:hrstd="t" o:hr="t" fillcolor="#a0a0a0" stroked="f"/>
         </w:pict>
       </w:r>
     </w:p>
@@ -5992,7 +11930,7 @@
           <w:szCs w:val="28"/>
         </w:rPr>
         <w:pict w14:anchorId="64791A1A">
-          <v:rect id="_x0000_i1076" style="width:0;height:1.5pt" o:hralign="center" o:hrstd="t" o:hr="t" fillcolor="#a0a0a0" stroked="f"/>
+          <v:rect id="_x0000_i1027" style="width:0;height:1.5pt" o:hralign="center" o:hrstd="t" o:hr="t" fillcolor="#a0a0a0" stroked="f"/>
         </w:pict>
       </w:r>
     </w:p>
@@ -6375,7 +12313,7 @@
           <w:szCs w:val="28"/>
         </w:rPr>
         <w:pict w14:anchorId="14EB38C8">
-          <v:rect id="_x0000_i1077" style="width:0;height:1.5pt" o:hralign="center" o:hrstd="t" o:hr="t" fillcolor="#a0a0a0" stroked="f"/>
+          <v:rect id="_x0000_i1028" style="width:0;height:1.5pt" o:hralign="center" o:hrstd="t" o:hr="t" fillcolor="#a0a0a0" stroked="f"/>
         </w:pict>
       </w:r>
     </w:p>
@@ -23397,9 +29335,9 @@
     </w:lvl>
   </w:abstractNum>
   <w:abstractNum w:abstractNumId="5" w15:restartNumberingAfterBreak="0">
-    <w:nsid w:val="61164276"/>
+    <w:nsid w:val="5EE41CD8"/>
     <w:multiLevelType w:val="multilevel"/>
-    <w:tmpl w:val="EB26A14A"/>
+    <w:tmpl w:val="71F06186"/>
     <w:lvl w:ilvl="0">
       <w:start w:val="1"/>
       <w:numFmt w:val="bullet"/>
@@ -23407,9 +29345,9 @@
       <w:lvlJc w:val="left"/>
       <w:pPr>
         <w:tabs>
-          <w:tab w:val="num" w:pos="720"/>
+          <w:tab w:val="num" w:pos="5040"/>
         </w:tabs>
-        <w:ind w:left="720" w:hanging="360"/>
+        <w:ind w:left="5040" w:hanging="360"/>
       </w:pPr>
       <w:rPr>
         <w:rFonts w:ascii="Symbol" w:hAnsi="Symbol" w:hint="default"/>
@@ -23423,9 +29361,9 @@
       <w:lvlJc w:val="left"/>
       <w:pPr>
         <w:tabs>
-          <w:tab w:val="num" w:pos="1440"/>
+          <w:tab w:val="num" w:pos="5760"/>
         </w:tabs>
-        <w:ind w:left="1440" w:hanging="360"/>
+        <w:ind w:left="5760" w:hanging="360"/>
       </w:pPr>
       <w:rPr>
         <w:rFonts w:ascii="Courier New" w:hAnsi="Courier New" w:hint="default"/>
@@ -23439,9 +29377,9 @@
       <w:lvlJc w:val="left"/>
       <w:pPr>
         <w:tabs>
-          <w:tab w:val="num" w:pos="2160"/>
+          <w:tab w:val="num" w:pos="6480"/>
         </w:tabs>
-        <w:ind w:left="2160" w:hanging="360"/>
+        <w:ind w:left="6480" w:hanging="360"/>
       </w:pPr>
       <w:rPr>
         <w:rFonts w:ascii="Wingdings" w:hAnsi="Wingdings" w:hint="default"/>
@@ -23455,9 +29393,9 @@
       <w:lvlJc w:val="left"/>
       <w:pPr>
         <w:tabs>
-          <w:tab w:val="num" w:pos="2880"/>
+          <w:tab w:val="num" w:pos="7200"/>
         </w:tabs>
-        <w:ind w:left="2880" w:hanging="360"/>
+        <w:ind w:left="7200" w:hanging="360"/>
       </w:pPr>
       <w:rPr>
         <w:rFonts w:ascii="Wingdings" w:hAnsi="Wingdings" w:hint="default"/>
@@ -23471,9 +29409,9 @@
       <w:lvlJc w:val="left"/>
       <w:pPr>
         <w:tabs>
-          <w:tab w:val="num" w:pos="3600"/>
+          <w:tab w:val="num" w:pos="7920"/>
         </w:tabs>
-        <w:ind w:left="3600" w:hanging="360"/>
+        <w:ind w:left="7920" w:hanging="360"/>
       </w:pPr>
       <w:rPr>
         <w:rFonts w:ascii="Wingdings" w:hAnsi="Wingdings" w:hint="default"/>
@@ -23487,9 +29425,9 @@
       <w:lvlJc w:val="left"/>
       <w:pPr>
         <w:tabs>
-          <w:tab w:val="num" w:pos="4320"/>
+          <w:tab w:val="num" w:pos="8640"/>
         </w:tabs>
-        <w:ind w:left="4320" w:hanging="360"/>
+        <w:ind w:left="8640" w:hanging="360"/>
       </w:pPr>
       <w:rPr>
         <w:rFonts w:ascii="Wingdings" w:hAnsi="Wingdings" w:hint="default"/>
@@ -23503,9 +29441,9 @@
       <w:lvlJc w:val="left"/>
       <w:pPr>
         <w:tabs>
-          <w:tab w:val="num" w:pos="5040"/>
+          <w:tab w:val="num" w:pos="9360"/>
         </w:tabs>
-        <w:ind w:left="5040" w:hanging="360"/>
+        <w:ind w:left="9360" w:hanging="360"/>
       </w:pPr>
       <w:rPr>
         <w:rFonts w:ascii="Wingdings" w:hAnsi="Wingdings" w:hint="default"/>
@@ -23519,9 +29457,9 @@
       <w:lvlJc w:val="left"/>
       <w:pPr>
         <w:tabs>
-          <w:tab w:val="num" w:pos="5760"/>
+          <w:tab w:val="num" w:pos="10080"/>
         </w:tabs>
-        <w:ind w:left="5760" w:hanging="360"/>
+        <w:ind w:left="10080" w:hanging="360"/>
       </w:pPr>
       <w:rPr>
         <w:rFonts w:ascii="Wingdings" w:hAnsi="Wingdings" w:hint="default"/>
@@ -23535,9 +29473,9 @@
       <w:lvlJc w:val="left"/>
       <w:pPr>
         <w:tabs>
-          <w:tab w:val="num" w:pos="6480"/>
+          <w:tab w:val="num" w:pos="10800"/>
         </w:tabs>
-        <w:ind w:left="6480" w:hanging="360"/>
+        <w:ind w:left="10800" w:hanging="360"/>
       </w:pPr>
       <w:rPr>
         <w:rFonts w:ascii="Wingdings" w:hAnsi="Wingdings" w:hint="default"/>
@@ -23546,9 +29484,9 @@
     </w:lvl>
   </w:abstractNum>
   <w:abstractNum w:abstractNumId="6" w15:restartNumberingAfterBreak="0">
-    <w:nsid w:val="62D72ACB"/>
+    <w:nsid w:val="61164276"/>
     <w:multiLevelType w:val="multilevel"/>
-    <w:tmpl w:val="EB34D270"/>
+    <w:tmpl w:val="EB26A14A"/>
     <w:lvl w:ilvl="0">
       <w:start w:val="1"/>
       <w:numFmt w:val="bullet"/>
@@ -23695,9 +29633,9 @@
     </w:lvl>
   </w:abstractNum>
   <w:abstractNum w:abstractNumId="7" w15:restartNumberingAfterBreak="0">
-    <w:nsid w:val="666F7771"/>
+    <w:nsid w:val="62D72ACB"/>
     <w:multiLevelType w:val="multilevel"/>
-    <w:tmpl w:val="F0825CB4"/>
+    <w:tmpl w:val="EB34D270"/>
     <w:lvl w:ilvl="0">
       <w:start w:val="1"/>
       <w:numFmt w:val="bullet"/>
@@ -23844,9 +29782,9 @@
     </w:lvl>
   </w:abstractNum>
   <w:abstractNum w:abstractNumId="8" w15:restartNumberingAfterBreak="0">
-    <w:nsid w:val="7EAA0FD8"/>
+    <w:nsid w:val="666F7771"/>
     <w:multiLevelType w:val="multilevel"/>
-    <w:tmpl w:val="2B7ED714"/>
+    <w:tmpl w:val="F0825CB4"/>
     <w:lvl w:ilvl="0">
       <w:start w:val="1"/>
       <w:numFmt w:val="bullet"/>
@@ -23992,11 +29930,160 @@
       </w:rPr>
     </w:lvl>
   </w:abstractNum>
+  <w:abstractNum w:abstractNumId="9" w15:restartNumberingAfterBreak="0">
+    <w:nsid w:val="7EAA0FD8"/>
+    <w:multiLevelType w:val="multilevel"/>
+    <w:tmpl w:val="2B7ED714"/>
+    <w:lvl w:ilvl="0">
+      <w:start w:val="1"/>
+      <w:numFmt w:val="bullet"/>
+      <w:lvlText w:val=""/>
+      <w:lvlJc w:val="left"/>
+      <w:pPr>
+        <w:tabs>
+          <w:tab w:val="num" w:pos="720"/>
+        </w:tabs>
+        <w:ind w:left="720" w:hanging="360"/>
+      </w:pPr>
+      <w:rPr>
+        <w:rFonts w:ascii="Symbol" w:hAnsi="Symbol" w:hint="default"/>
+        <w:sz w:val="20"/>
+      </w:rPr>
+    </w:lvl>
+    <w:lvl w:ilvl="1" w:tentative="1">
+      <w:start w:val="1"/>
+      <w:numFmt w:val="bullet"/>
+      <w:lvlText w:val="o"/>
+      <w:lvlJc w:val="left"/>
+      <w:pPr>
+        <w:tabs>
+          <w:tab w:val="num" w:pos="1440"/>
+        </w:tabs>
+        <w:ind w:left="1440" w:hanging="360"/>
+      </w:pPr>
+      <w:rPr>
+        <w:rFonts w:ascii="Courier New" w:hAnsi="Courier New" w:hint="default"/>
+        <w:sz w:val="20"/>
+      </w:rPr>
+    </w:lvl>
+    <w:lvl w:ilvl="2" w:tentative="1">
+      <w:start w:val="1"/>
+      <w:numFmt w:val="bullet"/>
+      <w:lvlText w:val=""/>
+      <w:lvlJc w:val="left"/>
+      <w:pPr>
+        <w:tabs>
+          <w:tab w:val="num" w:pos="2160"/>
+        </w:tabs>
+        <w:ind w:left="2160" w:hanging="360"/>
+      </w:pPr>
+      <w:rPr>
+        <w:rFonts w:ascii="Wingdings" w:hAnsi="Wingdings" w:hint="default"/>
+        <w:sz w:val="20"/>
+      </w:rPr>
+    </w:lvl>
+    <w:lvl w:ilvl="3" w:tentative="1">
+      <w:start w:val="1"/>
+      <w:numFmt w:val="bullet"/>
+      <w:lvlText w:val=""/>
+      <w:lvlJc w:val="left"/>
+      <w:pPr>
+        <w:tabs>
+          <w:tab w:val="num" w:pos="2880"/>
+        </w:tabs>
+        <w:ind w:left="2880" w:hanging="360"/>
+      </w:pPr>
+      <w:rPr>
+        <w:rFonts w:ascii="Wingdings" w:hAnsi="Wingdings" w:hint="default"/>
+        <w:sz w:val="20"/>
+      </w:rPr>
+    </w:lvl>
+    <w:lvl w:ilvl="4" w:tentative="1">
+      <w:start w:val="1"/>
+      <w:numFmt w:val="bullet"/>
+      <w:lvlText w:val=""/>
+      <w:lvlJc w:val="left"/>
+      <w:pPr>
+        <w:tabs>
+          <w:tab w:val="num" w:pos="3600"/>
+        </w:tabs>
+        <w:ind w:left="3600" w:hanging="360"/>
+      </w:pPr>
+      <w:rPr>
+        <w:rFonts w:ascii="Wingdings" w:hAnsi="Wingdings" w:hint="default"/>
+        <w:sz w:val="20"/>
+      </w:rPr>
+    </w:lvl>
+    <w:lvl w:ilvl="5" w:tentative="1">
+      <w:start w:val="1"/>
+      <w:numFmt w:val="bullet"/>
+      <w:lvlText w:val=""/>
+      <w:lvlJc w:val="left"/>
+      <w:pPr>
+        <w:tabs>
+          <w:tab w:val="num" w:pos="4320"/>
+        </w:tabs>
+        <w:ind w:left="4320" w:hanging="360"/>
+      </w:pPr>
+      <w:rPr>
+        <w:rFonts w:ascii="Wingdings" w:hAnsi="Wingdings" w:hint="default"/>
+        <w:sz w:val="20"/>
+      </w:rPr>
+    </w:lvl>
+    <w:lvl w:ilvl="6" w:tentative="1">
+      <w:start w:val="1"/>
+      <w:numFmt w:val="bullet"/>
+      <w:lvlText w:val=""/>
+      <w:lvlJc w:val="left"/>
+      <w:pPr>
+        <w:tabs>
+          <w:tab w:val="num" w:pos="5040"/>
+        </w:tabs>
+        <w:ind w:left="5040" w:hanging="360"/>
+      </w:pPr>
+      <w:rPr>
+        <w:rFonts w:ascii="Wingdings" w:hAnsi="Wingdings" w:hint="default"/>
+        <w:sz w:val="20"/>
+      </w:rPr>
+    </w:lvl>
+    <w:lvl w:ilvl="7" w:tentative="1">
+      <w:start w:val="1"/>
+      <w:numFmt w:val="bullet"/>
+      <w:lvlText w:val=""/>
+      <w:lvlJc w:val="left"/>
+      <w:pPr>
+        <w:tabs>
+          <w:tab w:val="num" w:pos="5760"/>
+        </w:tabs>
+        <w:ind w:left="5760" w:hanging="360"/>
+      </w:pPr>
+      <w:rPr>
+        <w:rFonts w:ascii="Wingdings" w:hAnsi="Wingdings" w:hint="default"/>
+        <w:sz w:val="20"/>
+      </w:rPr>
+    </w:lvl>
+    <w:lvl w:ilvl="8" w:tentative="1">
+      <w:start w:val="1"/>
+      <w:numFmt w:val="bullet"/>
+      <w:lvlText w:val=""/>
+      <w:lvlJc w:val="left"/>
+      <w:pPr>
+        <w:tabs>
+          <w:tab w:val="num" w:pos="6480"/>
+        </w:tabs>
+        <w:ind w:left="6480" w:hanging="360"/>
+      </w:pPr>
+      <w:rPr>
+        <w:rFonts w:ascii="Wingdings" w:hAnsi="Wingdings" w:hint="default"/>
+        <w:sz w:val="20"/>
+      </w:rPr>
+    </w:lvl>
+  </w:abstractNum>
   <w:num w:numId="1" w16cid:durableId="175733817">
-    <w:abstractNumId w:val="5"/>
+    <w:abstractNumId w:val="6"/>
   </w:num>
   <w:num w:numId="2" w16cid:durableId="1821577377">
-    <w:abstractNumId w:val="7"/>
+    <w:abstractNumId w:val="8"/>
   </w:num>
   <w:num w:numId="3" w16cid:durableId="1487358285">
     <w:abstractNumId w:val="1"/>
@@ -24011,13 +30098,16 @@
     <w:abstractNumId w:val="2"/>
   </w:num>
   <w:num w:numId="7" w16cid:durableId="1789859730">
-    <w:abstractNumId w:val="8"/>
+    <w:abstractNumId w:val="9"/>
   </w:num>
   <w:num w:numId="8" w16cid:durableId="1493524583">
-    <w:abstractNumId w:val="6"/>
+    <w:abstractNumId w:val="7"/>
   </w:num>
   <w:num w:numId="9" w16cid:durableId="1280646457">
     <w:abstractNumId w:val="0"/>
+  </w:num>
+  <w:num w:numId="10" w16cid:durableId="1943103751">
+    <w:abstractNumId w:val="5"/>
   </w:num>
 </w:numbering>
 </file>
@@ -24422,7 +30512,7 @@
   <w:style w:type="paragraph" w:default="1" w:styleId="Normal">
     <w:name w:val="Normal"/>
     <w:qFormat/>
-    <w:rsid w:val="009F0AA1"/>
+    <w:rsid w:val="005A64D8"/>
   </w:style>
   <w:style w:type="paragraph" w:styleId="Heading1">
     <w:name w:val="heading 1"/>
@@ -24958,6 +31048,19 @@
       </w:tblBorders>
     </w:tblPr>
   </w:style>
+  <w:style w:type="paragraph" w:styleId="NormalWeb">
+    <w:name w:val="Normal (Web)"/>
+    <w:basedOn w:val="Normal"/>
+    <w:uiPriority w:val="99"/>
+    <w:semiHidden/>
+    <w:unhideWhenUsed/>
+    <w:rsid w:val="00EE2008"/>
+    <w:rPr>
+      <w:rFonts w:ascii="Times New Roman" w:hAnsi="Times New Roman" w:cs="Times New Roman"/>
+      <w:sz w:val="24"/>
+      <w:szCs w:val="24"/>
+    </w:rPr>
+  </w:style>
 </w:styles>
 </file>
 
